--- a/tillsyn/A 21683-2026 tillsynsbegäran.docx
+++ b/tillsyn/A 21683-2026 tillsynsbegäran.docx
@@ -7,7 +7,7 @@
         <w:pStyle w:val="Title"/>
       </w:pPr>
       <w:r>
-        <w:t>Tillsynsbegäran – information om höga naturvärden i avverkningsanmälan A 21683-2026 i Malung-Sälens kommun</w:t>
+        <w:t>Tillsynsbegäran – information om höga naturvärden och fridlysta arter i avverkningsanmälan A 21683-2026 i Malung-Sälens kommun</w:t>
       </w:r>
     </w:p>
     <w:p>
@@ -22,7 +22,7 @@
     </w:p>
     <w:p>
       <w:r>
-        <w:t>Nedan beskrivs fynd av naturvårdsarter som gjorts i det avverkningsanmälda området.</w:t>
+        <w:t>Nedan beskrivs fynd av naturvårdsarter och fridlysta arter som gjorts i det avverkningsanmälda området. I BILAGA 1 finns artfakta om fridlysta arter.</w:t>
       </w:r>
     </w:p>
     <w:p>
@@ -35,7 +35,7 @@
     </w:p>
     <w:p>
       <w:r>
-        <w:t>I avverkningsanmälan har följande 1 naturvårdsarter hittats: bårdlav (S). Arter som är signalarter enligt Skogsstyrelsen har markerats med (S).</w:t>
+        <w:t>I avverkningsanmälan har följande 29 naturvårdsarter hittats: citronporing (CR), gräddporing (VU), norsk näverlav (VU), rynkskinn (VU), blanksvart spiklav (NT), blågrå svartspik (NT), dvärgbägarlav (NT), garnlav (NT), gransotdyna (NT), gränsticka (NT), hornvaxskinn (NT), kortskaftad ärgspik (NT), mörk kolflarnlav (NT), nordtagging (NT), skrovellav (NT), talltita (NT, §4), tretåig hackspett (NT, §4), vedflamlav (NT), vedskivlav (NT), vedtrappmossa (NT), violettgrå tagellav (NT), vitgrynig nållav (NT), bårdlav (S), luddlav (S), norrlandslav (S), nästlav (S), rävticka (S), skinnlav (S) och vedticka (S). Av dessa är 22 rödlistade. För rödlistade arter har rödlistekategorin angivits inom parentes. Arter som är signalarter enligt Skogsstyrelsen har markerats med (S). För fridlysta arter anges även paragrafen i Artskyddsförordningen som arten är fridlyst enligt.</w:t>
       </w:r>
     </w:p>
     <w:p>
@@ -50,7 +50,7 @@
       <w:r>
         <w:drawing>
           <wp:inline xmlns:a="http://schemas.openxmlformats.org/drawingml/2006/main" xmlns:pic="http://schemas.openxmlformats.org/drawingml/2006/picture">
-            <wp:extent cx="5486400" cy="5832603"/>
+            <wp:extent cx="5486400" cy="5646935"/>
             <wp:docPr id="1" name="Picture 1"/>
             <wp:cNvGraphicFramePr>
               <a:graphicFrameLocks noChangeAspect="1"/>
@@ -71,7 +71,7 @@
                   <pic:spPr>
                     <a:xfrm>
                       <a:off x="0" y="0"/>
-                      <a:ext cx="5486400" cy="5832603"/>
+                      <a:ext cx="5486400" cy="5646935"/>
                     </a:xfrm>
                     <a:prstGeom prst="rect"/>
                   </pic:spPr>
@@ -95,6 +95,28 @@
         <w:rPr>
           <w:b/>
         </w:rPr>
+        <w:t>Blanksvart spiklav (NT)</w:t>
+      </w:r>
+      <w:r>
+        <w:t xml:space="preserve"> förekommer på torr, hård, gammal kärnved men även på äldre ytved av tall i naturskogsartade bestånd med begränsad brandpåverkan och ostörd hydrologi. Skogsbruksåtgärder på eller i närheten av lokaler med blanksvart spiklav utgör ett hot. Naturskogsartade öppna tall- och barrblandskogar med blanksvart spiklav indikerar höga biologiska värden och bör bevaras (SLU Artdatabanken, 2024).</w:t>
+      </w:r>
+    </w:p>
+    <w:p>
+      <w:r>
+        <w:rPr>
+          <w:b/>
+        </w:rPr>
+        <w:t>Blågrå svartspik (NT)</w:t>
+      </w:r>
+      <w:r>
+        <w:t xml:space="preserve"> växer på torr, hård ved av gamla, solbelysta torrakor, högstubbar av tall och grova döda grenar på levande tallar i öppna bestånd av naturskogskaraktär. Nästan alltid rör det sig om tjärrika torrträd och högstubbar (töreved, keloträd) som kan vara en bra bit över hundra år, i vissa fall sannolikt hundratals år gamla. Skogsbruk är idag det allvarligaste hotet. Ett långsiktigt hot är att nybildningen av gamla torrakor och högstubbar är en långsam process vilken ofta är beroende av skogsbrand. Nytt substrat bildas numera sannolikt nästan inte alls då antalet naturliga skogsbränder har minskat drastiskt på grund av effektivare brandbekämpning. Döda träd som lämnas efter avverkning är inte lämpliga för arten, eftersom dessa träd inte varit utsatta för skogsbrand och bildat tjärrik ved. Skogsbruksåtgärder på eller i närheten av växtplatserna bör undvikas. Naturskogsartade skogar med förekomst av arten indikerar höga biologiska värden och bör bevaras. Blågrå svartspik har en mycket begränsad utbredning utanför de nordiska länderna varför dessa länder har ett speciellt ansvar för arten (SLU Artdatabanken, 2024).</w:t>
+      </w:r>
+    </w:p>
+    <w:p>
+      <w:r>
+        <w:rPr>
+          <w:b/>
+        </w:rPr>
         <w:t>Bårdlav</w:t>
       </w:r>
       <w:r>
@@ -135,6 +157,901 @@
       </w:r>
       <w:r>
         <w:t xml:space="preserve"> (SLU Artdatabanken, 2026; Nitare &amp; Skogsstyrelsen, 2019).</w:t>
+      </w:r>
+    </w:p>
+    <w:p>
+      <w:r>
+        <w:rPr>
+          <w:b/>
+        </w:rPr>
+        <w:t>Citronporing (VU)</w:t>
+      </w:r>
+      <w:r>
+        <w:t xml:space="preserve"> växer på granlågor i naturskogsartade granskogar. Den påträffas ofta på eller nära fruktkroppar av klibbticka. Citronporing är globalt rödlistad som starkt hotad (EN) vilket innebär att Sverige har ett internationellt ansvar för arten. Alla skogsskötselåtgärder på eller i direkt anslutning till växtplatserna utgör ett hot och områden som hyser arten måste undantas helt från skogsbruk. Lokaler där citronporing påträffas bör ges ett juridiskt skydd (SLU Artdatabanken, 2026; IUCN, 2019).</w:t>
+      </w:r>
+    </w:p>
+    <w:p>
+      <w:r>
+        <w:rPr>
+          <w:b/>
+        </w:rPr>
+        <w:t>Dvärgbägarlav (NT)</w:t>
+      </w:r>
+      <w:r>
+        <w:t xml:space="preserve"> förekommer över hela Sverige på gammal hård ved, huvudsakligen på tall men i södra Sverige även på ek. Veden utgörs framförallt av grova stubbar, lågor och grenar. Substratet har blivit sällsyntare och nybildning av substrat sker bara i begränsad omfattning. Arten hotas av att grova lågor blir allt sällsyntare i dagens kulturskogar samt att nybildningen av lämpliga substrat går mycket långsamt. En riklig tillgång på gamla tall- eller eklågor måste säkerställas på artens lokaler. Dvärgbägarlav är typisk art för </w:t>
+      </w:r>
+      <w:r>
+        <w:rPr>
+          <w:i/>
+        </w:rPr>
+        <w:t>9010 Taiga</w:t>
+      </w:r>
+      <w:r>
+        <w:t xml:space="preserve"> (SLU Artdatabanken, 2024; Nitare &amp; Skogsstyrelsen, 2019).</w:t>
+      </w:r>
+    </w:p>
+    <w:p>
+      <w:r>
+        <w:rPr>
+          <w:b/>
+        </w:rPr>
+        <w:t>Garnlav (VU)</w:t>
+      </w:r>
+      <w:r>
+        <w:t xml:space="preserve"> är en utpräglad barrskogsart som ibland kan drapera träden i norrländska grannaturskogar med hög luftfuktighet. Den förekommer även i talldominerade bestånd där den, förutom i trädens grenverk, påträffas hängande över ojämnheter i tallbarken. Arten har minskat starkt i södra och mellersta Sverige och den minskar även i sitt nordliga utbredningsområde. Minskningstakten uppgår till 30 (20–50) % inom 50 år och överstiger gränsvärdet för Sårbar (VU). Orsaken till tillbakagången beror främst på slutavverkningar av naturskogsartade skogar. Bestånd med riklig förekomst bör regelmässigt sparas, vilket även gynnar flera andra sällsynta och rödlistade arter. Garnlav är värdväxt för den mycket sällsynta och akut hotade fjärilen barrskogslavfly (CR) som hör hemma i boreala barrskogar med riklig förekomst av värdväxten. Tidigare kunde arten konstateras årligen på flera platser vid Dala-Floda i Dalarna innan lokalerna kalavverkades. Senaste fyndet i landet av barrskogslavfly är från år 2000 då den påträffades vid Högberget i Sollefteå kommun. Garnlav är typisk art för </w:t>
+      </w:r>
+      <w:r>
+        <w:rPr>
+          <w:i/>
+        </w:rPr>
+        <w:t xml:space="preserve">9010 Taiga </w:t>
+      </w:r>
+      <w:r>
+        <w:t>och</w:t>
+      </w:r>
+      <w:r>
+        <w:rPr>
+          <w:i/>
+        </w:rPr>
+        <w:t xml:space="preserve"> 9070 Trädklädd betesmark</w:t>
+      </w:r>
+      <w:r>
+        <w:t xml:space="preserve"> (SLU Artdatabanken, 2026).</w:t>
+      </w:r>
+    </w:p>
+    <w:p>
+      <w:r>
+        <w:rPr>
+          <w:b/>
+        </w:rPr>
+        <w:t>Gransotdyna (NT)</w:t>
+      </w:r>
+      <w:r>
+        <w:t xml:space="preserve"> är en nedbrytare på grova, murkna, ofta barklösa stubbar och liggande stammar av gran, sällan även av bok. Den kräver tillgång till lågor och stubbar i frisk till fuktig miljö och är helt bunden till skogsbestånd med hög bonitet. Gransotdyna hotas av det intensiva utnyttjandet av granskogar med hög bonitet. Arten förekommer främst i de sydliga delarna av landet där bristen på äldre skog är mest påtaglig. Alla lokaler för arten måste undantas från rationellt skogsbruk och tillgången på död ved av grova dimensioner måste säkerställas. Fler områden med äldre granskog måste skyddas i södra Sverige (SLU Artdatabanken, 2024).</w:t>
+      </w:r>
+    </w:p>
+    <w:p>
+      <w:r>
+        <w:rPr>
+          <w:b/>
+        </w:rPr>
+        <w:t>Gräddporing (VU)</w:t>
+      </w:r>
+      <w:r>
+        <w:t xml:space="preserve"> växer nästan enbart i urskogsartad barrskog på gamla, kraftigt murkna, grova och mossbelupna tallågor i något fuktiga och skuggiga lägen. Arten är placerad högst upp i Skogsstyrelsens värdepyramid för bedömning av skog med höga naturvärden och indikerar gamla och relativt orörda tallnaturskogar med höga naturvärden där det under låg tid kontinuerligt funnits inslag av grova tallågor. För att på sikt hejda artens vikande trend behöver merparten av gräddporingens nu kända växtplatser undantas från skogsbruk. Gräddporing är typisk art för </w:t>
+      </w:r>
+      <w:r>
+        <w:rPr>
+          <w:i/>
+        </w:rPr>
+        <w:t>9010 Taiga</w:t>
+      </w:r>
+      <w:r>
+        <w:t xml:space="preserve"> (SLU Artdatabanken, 2024; Nitare &amp; Skogsstyrelsen, 2019).</w:t>
+      </w:r>
+    </w:p>
+    <w:p>
+      <w:r>
+        <w:rPr>
+          <w:b/>
+        </w:rPr>
+        <w:t>Gränsticka (VU)</w:t>
+      </w:r>
+      <w:r>
+        <w:t xml:space="preserve"> är en mycket bra signalart inom hela sitt utbredningsområde. Den är huvudsakligen knuten till restbestånd av barrnaturskog och förekommer med ett tydligt optimum i orörda eller måttligt påverkade gamla granskogar där det föreligger långvarig kontinuitet av grov död ved. Den totala populationen bedöms ha minskat och fortsätter att minska i takt med att grankontinuitetsskogar (äldre tidigare icke kalavverkade skogar) minskar i areal. Minskningstakten överstiger gränsvärdet för sårbar (VU). Lokaler som hyser arten bör undantas från skogsbruk, speciellt i mellersta och södra Sverige. Gränsticka är typisk art för </w:t>
+      </w:r>
+      <w:r>
+        <w:rPr>
+          <w:i/>
+        </w:rPr>
+        <w:t>9010 Taiga</w:t>
+      </w:r>
+      <w:r>
+        <w:t xml:space="preserve"> (SLU Artdatabanken, 2026; Nitare &amp; Skogsstyrelsen, 2019).</w:t>
+      </w:r>
+    </w:p>
+    <w:p>
+      <w:r>
+        <w:rPr>
+          <w:b/>
+        </w:rPr>
+        <w:t xml:space="preserve">Hornvaxskinn (NT) </w:t>
+      </w:r>
+      <w:r>
+        <w:t>påträffas på gamla senvuxna, torra och hårda lågor i gamla naturskogsartade eller plockhuggna tallskogar i norra Sverige. Arten hotas av avverkning av naturskogsartade tallskogar och uttag av torrakor till timring av byggnader. Avverkning av naturskogsliknande tallskogar bör ej förekomma (SLU Artdatabanken, 2024).</w:t>
+      </w:r>
+    </w:p>
+    <w:p>
+      <w:r>
+        <w:rPr>
+          <w:b/>
+        </w:rPr>
+        <w:t>Kortskaftad ärgspik (NT)</w:t>
+      </w:r>
+      <w:r>
+        <w:t xml:space="preserve"> förekommer i barrträdsdominerade skogar och växer nästan uteslutande på tallved. Den föredrar gamla högstubbar i fuktig och halvöppen miljö, t.ex. i myrkanter, sumpskog och brandpräglad skog. Arten indikerar kontinuerlig tillgång till gamla högstubbar i kombination med hög och jämn luftfuktighet. Skogsbruk på lokaler med kortskaftad ärgspik utgör ett hot. På lång sikt bildas färre lämpliga substrat än vad som försvinner. Avverkning av barrträdsdominerade bestånd av naturskogskaraktär utgör ett långsiktigt hot. Naturskogsartade bestånd med riklig förekomst av gamla och grova tallhögstubbar bör undantas från skogsbruk (SLU Artdatabanken, 2024).</w:t>
+      </w:r>
+    </w:p>
+    <w:p>
+      <w:r>
+        <w:rPr>
+          <w:b/>
+        </w:rPr>
+        <w:t>Luddlav</w:t>
+      </w:r>
+      <w:r>
+        <w:t xml:space="preserve"> signalerar lång skoglig kontinuitet med ett stabilt lokal- och mikroklimat med hög och jämn fuktighet. Luddlav är typisk art för </w:t>
+      </w:r>
+      <w:r>
+        <w:rPr>
+          <w:i/>
+        </w:rPr>
+        <w:t>9010 Taiga,</w:t>
+      </w:r>
+      <w:r>
+        <w:t xml:space="preserve"> </w:t>
+      </w:r>
+      <w:r>
+        <w:rPr>
+          <w:i/>
+        </w:rPr>
+        <w:t xml:space="preserve">9020 Nordlig ädellövskog, 9070 Trädklädd betesmark, 9110 Näringsfattig bokskog, 9180 Ädellövskog i branter </w:t>
+      </w:r>
+      <w:r>
+        <w:t>och</w:t>
+      </w:r>
+      <w:r>
+        <w:rPr>
+          <w:i/>
+        </w:rPr>
+        <w:t xml:space="preserve"> 9190 Näringsfattig ekskog </w:t>
+      </w:r>
+      <w:r>
+        <w:t>(Nitare &amp; Skogsstyrelsen, 2019; SLU Artdatabanken, 2025).</w:t>
+      </w:r>
+    </w:p>
+    <w:p>
+      <w:r>
+        <w:rPr>
+          <w:b/>
+        </w:rPr>
+        <w:t>Mörk kolflarnlav (NT)</w:t>
+      </w:r>
+      <w:r>
+        <w:t xml:space="preserve"> är brandberoende och växer nästan uteslutande på kolad hård kärnved av tall. Arten förekommer främst i glesa, öppna tall- och blandbarrskogar av naturskogskaraktär och etableringen verkar ske sent efter brand, kanske först efter 100–300 år. Mörk kolflarnlav indikerar skog med höga naturvärden och vanligast är att den påträffas på rester av nedbrunna torrakor och högstubbar och lågstubbar som är så grova att hela innandömet är urbränt. Tall- och blandbarrskogar av naturskogskaraktär med spår av återkommande bränder hyser höga biologiska värden och bör skyddas (SLU Artdatabanken, 2024).</w:t>
+      </w:r>
+    </w:p>
+    <w:p>
+      <w:r>
+        <w:rPr>
+          <w:b/>
+        </w:rPr>
+        <w:t>Nordtagging (NT)</w:t>
+      </w:r>
+      <w:r>
+        <w:t xml:space="preserve"> växer främst på tallågor av grövre dimensioner och påträffas huvudsakligen i äldre skog som inte kalavverkats. Nordtaggingen missgynnas av att områden med äldre tallskog har minskat starkt. Bekämpning av skogsbränder, samtidigt som skogsbruket omvandlar naturligt glesa tallbestånd till likartade och betydligt tätare bestånd, har missgynnat arten. Bristen på gamla tallågor utgör på sikt ett allvarligt hot och återskapandet av lämpliga biotoper tar mycket lång tid. Områden med olikåldriga bestånd av tall och med stort inslag av äldre träd bör undantas från skoglig produktion (SLU Artdatabanken, 2024).</w:t>
+      </w:r>
+    </w:p>
+    <w:p>
+      <w:r>
+        <w:rPr>
+          <w:b/>
+        </w:rPr>
+        <w:t xml:space="preserve">Norrlandslav </w:t>
+      </w:r>
+      <w:r>
+        <w:t xml:space="preserve">indikerar söder om den naturliga norrlandsgränsen barrskogsbeklädda bergbranter eller andra ostörda skogsmiljöer med höga naturvärden. Norrlandslav är typisk art för </w:t>
+      </w:r>
+      <w:r>
+        <w:rPr>
+          <w:i/>
+        </w:rPr>
+        <w:t xml:space="preserve">9010 Taiga, 8110 Silikatrasmarker </w:t>
+      </w:r>
+      <w:r>
+        <w:t>och</w:t>
+      </w:r>
+      <w:r>
+        <w:rPr>
+          <w:i/>
+        </w:rPr>
+        <w:t xml:space="preserve"> 8120 Kalkrasmarker </w:t>
+      </w:r>
+      <w:r>
+        <w:t>(Nitare &amp; Skogsstyrelsen, 2000; SLU Artdatabanken, 2025).</w:t>
+      </w:r>
+    </w:p>
+    <w:p>
+      <w:r>
+        <w:rPr>
+          <w:b/>
+        </w:rPr>
+        <w:t>Norsk näverlav (VU)</w:t>
+      </w:r>
+      <w:r>
+        <w:t>, rödlistad som sårbar, är en suboceanisk art och påträffas bara i områden med hög och jämn luftfuktighet. Den växer i fuktiga granskogar, främst på stammar eller grenar av äldre björkar och granar. Arten är placerad i toppen av Skogsstyrelsens värdepyramid för bedömning av skog med höga naturvärden och försvinner eller missgynnas starkt vid all form av avverkning på eller i anslutning till lokalerna. Norsk näverlav har en hög andel av sin världspopulation i Norge och Sverige vilket medför ett särskilt ansvar för arten (Nitare &amp; Skogsstyrelsen, 2019; SLU Artdatabanken, 2024).</w:t>
+      </w:r>
+    </w:p>
+    <w:p>
+      <w:r>
+        <w:rPr>
+          <w:b/>
+        </w:rPr>
+        <w:t>Nästlav</w:t>
+      </w:r>
+      <w:r>
+        <w:t xml:space="preserve"> indikerar söder om den naturliga norrlandsgränsen äldre barrskogsområden med höga naturvärden där andra ovanliga nordliga barrskogsarter kan påträffas. Nästlav är typisk art för </w:t>
+      </w:r>
+      <w:r>
+        <w:rPr>
+          <w:i/>
+        </w:rPr>
+        <w:t xml:space="preserve">9010 Taiga </w:t>
+      </w:r>
+      <w:r>
+        <w:t>(Nitare &amp; Skogsstyrelsen, 2019; SLU Artdatabanken, 2025).</w:t>
+      </w:r>
+    </w:p>
+    <w:p>
+      <w:r>
+        <w:rPr>
+          <w:b/>
+        </w:rPr>
+        <w:t>Rynkskinn (NT)</w:t>
+      </w:r>
+      <w:r>
+        <w:t xml:space="preserve"> är en vednedbrytare som växer på grova granlågor och ingår i en karaktäristisk association av vedsvampar knutna till urskogsartade barrskogar. Den har klassificerats som en “urskogsindikator” och är placerad i toppen av Skogsstyrelsens värdepyramid för bedömning av skog med höga naturvärden. Allt tyder på att rynkskinn är mycket känslig för skogliga ingrepp och lokalerna, som oftast har höga biologiska kvaliteter, bör lämnas till fri utveckling. Rynkskinn är typisk art för </w:t>
+      </w:r>
+      <w:r>
+        <w:rPr>
+          <w:i/>
+        </w:rPr>
+        <w:t xml:space="preserve">9010 Taiga, 9050 Näringsrik granskog </w:t>
+      </w:r>
+      <w:r>
+        <w:t>och</w:t>
+      </w:r>
+      <w:r>
+        <w:rPr>
+          <w:i/>
+        </w:rPr>
+        <w:t xml:space="preserve"> 9030 Landhöjningsskog</w:t>
+      </w:r>
+      <w:r>
+        <w:t xml:space="preserve"> (Nitare &amp; Skogsstyrelsen, 2019; SLU Artdatabanken, 2026).</w:t>
+      </w:r>
+    </w:p>
+    <w:p>
+      <w:r>
+        <w:rPr>
+          <w:b/>
+        </w:rPr>
+        <w:t>Rävticka</w:t>
+      </w:r>
+      <w:r>
+        <w:t xml:space="preserve"> är typisk art för </w:t>
+      </w:r>
+      <w:r>
+        <w:rPr>
+          <w:i/>
+        </w:rPr>
+        <w:t xml:space="preserve">9010 Taiga </w:t>
+      </w:r>
+      <w:r>
+        <w:t>(SLU Artdatabanken, 2025).</w:t>
+      </w:r>
+    </w:p>
+    <w:p>
+      <w:r>
+        <w:rPr>
+          <w:b/>
+        </w:rPr>
+        <w:t xml:space="preserve">Skinnlav </w:t>
+      </w:r>
+      <w:r>
+        <w:t xml:space="preserve">förekommer på diverse lövträd, främst på gammal asp och sälg. Den påträffas främst i områden med lång kontinuitet av grova lövträd och signalerar skogsmark med höga naturvärden. På lokalerna förekommer som regel ett flertal andra ovanliga eller rödlistade lavar. I likhet med gelélavarna, etablerar sig skinnlaven i skogsmark på grova aspar i sena lövsuccessioner. Skinnlav är typisk art för </w:t>
+      </w:r>
+      <w:r>
+        <w:rPr>
+          <w:i/>
+        </w:rPr>
+        <w:t xml:space="preserve">9010 Taiga, 9020 Nordlig ädellövskog </w:t>
+      </w:r>
+      <w:r>
+        <w:t xml:space="preserve">och </w:t>
+      </w:r>
+      <w:r>
+        <w:rPr>
+          <w:i/>
+        </w:rPr>
+        <w:t xml:space="preserve">9070 Trädklädd betesmark </w:t>
+      </w:r>
+      <w:r>
+        <w:t>(Nitare &amp; Skogsstyrelsen, 2019; SLU Artdatabanken, 2025).</w:t>
+      </w:r>
+    </w:p>
+    <w:p>
+      <w:r>
+        <w:rPr>
+          <w:b/>
+        </w:rPr>
+        <w:t>Skrovellav (NT)</w:t>
+      </w:r>
+      <w:r>
+        <w:t xml:space="preserve"> växer på gamla lövträd och på klippor i gamla skogar med hög och jämn luftfuktighet. Slutavverkning av kontinuitetsskog utgör det största hotet och lavens fortsatta förekomst bör säkerställas genom att lokaler med äldre skog skyddas. I områden med mycket hög luftfuktighet kan man på bålen av skrovellav finna de sällsynta parasitsvamparna skrovellavsknapp (EN), </w:t>
+      </w:r>
+      <w:r>
+        <w:rPr>
+          <w:i/>
+        </w:rPr>
+        <w:t>Catillaria lobariicola</w:t>
+      </w:r>
+      <w:r>
+        <w:t xml:space="preserve"> (VU) och </w:t>
+      </w:r>
+      <w:r>
+        <w:rPr>
+          <w:i/>
+        </w:rPr>
+        <w:t>Merismatium lobariae</w:t>
+      </w:r>
+      <w:r>
+        <w:t xml:space="preserve"> (DD). Skrovellav är typisk art för </w:t>
+      </w:r>
+      <w:r>
+        <w:rPr>
+          <w:i/>
+        </w:rPr>
+        <w:t xml:space="preserve">9010 Taiga, 9020 Nordlig ädellövskog, 9040 Fjällbjörkskog, 9070 Trädklädd betesmark, 9160 Näringsrik ekskog, 9180 Ädellövskog i branter, 9190 Näringsfattig ekskog, 8210 Kalkbranter </w:t>
+      </w:r>
+      <w:r>
+        <w:t xml:space="preserve">och </w:t>
+      </w:r>
+      <w:r>
+        <w:rPr>
+          <w:i/>
+        </w:rPr>
+        <w:t>6530 Lövängar</w:t>
+      </w:r>
+      <w:r>
+        <w:t xml:space="preserve"> (SLU Artdatabanken, 2026; Nitare &amp; Skogsstyrelsen, 2019).</w:t>
+      </w:r>
+    </w:p>
+    <w:p>
+      <w:r>
+        <w:rPr>
+          <w:b/>
+        </w:rPr>
+        <w:t>Vedflamlav (NT)</w:t>
+      </w:r>
+      <w:r>
+        <w:t xml:space="preserve"> växer på gammal hård och torr, exponerad kärnved av tall, främst på högstubbar i ljusöppna lägen, t.ex. vid och på myrar, sjökanter, i glesa hällmarkskogar och i brandpräglade tallnaturskogar. Substratet nyskapas i begränsad omfattning och arten är en utmärkt indikator på höga naturvärden i denna skogstyp. Tall- och barrblandskogar med naturskogskaraktär och spår av bränder har ofta höga biologiska värden och bör skyddas. På vedflamlavens bål kan den sällsynta spiklaven/parasiten </w:t>
+      </w:r>
+      <w:r>
+        <w:rPr>
+          <w:i/>
+        </w:rPr>
+        <w:t>Calicium ramboldiicola</w:t>
+      </w:r>
+      <w:r>
+        <w:t xml:space="preserve"> (VU) påträffas (SLU Artdatabanken, 2026).</w:t>
+      </w:r>
+    </w:p>
+    <w:p>
+      <w:r>
+        <w:rPr>
+          <w:b/>
+        </w:rPr>
+        <w:t>Vedskivlav (NT)</w:t>
+      </w:r>
+      <w:r>
+        <w:t xml:space="preserve"> växer på gammal, torr, exponerad, hård kärnved av framförallt tall i naturskogsartade bestånd. Avverkning av tallskog av naturskogskaraktär med spår av återkommande bränder är ett hot. Mängden lämplig ved att växa på för vedskivlav minskar, dels på grund av naturlig nedbrytning men framförallt på grund av att de förstörs i samband med slutavverkningar, gallringar och markberedning. Tall- och blandbarrskogar av naturskogskaraktär med spår av återkommande bränder bör skyddas. Vedskivlav är typisk art för </w:t>
+      </w:r>
+      <w:r>
+        <w:rPr>
+          <w:i/>
+        </w:rPr>
+        <w:t>9010 Taiga</w:t>
+      </w:r>
+      <w:r>
+        <w:t xml:space="preserve"> (SLU Artdatabanken, 2024).</w:t>
+      </w:r>
+    </w:p>
+    <w:p>
+      <w:r>
+        <w:rPr>
+          <w:b/>
+        </w:rPr>
+        <w:t xml:space="preserve">Vedticka </w:t>
+      </w:r>
+      <w:r>
+        <w:t xml:space="preserve">är en bra signalart söder om den naturliga norrlandsgränsen. Den är huvudsakligen knuten till äldre barrskogar där det föreligger långvarig kontinuitet av död barrved. Vedticka är typisk art för </w:t>
+      </w:r>
+      <w:r>
+        <w:rPr>
+          <w:i/>
+        </w:rPr>
+        <w:t xml:space="preserve">9010 Taiga </w:t>
+      </w:r>
+      <w:r>
+        <w:t>(Nitare &amp; Skogsstyrelsen, 2019; SLU Artdatabanken, 2025).</w:t>
+      </w:r>
+    </w:p>
+    <w:p>
+      <w:r>
+        <w:rPr>
+          <w:b/>
+        </w:rPr>
+        <w:t xml:space="preserve">Vedtrappmossa (NT) </w:t>
+      </w:r>
+      <w:r>
+        <w:t xml:space="preserve">växer på död ved, främst i gammal granskog. Den förekommer knappast alls i fjällnära barrskogar utan finns i skogslandskapet nedom fjällen och framför allt i landets södra delar är den en mycket bra signalart för barrnaturskog med höga naturvärden. Skogsavverkning och brist på grov död ved i skogen är de allvarligaste hoten och den överlever inte kalhyggesbruk. Lokaler med sluten granskog, tillräckligt stora för att säkerställa ett kontinuerligt tillskott på grova lågor, bör undantas från storskaligt skogsbruk. Vedtrappmossa är typisk art för </w:t>
+      </w:r>
+      <w:r>
+        <w:rPr>
+          <w:i/>
+        </w:rPr>
+        <w:t>9010 Taiga</w:t>
+      </w:r>
+      <w:r>
+        <w:t xml:space="preserve"> (SLU Artdatabanken, 2024).</w:t>
+      </w:r>
+    </w:p>
+    <w:p>
+      <w:r>
+        <w:rPr>
+          <w:b/>
+        </w:rPr>
+        <w:t>Violettgrå tagellav (NT)</w:t>
+      </w:r>
+      <w:r>
+        <w:t xml:space="preserve"> växer nästan uteslutande i gamla olikåldriga barrnaturskogar med lång skoglig kontinuitet och är en utmärkt signal på skog med höga naturvärden. Slutavverkning av tidigare aldrig slutavverkad skog (kontinuitetsskog) är det största hotet. Biotopen nyskapas i begränsad omfattning och barrskog äldre än 160 år, där den violettgrå tagellaven huvudsakligen påträffas har minskat med 50% de senaste 50 åren. Lågproduktiv skogsmark där laven förekommer bör undantas från skogsbruk och rika förekomster i äldre granskog bör skyddas. Arten är känslig för uttorkning och det är väsentligt att tillräckligt stora bestånd avsätts. Violettgrå tagellav är typisk art för </w:t>
+      </w:r>
+      <w:r>
+        <w:rPr>
+          <w:i/>
+        </w:rPr>
+        <w:t>9010 Taiga</w:t>
+      </w:r>
+      <w:r>
+        <w:t xml:space="preserve"> (SLU Artdatabanken, 2024; Nitare &amp; Skogsstyrelsen, 2019).</w:t>
+      </w:r>
+    </w:p>
+    <w:p>
+      <w:r>
+        <w:rPr>
+          <w:b/>
+        </w:rPr>
+        <w:t>Vitgrynig nållav (NT)</w:t>
+      </w:r>
+      <w:r>
+        <w:t xml:space="preserve"> växer nästan uteslutande på bark av gamla, senvuxna granar i skuggiga lägen med hög och jämn luftfuktighet. Den vanligaste naturtypen för arten är kontinuitetsskogar på frisk mark men den finns också i sumpgranskogar. På lång sikt utgör avverkningar av olikåldriga granskogar av naturskogskaraktär ett allvarligt hot mot arten och skogsbruksåtgärder på eller i närheten av växtplatserna bör undvikas. Naturskogsartade, fuktiga granskogar med förekomster av arten signalerar höga biologiska värden och bör bevaras (SLU Artdatabanken, 2024; Nitare &amp; Skogsstyrelsen, 2019).</w:t>
+      </w:r>
+    </w:p>
+    <w:p>
+      <w:pPr>
+        <w:pStyle w:val="Heading1"/>
+      </w:pPr>
+      <w:r>
+        <w:t>Fridlysta arter</w:t>
+      </w:r>
+    </w:p>
+    <w:p>
+      <w:r>
+        <w:t>Följande fridlysta arter har sina livsmiljöer och växtplatser i den avverkningsanmälda skogen: talltita (NT, §4) och tretåig hackspett (NT, §4).</w:t>
+      </w:r>
+    </w:p>
+    <w:p>
+      <w:r>
+        <w:t xml:space="preserve">Observera att medlemsländerna är skyldiga att agera i enlighet med EU:s fågeldirektiv där det uttryckligen står att direktivet gäller för fåglar samt för deras ägg, bon och </w:t>
+      </w:r>
+      <w:r>
+        <w:rPr>
+          <w:b/>
+        </w:rPr>
+        <w:t xml:space="preserve">livsmiljöer </w:t>
+      </w:r>
+      <w:r>
+        <w:t>(artikel 1). Vidare att de åtgärder som vidtas inte får leda till en försämring av den nuvarande situationen beträffande bevarandet av de fågelarter som avses i artikel 1 (artikel 13). Fågeldirektivet är styrande för tillsynsansvariga myndigheters ärendehantering, ställningstaganden och beslutsfattande.</w:t>
+      </w:r>
+    </w:p>
+    <w:p>
+      <w:r>
+        <w:rPr>
+          <w:b/>
+        </w:rPr>
+        <w:t>Talltita (NT, §4)</w:t>
+      </w:r>
+      <w:r>
+        <w:t>, rödlistad som nära hotad och prioriterad art i Skogsvårdslagen, har häckningsrevir i anmälan. Arten har minskat kraftigt de senaste 30 åren och minskningstakten innevarande 10-årsperiod beräknas till 20 (10–30) %. Talltitan är synnerligen trogen sitt cirka 15 hektar stora revir och är beroende av flerskiktade olikåldriga skogar för att kunna föda upp sina ungar. Talltitan försvinner om dess livsmiljö kalavverkas (Eggers &amp; Low, 2014; Ekman, 1979; Griesser et al, 2007; Klein, 2020; Siffczyk et al, 2003; SLU Artdatabanken, 2021).</w:t>
+      </w:r>
+    </w:p>
+    <w:p>
+      <w:r>
+        <w:rPr>
+          <w:b/>
+        </w:rPr>
+        <w:t>Tretåig hackspett (NT, §4)</w:t>
+      </w:r>
+      <w:r>
+        <w:t xml:space="preserve"> är rödlistad som nära hotad och ingår i bilaga 1 i EU:s fågeldirektiv. Tretåig hackspett är för sin överlevnad beroende av kontinuerlig tillförsel av äldre döende och död ved, som sker genom naturliga självgallringsprocesser i äldre grannaturskogar och barrblandade naturskogar. Om en skog genom skogsbruk gallras eller glesas ur så upphör och uteblir i stort sett den naturliga självgallringsprocessen för mycket lång tid framöver vilket omöjliggör upprätthållandet av den kontinuerliga ekologiska funktionen i ett område. Det finns studier som visar att naturskogens självgallringsprocess som den tretåiga hackspetten är beroende av, inte kan ersättas med efterlämnad hänsyn i skogsbruket (Imbeau &amp; Desrochers, 2002). Storleken på häckningsreviret varierar med skogstypen, förekomsten av död ved och graden av fragmentering, men är i allmänhet i storleksordningen 25–100 hektar. Vintertid krävs ofta betydligt större områden och det finns studier som antyder att arten behöver minst 100 hektar äldre skog. I områden med låg bonitet kan det behövas över 200 hektar lämpligt habitat för att ett par ska kunna reproducera sig. Områden med dokumenterad permanent förekomst i naturskogsmiljöer har vanligen så stora naturvärden att skogsbruk är olämpligt. Tretåig hackspett är typisk art för </w:t>
+      </w:r>
+      <w:r>
+        <w:rPr>
+          <w:i/>
+        </w:rPr>
+        <w:t xml:space="preserve">9010 Taiga, 9740 Skogsbevuxen myr, 9030 Landhöjningsskog </w:t>
+      </w:r>
+      <w:r>
+        <w:t xml:space="preserve">och </w:t>
+      </w:r>
+      <w:r>
+        <w:rPr>
+          <w:i/>
+        </w:rPr>
+        <w:t>9040 Fjällbjörkskog</w:t>
+      </w:r>
+      <w:r>
+        <w:t xml:space="preserve"> (Skogsstyrelsen, 2016; SLU Artdatabanken, 2024).</w:t>
+      </w:r>
+    </w:p>
+    <w:p>
+      <w:r>
+        <w:t>I BILAGA 1 finns mer detaljerad information om ekologi samt krav på livsmiljö hos fridlysta arter.</w:t>
+      </w:r>
+    </w:p>
+    <w:p>
+      <w:r>
+        <w:br w:type="page"/>
+      </w:r>
+    </w:p>
+    <w:p>
+      <w:pPr>
+        <w:pStyle w:val="Title"/>
+      </w:pPr>
+      <w:r>
+        <w:t>BILAGA 1 – Fridlysta arter</w:t>
+      </w:r>
+    </w:p>
+    <w:p>
+      <w:pPr>
+        <w:pStyle w:val="Heading1"/>
+      </w:pPr>
+      <w:r>
+        <w:t>Talltita – ekologi samt krav på livsmiljön</w:t>
+      </w:r>
+    </w:p>
+    <w:p>
+      <w:r>
+        <w:t>Talltita är rödlistad som NT, fridlyst och prioriterad art i Skogsvårdslagen. Den omfattas av EU:s fågeldirektiv. Arten har minskat kraftigt de senaste 30 åren och minskningstakten innevarande 10-årsperiod beräknas till 20 (10–30) % (SLU Artdatabanken, 2022).</w:t>
+      </w:r>
+    </w:p>
+    <w:p>
+      <w:r>
+        <w:t>Talltita föredrar större sammanhängande barrskogar, och finns såväl i tallskog som granskog och i lövblandad barrskog. Skogens struktur är viktig och ska helst vara flerskiktad med riklig underväxt av mindre granar, björk och andra lövträd och buskar. Tillgång på murknande högstubbar är särskilt viktig, eftersom talltitan helst själv hackar ut sitt bohål (SLU Artdatabanken, 2022).</w:t>
+      </w:r>
+    </w:p>
+    <w:p>
+      <w:r>
+        <w:t>Det finns flera studier som visar att talltita är känslig för gallring och inte överlever när dess livsmiljö kalavverkas (Eggers and Low, 2014; Griesser et al., 2007; Klein, 2020). Talltitans revir är förhållandevis stora, 10–20 hektar och arten missgynnas när skogen fragmenteras. Kalavverkning av större delar av reviret innebär att det överges (Artdatabanken, 2021).</w:t>
+      </w:r>
+    </w:p>
+    <w:p>
+      <w:r>
+        <w:t>Talltitan är synnerligen trogen sitt revir så länge paret lever och biotopen förblir intakt. Paret stannar i sitt revir året om. En förlust av ett revir har därför en stor inverkan på den lokala populationen och trakthyggesbruket anses vara orsak till den svenska populationens kraftiga minskning. Talltiteparets revirtrohet innebär att närhelst under året man observerar en adult talltita så ingår denna plats i reviret (Siffczyk et al., 2003; Ekman, 1979).</w:t>
+      </w:r>
+    </w:p>
+    <w:p>
+      <w:pPr>
+        <w:pStyle w:val="Heading2"/>
+      </w:pPr>
+      <w:r>
+        <w:t>Referenser – talltita</w:t>
+      </w:r>
+    </w:p>
+    <w:p>
+      <w:r>
+        <w:t xml:space="preserve">Eggers, S., Low, M., 2014. </w:t>
+      </w:r>
+      <w:r>
+        <w:rPr>
+          <w:i/>
+        </w:rPr>
+        <w:t xml:space="preserve">Differential demographic responses of sympatric Parids to vegetation management in boreal forest. </w:t>
+      </w:r>
+      <w:r>
+        <w:t>For. Ecol. Manage. 319, 169–175.</w:t>
+      </w:r>
+    </w:p>
+    <w:p>
+      <w:r>
+        <w:t xml:space="preserve">Ekman, J., 1979. </w:t>
+      </w:r>
+      <w:r>
+        <w:rPr>
+          <w:i/>
+        </w:rPr>
+        <w:t xml:space="preserve">Coherence, composition and territories of winter social groups of the Willow Tit Parus montanus and the Crested Tit P. cristatus. </w:t>
+      </w:r>
+      <w:r>
+        <w:t>Ornis Scandinavica, 10, pp 56–68</w:t>
+      </w:r>
+    </w:p>
+    <w:p>
+      <w:r>
+        <w:t xml:space="preserve">Griesser, M., Nystrand, M., Eggers, S., Ekman, J., 2007. </w:t>
+      </w:r>
+      <w:r>
+        <w:rPr>
+          <w:i/>
+        </w:rPr>
+        <w:t xml:space="preserve">Impact of forestry practices on fitness correlates and population productivity in an open-nesting bird species. </w:t>
+      </w:r>
+      <w:r>
+        <w:t>Conserv. Biol. 21, 767–774. https://doi.org/10.1111/j.1523- 1739.2007.00675.x</w:t>
+      </w:r>
+    </w:p>
+    <w:p>
+      <w:r>
+        <w:t xml:space="preserve">Klein, J., 2020. </w:t>
+      </w:r>
+      <w:r>
+        <w:rPr>
+          <w:i/>
+        </w:rPr>
+        <w:t xml:space="preserve">The forgotten forest – On thinning, retention, and biodiversity in the boreal forest. </w:t>
+      </w:r>
+      <w:r>
+        <w:t>Doctoral Thesis No. 2020:50</w:t>
+      </w:r>
+    </w:p>
+    <w:p>
+      <w:r>
+        <w:t xml:space="preserve">Siffczyk, C., Brotons, L., Kangas, K., Orell, M., 2003. </w:t>
+      </w:r>
+      <w:r>
+        <w:rPr>
+          <w:i/>
+        </w:rPr>
+        <w:t xml:space="preserve">Home range size of willow tits. </w:t>
+      </w:r>
+      <w:r>
+        <w:t>Oecologica, 136, 635–642 (2003)</w:t>
+      </w:r>
+    </w:p>
+    <w:p>
+      <w:r>
+        <w:t xml:space="preserve">SLU Artdatabanken, 2021. </w:t>
+      </w:r>
+      <w:r>
+        <w:rPr>
+          <w:i/>
+        </w:rPr>
+        <w:t xml:space="preserve">Artfaktablad. Naturvård – artfakta. </w:t>
+      </w:r>
+      <w:r>
+        <w:t>SLU Artdatabanken, Uppsala</w:t>
+      </w:r>
+    </w:p>
+    <w:p>
+      <w:pPr>
+        <w:pStyle w:val="Heading1"/>
+      </w:pPr>
+      <w:r>
+        <w:t>Tretåig hackspett – ekologi samt krav på livsmiljön</w:t>
+      </w:r>
+    </w:p>
+    <w:p>
+      <w:r>
+        <w:t xml:space="preserve">Tretåig hackspett (NT) är fridlyst enligt §4 Artskyddsförordningen och finns med som prioriterad art i Skogsstyrelsen vägledning för skogsbruket (bilaga 4 till SVL). I vägledningen står bland annat att: </w:t>
+      </w:r>
+      <w:r>
+        <w:rPr>
+          <w:i/>
+        </w:rPr>
+        <w:t xml:space="preserve">“Tretåig hackspett har stora arealkrav och höga krav på sin livsmiljö. Omdaningen av naturskogar till kulturskogar medför en förlust av viktiga miljöer, något som förstärks av ökad fragmentering till följd av avverkningar.” </w:t>
+      </w:r>
+      <w:r>
+        <w:t xml:space="preserve">Vidare att: </w:t>
+      </w:r>
+      <w:r>
+        <w:rPr>
+          <w:i/>
+        </w:rPr>
+        <w:t>“Områden med dokumenterad permanent förekomst i naturskogsmiljöer har vanligen så stora naturvärden att skogsbruk är olämpligt”</w:t>
+      </w:r>
+      <w:r>
+        <w:t xml:space="preserve"> (SLU Artdatabanken, 2024; Skogsstyrelsen, 2016)</w:t>
+      </w:r>
+      <w:r>
+        <w:rPr>
+          <w:i/>
+        </w:rPr>
+        <w:t>.</w:t>
+      </w:r>
+    </w:p>
+    <w:p>
+      <w:r>
+        <w:t>Tretåig hackspett är beroende av större sammanhängande naturskogar med kontinuerlig tillgång och nybildning av död ved och fragmentering av livsmiljöerna utgör ett stort hot mot arten (se exempelvis Stachura-Skierczynska et al., 2009; Wesolowski et al., 2005; Butler et al., 2004; Pakkala et al., 2002; Amcoff et al., 1996; Virkkala, 1991). Det finns studier som visar att naturskogens självgallringsprocess som den tretåiga hackspetten är beroende av, inte kan ersättas med efterlämnad hänsyn i skogsbruket (Imbeau &amp; Desrochers, 2002).</w:t>
+      </w:r>
+    </w:p>
+    <w:p>
+      <w:r>
+        <w:t>Permanenta revir av tretåig hackspett karaktäriseras ofta av artens typiska ringformigt ordnade hackmärken på framför allt gamla granar. För att säkerställa att inte revir av tretåig hackspett drabbas av avverkningsplanerna bör en inventering göras i området både under häckningstid och under vintern, då arten utnyttjar betydligt större områden än under sommarens häckningsrevir. Storleken på häckningsreviret varierar med skogstypen, förekomsten av död ved och graden av fragmentering, men är i allmänhet i storleksordningen 25–100 hektar (SLU Artdatabanken, 2024; Skogsstyrelsen, 2016).</w:t>
+      </w:r>
+    </w:p>
+    <w:p>
+      <w:r>
+        <w:t xml:space="preserve">Förutom fridlysning enligt §4 Artskyddsförordningen är tretåig hackspett även förtecknad i EU:s fågeldirektiv bilaga 1. Den är typisk art för </w:t>
+      </w:r>
+      <w:r>
+        <w:rPr>
+          <w:i/>
+        </w:rPr>
+        <w:t xml:space="preserve">9010 Taiga, 9740 Skogsbevuxen myr, 9030 Landhöjningsskog </w:t>
+      </w:r>
+      <w:r>
+        <w:t xml:space="preserve">och </w:t>
+      </w:r>
+      <w:r>
+        <w:rPr>
+          <w:i/>
+        </w:rPr>
+        <w:t>9040 Fjällbjörkskog</w:t>
+      </w:r>
+      <w:r>
+        <w:t xml:space="preserve"> samt ingår i Natura 2000 och är förtecknad i Bernkonventionen bilaga II (strikt skyddade djurarter) (SLU Artdatabanken, 2024; Skogsstyrelsen, 2016).</w:t>
+      </w:r>
+    </w:p>
+    <w:p>
+      <w:pPr>
+        <w:pStyle w:val="Heading2"/>
+      </w:pPr>
+      <w:r>
+        <w:t>Referenser – tretåig hackspett</w:t>
+      </w:r>
+    </w:p>
+    <w:p>
+      <w:r>
+        <w:t xml:space="preserve">Amcoff, M. &amp; Eriksson, P. 1996. </w:t>
+      </w:r>
+      <w:r>
+        <w:rPr>
+          <w:i/>
+        </w:rPr>
+        <w:t xml:space="preserve">Förekomst av tretåig hackspett Picoides tridactylus på bestånds- och landskapsnivå. </w:t>
+      </w:r>
+      <w:r>
+        <w:t>Ornis Svecica 6: 107–119.</w:t>
+      </w:r>
+    </w:p>
+    <w:p>
+      <w:r>
+        <w:t xml:space="preserve">Butler, R., Angelstam, P., Ekelund, P. &amp; Schlaeffer, R. 2004. </w:t>
+      </w:r>
+      <w:r>
+        <w:rPr>
+          <w:i/>
+        </w:rPr>
+        <w:t xml:space="preserve">Dead wood threshold values for the three-toed woodpecker presence in boreal and sub-Alpine forest. </w:t>
+      </w:r>
+      <w:r>
+        <w:t>Biological conservation 119(3): 305–318.</w:t>
+      </w:r>
+    </w:p>
+    <w:p>
+      <w:r>
+        <w:t xml:space="preserve">Imbeau, L. &amp; Desrochers, A. 2002. </w:t>
+      </w:r>
+      <w:r>
+        <w:rPr>
+          <w:i/>
+        </w:rPr>
+        <w:t xml:space="preserve">Foraging Ecology and Use of Drumming Trees by Three-Toed Woodpeckers. </w:t>
+      </w:r>
+      <w:r>
+        <w:t>The Journal of Wildlife Management. Vol. 66, No. 1 (Jan., 2002), pp. 222–231.</w:t>
+      </w:r>
+    </w:p>
+    <w:p>
+      <w:r>
+        <w:t xml:space="preserve">Pakkala, T., Hanski, I. &amp; Tomppo, E. 2002. </w:t>
+      </w:r>
+      <w:r>
+        <w:rPr>
+          <w:i/>
+        </w:rPr>
+        <w:t xml:space="preserve">Spatial ecology of the three-toed woodpecker in managed forest landscapes. </w:t>
+      </w:r>
+      <w:r>
+        <w:t>Silva Fennica 36(1): 279–288.</w:t>
+      </w:r>
+    </w:p>
+    <w:p>
+      <w:r>
+        <w:t xml:space="preserve">Skogsstyrelsen, 2016. </w:t>
+      </w:r>
+      <w:r>
+        <w:rPr>
+          <w:i/>
+        </w:rPr>
+        <w:t>Vägledning för hänsyn till fåglar – Tretåig hackspett.</w:t>
+      </w:r>
+    </w:p>
+    <w:p>
+      <w:r>
+        <w:t xml:space="preserve">SLU Artdatabanken, 2024. </w:t>
+      </w:r>
+      <w:r>
+        <w:rPr>
+          <w:i/>
+        </w:rPr>
+        <w:t xml:space="preserve">Artfaktablad. Naturvård – artfakta. </w:t>
+      </w:r>
+      <w:r>
+        <w:t>SLU Artdatabanken, Uppsala.</w:t>
+      </w:r>
+    </w:p>
+    <w:p>
+      <w:r>
+        <w:t xml:space="preserve">Stachura-Skierczynska, K., Tumiel, T. &amp; Skierczynski, M. 2009. </w:t>
+      </w:r>
+      <w:r>
+        <w:rPr>
+          <w:i/>
+        </w:rPr>
+        <w:t xml:space="preserve">Habitat prediction model for three-toed woodpecker and its implications for the conservation of biologically valuable forests. </w:t>
+      </w:r>
+      <w:r>
+        <w:t>Forest Ecology and Management 258(5): 697–703.</w:t>
+      </w:r>
+    </w:p>
+    <w:p>
+      <w:r>
+        <w:t xml:space="preserve">Virkkala, R. 1991. </w:t>
+      </w:r>
+      <w:r>
+        <w:rPr>
+          <w:i/>
+        </w:rPr>
+        <w:t xml:space="preserve">Population trends of forest birds in a Finnish Lapland landscape of large habitat blocks – Consequences of stochastic environmental variation or regional habitat alteration. </w:t>
+      </w:r>
+      <w:r>
+        <w:t>Biological conservation 56(2): 223–240.</w:t>
+      </w:r>
+    </w:p>
+    <w:p>
+      <w:r>
+        <w:t xml:space="preserve">Wesolowski, T., Czeszczewik, D. &amp; Rowinski, P. 2005. </w:t>
+      </w:r>
+      <w:r>
+        <w:rPr>
+          <w:i/>
+        </w:rPr>
+        <w:t xml:space="preserve">Effects of forest management on Three-toed Woodpecker Picoides tridactylus distribution in the Bialowieza Forest (NE Poland): conservation implications. </w:t>
+      </w:r>
+      <w:r>
+        <w:t>Acta Ornithologica 40(1): 53–60.</w:t>
       </w:r>
     </w:p>
     <w:sectPr>
@@ -265,7 +1182,7 @@
     <w:r>
       <w:tab/>
       <w:tab/>
-      <w:t>2026-05-16</w:t>
+      <w:t>2026-05-17</w:t>
       <w:br/>
       <w:br/>
     </w:r>

--- a/tillsyn/A 21683-2026 tillsynsbegäran.docx
+++ b/tillsyn/A 21683-2026 tillsynsbegäran.docx
@@ -1182,7 +1182,7 @@
     <w:r>
       <w:tab/>
       <w:tab/>
-      <w:t>2026-05-17</w:t>
+      <w:t>2026-05-18</w:t>
       <w:br/>
       <w:br/>
     </w:r>

--- a/tillsyn/A 21683-2026 tillsynsbegäran.docx
+++ b/tillsyn/A 21683-2026 tillsynsbegäran.docx
@@ -1182,7 +1182,7 @@
     <w:r>
       <w:tab/>
       <w:tab/>
-      <w:t>2026-05-18</w:t>
+      <w:t>2026-05-19</w:t>
       <w:br/>
       <w:br/>
     </w:r>

--- a/tillsyn/A 21683-2026 tillsynsbegäran.docx
+++ b/tillsyn/A 21683-2026 tillsynsbegäran.docx
@@ -1182,7 +1182,7 @@
     <w:r>
       <w:tab/>
       <w:tab/>
-      <w:t>2026-05-19</w:t>
+      <w:t>2026-05-20</w:t>
       <w:br/>
       <w:br/>
     </w:r>

--- a/tillsyn/A 21683-2026 tillsynsbegäran.docx
+++ b/tillsyn/A 21683-2026 tillsynsbegäran.docx
@@ -1182,7 +1182,7 @@
     <w:r>
       <w:tab/>
       <w:tab/>
-      <w:t>2026-06-15</w:t>
+      <w:t>2026-06-16</w:t>
       <w:br/>
       <w:br/>
     </w:r>

--- a/tillsyn/A 21683-2026 tillsynsbegäran.docx
+++ b/tillsyn/A 21683-2026 tillsynsbegäran.docx
@@ -1182,7 +1182,7 @@
     <w:r>
       <w:tab/>
       <w:tab/>
-      <w:t>2026-06-16</w:t>
+      <w:t>2026-06-17</w:t>
       <w:br/>
       <w:br/>
     </w:r>

--- a/tillsyn/A 21683-2026 tillsynsbegäran.docx
+++ b/tillsyn/A 21683-2026 tillsynsbegäran.docx
@@ -1,6 +1,6 @@
 
 <file path=word/document.xml><?xml version="1.0" encoding="utf-8"?>
-<w:document xmlns:wpc="http://schemas.microsoft.com/office/word/2010/wordprocessingCanvas" xmlns:cx="http://schemas.microsoft.com/office/drawing/2014/chartex" xmlns:cx1="http://schemas.microsoft.com/office/drawing/2015/9/8/chartex" xmlns:cx2="http://schemas.microsoft.com/office/drawing/2015/10/21/chartex" xmlns:cx3="http://schemas.microsoft.com/office/drawing/2016/5/9/chartex" xmlns:cx4="http://schemas.microsoft.com/office/drawing/2016/5/10/chartex" xmlns:cx5="http://schemas.microsoft.com/office/drawing/2016/5/11/chartex" xmlns:cx6="http://schemas.microsoft.com/office/drawing/2016/5/12/chartex" xmlns:cx7="http://schemas.microsoft.com/office/drawing/2016/5/13/chartex" xmlns:cx8="http://schemas.microsoft.com/office/drawing/2016/5/14/chartex" xmlns:mc="http://schemas.openxmlformats.org/markup-compatibility/2006" xmlns:aink="http://schemas.microsoft.com/office/drawing/2016/ink" xmlns:am3d="http://schemas.microsoft.com/office/drawing/2017/model3d" xmlns:o="urn:schemas-microsoft-com:office:office" xmlns:oel="http://schemas.microsoft.com/office/2019/extlst" xmlns:r="http://schemas.openxmlformats.org/officeDocument/2006/relationships" xmlns:m="http://schemas.openxmlformats.org/officeDocument/2006/math" xmlns:v="urn:schemas-microsoft-com:vml" xmlns:wp14="http://schemas.microsoft.com/office/word/2010/wordprocessingDrawing" xmlns:wp="http://schemas.openxmlformats.org/drawingml/2006/wordprocessingDrawing" xmlns:w10="urn:schemas-microsoft-com:office:word" xmlns:w="http://schemas.openxmlformats.org/wordprocessingml/2006/main" xmlns:w14="http://schemas.microsoft.com/office/word/2010/wordml" xmlns:w15="http://schemas.microsoft.com/office/word/2012/wordml" xmlns:w16cex="http://schemas.microsoft.com/office/word/2018/wordml/cex" xmlns:w16cid="http://schemas.microsoft.com/office/word/2016/wordml/cid" xmlns:w16="http://schemas.microsoft.com/office/word/2018/wordml" xmlns:w16sdtdh="http://schemas.microsoft.com/office/word/2020/wordml/sdtdatahash" xmlns:w16se="http://schemas.microsoft.com/office/word/2015/wordml/symex" xmlns:wpg="http://schemas.microsoft.com/office/word/2010/wordprocessingGroup" xmlns:wpi="http://schemas.microsoft.com/office/word/2010/wordprocessingInk" xmlns:wne="http://schemas.microsoft.com/office/word/2006/wordml" xmlns:wps="http://schemas.microsoft.com/office/word/2010/wordprocessingShape" mc:Ignorable="w14 w15 w16se w16cid w16 w16cex w16sdtdh wp14">
+<w:document xmlns:wpc="http://schemas.microsoft.com/office/word/2010/wordprocessingCanvas" xmlns:cx="http://schemas.microsoft.com/office/drawing/2014/chartex" xmlns:cx1="http://schemas.microsoft.com/office/drawing/2015/9/8/chartex" xmlns:cx2="http://schemas.microsoft.com/office/drawing/2015/10/21/chartex" xmlns:cx3="http://schemas.microsoft.com/office/drawing/2016/5/9/chartex" xmlns:cx4="http://schemas.microsoft.com/office/drawing/2016/5/10/chartex" xmlns:cx5="http://schemas.microsoft.com/office/drawing/2016/5/11/chartex" xmlns:cx6="http://schemas.microsoft.com/office/drawing/2016/5/12/chartex" xmlns:cx7="http://schemas.microsoft.com/office/drawing/2016/5/13/chartex" xmlns:cx8="http://schemas.microsoft.com/office/drawing/2016/5/14/chartex" xmlns:mc="http://schemas.openxmlformats.org/markup-compatibility/2006" xmlns:aink="http://schemas.microsoft.com/office/drawing/2016/ink" xmlns:am3d="http://schemas.microsoft.com/office/drawing/2017/model3d" xmlns:o="urn:schemas-microsoft-com:office:office" xmlns:oel="http://schemas.microsoft.com/office/2019/extlst" xmlns:r="http://schemas.openxmlformats.org/officeDocument/2006/relationships" xmlns:m="http://schemas.openxmlformats.org/officeDocument/2006/math" xmlns:v="urn:schemas-microsoft-com:vml" xmlns:wp14="http://schemas.microsoft.com/office/word/2010/wordprocessingDrawing" xmlns:wp="http://schemas.openxmlformats.org/drawingml/2006/wordprocessingDrawing" xmlns:w10="urn:schemas-microsoft-com:office:word" xmlns:w="http://schemas.openxmlformats.org/wordprocessingml/2006/main" xmlns:w14="http://schemas.microsoft.com/office/word/2010/wordml" xmlns:w15="http://schemas.microsoft.com/office/word/2012/wordml" xmlns:w16cex="http://schemas.microsoft.com/office/word/2018/wordml/cex" xmlns:w16cid="http://schemas.microsoft.com/office/word/2016/wordml/cid" xmlns:w16="http://schemas.microsoft.com/office/word/2018/wordml" xmlns:w16du="http://schemas.microsoft.com/office/word/2023/wordml/word16du" xmlns:w16sdtdh="http://schemas.microsoft.com/office/word/2020/wordml/sdtdatahash" xmlns:w16sdtfl="http://schemas.microsoft.com/office/word/2024/wordml/sdtformatlock" xmlns:w16se="http://schemas.microsoft.com/office/word/2015/wordml/symex" xmlns:wpg="http://schemas.microsoft.com/office/word/2010/wordprocessingGroup" xmlns:wpi="http://schemas.microsoft.com/office/word/2010/wordprocessingInk" xmlns:wne="http://schemas.microsoft.com/office/word/2006/wordml" xmlns:wps="http://schemas.microsoft.com/office/word/2010/wordprocessingShape" mc:Ignorable="w14 w15 w16se w16cid w16 w16cex w16sdtdh w16sdtfl w16du wp14">
   <w:body>
     <w:p>
       <w:pPr>
@@ -12,35 +12,10 @@
     </w:p>
     <w:p>
       <w:r>
-        <w:t>Detta dokument behandlar höga naturvärden i avverkningsanmälan A 21683-2026 i Malung-Sälens kommun. Denna avverkningsanmälan inkom 2026-05-07 12:00:11 och omfattar 61,2 ha.</w:t>
-      </w:r>
-    </w:p>
-    <w:p>
-      <w:r>
-        <w:t>Vi begär härmed att Skogsstyrelsen fattar beslut enligt miljöbalken som säkerställer att skogens höga naturvärden bevaras samt säkerställer att EU-lagstiftning efterlevs och att artskyddsbrott förhindras. Vi önskar även ta del av de ställningstaganden och beslut som myndigheterna meddelar till följd av aktuell avverkningsanmälan och föreningens inlaga (se 34 § förvaltningslagen).</w:t>
-      </w:r>
-    </w:p>
-    <w:p>
-      <w:r>
-        <w:t>Nedan beskrivs fynd av naturvårdsarter och fridlysta arter som gjorts i det avverkningsanmälda området. I BILAGA 1 finns artfakta om fridlysta arter.</w:t>
-      </w:r>
-    </w:p>
-    <w:p>
-      <w:pPr>
-        <w:pStyle w:val="Heading1"/>
-      </w:pPr>
-      <w:r>
-        <w:t>Naturvårdsarter</w:t>
-      </w:r>
-    </w:p>
-    <w:p>
-      <w:r>
-        <w:t>I avverkningsanmälan har följande 29 naturvårdsarter hittats: citronporing (CR), gräddporing (VU), norsk näverlav (VU), rynkskinn (VU), blanksvart spiklav (NT), blågrå svartspik (NT), dvärgbägarlav (NT), garnlav (NT), gransotdyna (NT), gränsticka (NT), hornvaxskinn (NT), kortskaftad ärgspik (NT), mörk kolflarnlav (NT), nordtagging (NT), skrovellav (NT), talltita (NT, §4), tretåig hackspett (NT, §4), vedflamlav (NT), vedskivlav (NT), vedtrappmossa (NT), violettgrå tagellav (NT), vitgrynig nållav (NT), bårdlav (S), luddlav (S), norrlandslav (S), nästlav (S), rävticka (S), skinnlav (S) och vedticka (S). Av dessa är 22 rödlistade. För rödlistade arter har rödlistekategorin angivits inom parentes. Arter som är signalarter enligt Skogsstyrelsen har markerats med (S). För fridlysta arter anges även paragrafen i Artskyddsförordningen som arten är fridlyst enligt.</w:t>
-      </w:r>
-    </w:p>
-    <w:p>
-      <w:r>
-        <w:t>De påträffade naturvårdsarterna är ett tydligt kvitto på att detta rör sig om en skog med höga naturvärden. I Figur 1 visas en karta över det avverkningsanmälda området, där samtliga fyndplatser för naturvårdsarter som finns registrerade på Artportalen har markerats.</w:t>
+        <w:t>Detta dokument behandlar höga naturvärden i avverkningsanmälan A 21683-2026 i Malung-Sälens kommun som inkom 2026-05-07 och omfattar 61,2 ha.</w:t>
+      </w:r>
+      <w:r>
+        <w:t xml:space="preserve"> I Figur 1 visas fyndplatser för naturvårdsarter i området, som finns registrerade på Artportalen.</w:t>
       </w:r>
     </w:p>
     <w:p>
@@ -50,7 +25,7 @@
       <w:r>
         <w:drawing>
           <wp:inline xmlns:a="http://schemas.openxmlformats.org/drawingml/2006/main" xmlns:pic="http://schemas.openxmlformats.org/drawingml/2006/picture">
-            <wp:extent cx="5486400" cy="5646935"/>
+            <wp:extent cx="5486400" cy="5450811"/>
             <wp:docPr id="1" name="Picture 1"/>
             <wp:cNvGraphicFramePr>
               <a:graphicFrameLocks noChangeAspect="1"/>
@@ -71,7 +46,7 @@
                   <pic:spPr>
                     <a:xfrm>
                       <a:off x="0" y="0"/>
-                      <a:ext cx="5486400" cy="5646935"/>
+                      <a:ext cx="5486400" cy="5450811"/>
                     </a:xfrm>
                     <a:prstGeom prst="rect"/>
                   </pic:spPr>
@@ -85,567 +60,30 @@
     <w:p>
       <w:pPr>
         <w:pStyle w:val="Caption"/>
+        <w:spacing w:after="240"/>
       </w:pPr>
       <w:r>
-        <w:t>Figur 1. Fyndplatser för naturvårdsarter i det avverkningsanmälda området (röd linje). Markörer utan svart kant är placerade på fyndplatsen. Markörer med svart kant är placerade vid sidan av fyndplatsen och har ett svart streck som visar fyndplatsens exakta position. Kartans mittpunktskoordinat är N 6760452, E 403687 i SWEREF 99 TM.</w:t>
+        <w:t>Figur 1. Fyndplatser för naturvårdsarter i och inom 8 meter från avverkningsanmälan (röd linje). Inom parentes anges rödlistekategorier, S för signalarter, Tför typiska arter och fridlysningsparagrafer i artskyddsförordningen.Markörer utan svart kant är placerade på fyndplatsen. Markörer med svart kant är placerade vid sidan av fyndplatsen och har ett svart streck som visar fyndplatsens exakta position. Kartans mittpunktskoordinat är N 6760452, E 403687 i SWEREF 99 TM.</w:t>
       </w:r>
     </w:p>
     <w:p>
       <w:r>
-        <w:rPr>
-          <w:b/>
-        </w:rPr>
-        <w:t>Blanksvart spiklav (NT)</w:t>
-      </w:r>
-      <w:r>
-        <w:t xml:space="preserve"> förekommer på torr, hård, gammal kärnved men även på äldre ytved av tall i naturskogsartade bestånd med begränsad brandpåverkan och ostörd hydrologi. Skogsbruksåtgärder på eller i närheten av lokaler med blanksvart spiklav utgör ett hot. Naturskogsartade öppna tall- och barrblandskogar med blanksvart spiklav indikerar höga biologiska värden och bör bevaras (SLU Artdatabanken, 2024).</w:t>
+        <w:t>Vi begär härmed att Skogsstyrelsen fattar beslut enligt miljöbalken som säkerställer att skogens höga naturvärden bevaras samt att EU-lagstiftning efterlevs och att artskyddsbrott förhindras.</w:t>
       </w:r>
     </w:p>
     <w:p>
       <w:r>
-        <w:rPr>
-          <w:b/>
-        </w:rPr>
-        <w:t>Blågrå svartspik (NT)</w:t>
-      </w:r>
-      <w:r>
-        <w:t xml:space="preserve"> växer på torr, hård ved av gamla, solbelysta torrakor, högstubbar av tall och grova döda grenar på levande tallar i öppna bestånd av naturskogskaraktär. Nästan alltid rör det sig om tjärrika torrträd och högstubbar (töreved, keloträd) som kan vara en bra bit över hundra år, i vissa fall sannolikt hundratals år gamla. Skogsbruk är idag det allvarligaste hotet. Ett långsiktigt hot är att nybildningen av gamla torrakor och högstubbar är en långsam process vilken ofta är beroende av skogsbrand. Nytt substrat bildas numera sannolikt nästan inte alls då antalet naturliga skogsbränder har minskat drastiskt på grund av effektivare brandbekämpning. Döda träd som lämnas efter avverkning är inte lämpliga för arten, eftersom dessa träd inte varit utsatta för skogsbrand och bildat tjärrik ved. Skogsbruksåtgärder på eller i närheten av växtplatserna bör undvikas. Naturskogsartade skogar med förekomst av arten indikerar höga biologiska värden och bör bevaras. Blågrå svartspik har en mycket begränsad utbredning utanför de nordiska länderna varför dessa länder har ett speciellt ansvar för arten (SLU Artdatabanken, 2024).</w:t>
+        <w:t>Vi begär vidare att Skogsstyrelsen säkerställer att inga skador eller försämringar av naturtypens bevarandestatus i området tillåts ske. Se Rådets direktiv 92/43/EEG samt ickeförsämringskravet i EU:s naturrestaureringsförordning (EU 2024/1991).</w:t>
       </w:r>
     </w:p>
     <w:p>
       <w:r>
-        <w:rPr>
-          <w:b/>
-        </w:rPr>
-        <w:t>Bårdlav</w:t>
-      </w:r>
-      <w:r>
-        <w:t xml:space="preserve"> signalerar miljöer med höga naturvärden och på lokalerna finns vanligtvis många andra ovanliga och rödlistade arter. Den visar även på platser med hög och jämn luftfuktighet. På bårdlav och andra njurlavar (Nephroma) kan de sällsynta parasiterna </w:t>
-      </w:r>
-      <w:r>
-        <w:rPr>
-          <w:i/>
-        </w:rPr>
-        <w:t xml:space="preserve">Protounguicularia nephromatis </w:t>
-      </w:r>
-      <w:r>
-        <w:t xml:space="preserve">(VU) och </w:t>
-      </w:r>
-      <w:r>
-        <w:rPr>
-          <w:i/>
-        </w:rPr>
-        <w:t xml:space="preserve">Tremella nephromatis </w:t>
-      </w:r>
-      <w:r>
-        <w:t xml:space="preserve">(DD) påträffas. Bårdlav är typisk art för </w:t>
-      </w:r>
-      <w:r>
-        <w:rPr>
-          <w:i/>
-        </w:rPr>
-        <w:t xml:space="preserve">9010 Taiga, 9020 Nordlig ädellövskog, 9070 Trädklädd betesmark, 9110 Näringsfattig bokskog, 9160 Näringsrik ekskog, 9180 Ädellövskog i branter </w:t>
-      </w:r>
-      <w:r>
-        <w:t>och</w:t>
-      </w:r>
-      <w:r>
-        <w:rPr>
-          <w:i/>
-        </w:rPr>
-        <w:t xml:space="preserve"> 9190 Näringsfattig ekskog</w:t>
-      </w:r>
-      <w:r>
-        <w:t xml:space="preserve"> (SLU Artdatabanken, 2026; Nitare &amp; Skogsstyrelsen, 2019).</w:t>
+        <w:t>Vi önskar även ta del av de ställningstaganden och beslut som myndigheten meddelar till följd av aktuell avverkningsanmälan och föreningens inlaga (se 34 § förvaltningslagen).</w:t>
       </w:r>
     </w:p>
     <w:p>
       <w:r>
-        <w:rPr>
-          <w:b/>
-        </w:rPr>
-        <w:t>Citronporing (VU)</w:t>
-      </w:r>
-      <w:r>
-        <w:t xml:space="preserve"> växer på granlågor i naturskogsartade granskogar. Den påträffas ofta på eller nära fruktkroppar av klibbticka. Citronporing är globalt rödlistad som starkt hotad (EN) vilket innebär att Sverige har ett internationellt ansvar för arten. Alla skogsskötselåtgärder på eller i direkt anslutning till växtplatserna utgör ett hot och områden som hyser arten måste undantas helt från skogsbruk. Lokaler där citronporing påträffas bör ges ett juridiskt skydd (SLU Artdatabanken, 2026; IUCN, 2019).</w:t>
-      </w:r>
-    </w:p>
-    <w:p>
-      <w:r>
-        <w:rPr>
-          <w:b/>
-        </w:rPr>
-        <w:t>Dvärgbägarlav (NT)</w:t>
-      </w:r>
-      <w:r>
-        <w:t xml:space="preserve"> förekommer över hela Sverige på gammal hård ved, huvudsakligen på tall men i södra Sverige även på ek. Veden utgörs framförallt av grova stubbar, lågor och grenar. Substratet har blivit sällsyntare och nybildning av substrat sker bara i begränsad omfattning. Arten hotas av att grova lågor blir allt sällsyntare i dagens kulturskogar samt att nybildningen av lämpliga substrat går mycket långsamt. En riklig tillgång på gamla tall- eller eklågor måste säkerställas på artens lokaler. Dvärgbägarlav är typisk art för </w:t>
-      </w:r>
-      <w:r>
-        <w:rPr>
-          <w:i/>
-        </w:rPr>
-        <w:t>9010 Taiga</w:t>
-      </w:r>
-      <w:r>
-        <w:t xml:space="preserve"> (SLU Artdatabanken, 2024; Nitare &amp; Skogsstyrelsen, 2019).</w:t>
-      </w:r>
-    </w:p>
-    <w:p>
-      <w:r>
-        <w:rPr>
-          <w:b/>
-        </w:rPr>
-        <w:t>Garnlav (VU)</w:t>
-      </w:r>
-      <w:r>
-        <w:t xml:space="preserve"> är en utpräglad barrskogsart som ibland kan drapera träden i norrländska grannaturskogar med hög luftfuktighet. Den förekommer även i talldominerade bestånd där den, förutom i trädens grenverk, påträffas hängande över ojämnheter i tallbarken. Arten har minskat starkt i södra och mellersta Sverige och den minskar även i sitt nordliga utbredningsområde. Minskningstakten uppgår till 30 (20–50) % inom 50 år och överstiger gränsvärdet för Sårbar (VU). Orsaken till tillbakagången beror främst på slutavverkningar av naturskogsartade skogar. Bestånd med riklig förekomst bör regelmässigt sparas, vilket även gynnar flera andra sällsynta och rödlistade arter. Garnlav är värdväxt för den mycket sällsynta och akut hotade fjärilen barrskogslavfly (CR) som hör hemma i boreala barrskogar med riklig förekomst av värdväxten. Tidigare kunde arten konstateras årligen på flera platser vid Dala-Floda i Dalarna innan lokalerna kalavverkades. Senaste fyndet i landet av barrskogslavfly är från år 2000 då den påträffades vid Högberget i Sollefteå kommun. Garnlav är typisk art för </w:t>
-      </w:r>
-      <w:r>
-        <w:rPr>
-          <w:i/>
-        </w:rPr>
-        <w:t xml:space="preserve">9010 Taiga </w:t>
-      </w:r>
-      <w:r>
-        <w:t>och</w:t>
-      </w:r>
-      <w:r>
-        <w:rPr>
-          <w:i/>
-        </w:rPr>
-        <w:t xml:space="preserve"> 9070 Trädklädd betesmark</w:t>
-      </w:r>
-      <w:r>
-        <w:t xml:space="preserve"> (SLU Artdatabanken, 2026).</w:t>
-      </w:r>
-    </w:p>
-    <w:p>
-      <w:r>
-        <w:rPr>
-          <w:b/>
-        </w:rPr>
-        <w:t>Gransotdyna (NT)</w:t>
-      </w:r>
-      <w:r>
-        <w:t xml:space="preserve"> är en nedbrytare på grova, murkna, ofta barklösa stubbar och liggande stammar av gran, sällan även av bok. Den kräver tillgång till lågor och stubbar i frisk till fuktig miljö och är helt bunden till skogsbestånd med hög bonitet. Gransotdyna hotas av det intensiva utnyttjandet av granskogar med hög bonitet. Arten förekommer främst i de sydliga delarna av landet där bristen på äldre skog är mest påtaglig. Alla lokaler för arten måste undantas från rationellt skogsbruk och tillgången på död ved av grova dimensioner måste säkerställas. Fler områden med äldre granskog måste skyddas i södra Sverige (SLU Artdatabanken, 2024).</w:t>
-      </w:r>
-    </w:p>
-    <w:p>
-      <w:r>
-        <w:rPr>
-          <w:b/>
-        </w:rPr>
-        <w:t>Gräddporing (VU)</w:t>
-      </w:r>
-      <w:r>
-        <w:t xml:space="preserve"> växer nästan enbart i urskogsartad barrskog på gamla, kraftigt murkna, grova och mossbelupna tallågor i något fuktiga och skuggiga lägen. Arten är placerad högst upp i Skogsstyrelsens värdepyramid för bedömning av skog med höga naturvärden och indikerar gamla och relativt orörda tallnaturskogar med höga naturvärden där det under låg tid kontinuerligt funnits inslag av grova tallågor. För att på sikt hejda artens vikande trend behöver merparten av gräddporingens nu kända växtplatser undantas från skogsbruk. Gräddporing är typisk art för </w:t>
-      </w:r>
-      <w:r>
-        <w:rPr>
-          <w:i/>
-        </w:rPr>
-        <w:t>9010 Taiga</w:t>
-      </w:r>
-      <w:r>
-        <w:t xml:space="preserve"> (SLU Artdatabanken, 2024; Nitare &amp; Skogsstyrelsen, 2019).</w:t>
-      </w:r>
-    </w:p>
-    <w:p>
-      <w:r>
-        <w:rPr>
-          <w:b/>
-        </w:rPr>
-        <w:t>Gränsticka (VU)</w:t>
-      </w:r>
-      <w:r>
-        <w:t xml:space="preserve"> är en mycket bra signalart inom hela sitt utbredningsområde. Den är huvudsakligen knuten till restbestånd av barrnaturskog och förekommer med ett tydligt optimum i orörda eller måttligt påverkade gamla granskogar där det föreligger långvarig kontinuitet av grov död ved. Den totala populationen bedöms ha minskat och fortsätter att minska i takt med att grankontinuitetsskogar (äldre tidigare icke kalavverkade skogar) minskar i areal. Minskningstakten överstiger gränsvärdet för sårbar (VU). Lokaler som hyser arten bör undantas från skogsbruk, speciellt i mellersta och södra Sverige. Gränsticka är typisk art för </w:t>
-      </w:r>
-      <w:r>
-        <w:rPr>
-          <w:i/>
-        </w:rPr>
-        <w:t>9010 Taiga</w:t>
-      </w:r>
-      <w:r>
-        <w:t xml:space="preserve"> (SLU Artdatabanken, 2026; Nitare &amp; Skogsstyrelsen, 2019).</w:t>
-      </w:r>
-    </w:p>
-    <w:p>
-      <w:r>
-        <w:rPr>
-          <w:b/>
-        </w:rPr>
-        <w:t xml:space="preserve">Hornvaxskinn (NT) </w:t>
-      </w:r>
-      <w:r>
-        <w:t>påträffas på gamla senvuxna, torra och hårda lågor i gamla naturskogsartade eller plockhuggna tallskogar i norra Sverige. Arten hotas av avverkning av naturskogsartade tallskogar och uttag av torrakor till timring av byggnader. Avverkning av naturskogsliknande tallskogar bör ej förekomma (SLU Artdatabanken, 2024).</w:t>
-      </w:r>
-    </w:p>
-    <w:p>
-      <w:r>
-        <w:rPr>
-          <w:b/>
-        </w:rPr>
-        <w:t>Kortskaftad ärgspik (NT)</w:t>
-      </w:r>
-      <w:r>
-        <w:t xml:space="preserve"> förekommer i barrträdsdominerade skogar och växer nästan uteslutande på tallved. Den föredrar gamla högstubbar i fuktig och halvöppen miljö, t.ex. i myrkanter, sumpskog och brandpräglad skog. Arten indikerar kontinuerlig tillgång till gamla högstubbar i kombination med hög och jämn luftfuktighet. Skogsbruk på lokaler med kortskaftad ärgspik utgör ett hot. På lång sikt bildas färre lämpliga substrat än vad som försvinner. Avverkning av barrträdsdominerade bestånd av naturskogskaraktär utgör ett långsiktigt hot. Naturskogsartade bestånd med riklig förekomst av gamla och grova tallhögstubbar bör undantas från skogsbruk (SLU Artdatabanken, 2024).</w:t>
-      </w:r>
-    </w:p>
-    <w:p>
-      <w:r>
-        <w:rPr>
-          <w:b/>
-        </w:rPr>
-        <w:t>Luddlav</w:t>
-      </w:r>
-      <w:r>
-        <w:t xml:space="preserve"> signalerar lång skoglig kontinuitet med ett stabilt lokal- och mikroklimat med hög och jämn fuktighet. Luddlav är typisk art för </w:t>
-      </w:r>
-      <w:r>
-        <w:rPr>
-          <w:i/>
-        </w:rPr>
-        <w:t>9010 Taiga,</w:t>
-      </w:r>
-      <w:r>
-        <w:t xml:space="preserve"> </w:t>
-      </w:r>
-      <w:r>
-        <w:rPr>
-          <w:i/>
-        </w:rPr>
-        <w:t xml:space="preserve">9020 Nordlig ädellövskog, 9070 Trädklädd betesmark, 9110 Näringsfattig bokskog, 9180 Ädellövskog i branter </w:t>
-      </w:r>
-      <w:r>
-        <w:t>och</w:t>
-      </w:r>
-      <w:r>
-        <w:rPr>
-          <w:i/>
-        </w:rPr>
-        <w:t xml:space="preserve"> 9190 Näringsfattig ekskog </w:t>
-      </w:r>
-      <w:r>
-        <w:t>(Nitare &amp; Skogsstyrelsen, 2019; SLU Artdatabanken, 2025).</w:t>
-      </w:r>
-    </w:p>
-    <w:p>
-      <w:r>
-        <w:rPr>
-          <w:b/>
-        </w:rPr>
-        <w:t>Mörk kolflarnlav (NT)</w:t>
-      </w:r>
-      <w:r>
-        <w:t xml:space="preserve"> är brandberoende och växer nästan uteslutande på kolad hård kärnved av tall. Arten förekommer främst i glesa, öppna tall- och blandbarrskogar av naturskogskaraktär och etableringen verkar ske sent efter brand, kanske först efter 100–300 år. Mörk kolflarnlav indikerar skog med höga naturvärden och vanligast är att den påträffas på rester av nedbrunna torrakor och högstubbar och lågstubbar som är så grova att hela innandömet är urbränt. Tall- och blandbarrskogar av naturskogskaraktär med spår av återkommande bränder hyser höga biologiska värden och bör skyddas (SLU Artdatabanken, 2024).</w:t>
-      </w:r>
-    </w:p>
-    <w:p>
-      <w:r>
-        <w:rPr>
-          <w:b/>
-        </w:rPr>
-        <w:t>Nordtagging (NT)</w:t>
-      </w:r>
-      <w:r>
-        <w:t xml:space="preserve"> växer främst på tallågor av grövre dimensioner och påträffas huvudsakligen i äldre skog som inte kalavverkats. Nordtaggingen missgynnas av att områden med äldre tallskog har minskat starkt. Bekämpning av skogsbränder, samtidigt som skogsbruket omvandlar naturligt glesa tallbestånd till likartade och betydligt tätare bestånd, har missgynnat arten. Bristen på gamla tallågor utgör på sikt ett allvarligt hot och återskapandet av lämpliga biotoper tar mycket lång tid. Områden med olikåldriga bestånd av tall och med stort inslag av äldre träd bör undantas från skoglig produktion (SLU Artdatabanken, 2024).</w:t>
-      </w:r>
-    </w:p>
-    <w:p>
-      <w:r>
-        <w:rPr>
-          <w:b/>
-        </w:rPr>
-        <w:t xml:space="preserve">Norrlandslav </w:t>
-      </w:r>
-      <w:r>
-        <w:t xml:space="preserve">indikerar söder om den naturliga norrlandsgränsen barrskogsbeklädda bergbranter eller andra ostörda skogsmiljöer med höga naturvärden. Norrlandslav är typisk art för </w:t>
-      </w:r>
-      <w:r>
-        <w:rPr>
-          <w:i/>
-        </w:rPr>
-        <w:t xml:space="preserve">9010 Taiga, 8110 Silikatrasmarker </w:t>
-      </w:r>
-      <w:r>
-        <w:t>och</w:t>
-      </w:r>
-      <w:r>
-        <w:rPr>
-          <w:i/>
-        </w:rPr>
-        <w:t xml:space="preserve"> 8120 Kalkrasmarker </w:t>
-      </w:r>
-      <w:r>
-        <w:t>(Nitare &amp; Skogsstyrelsen, 2000; SLU Artdatabanken, 2025).</w:t>
-      </w:r>
-    </w:p>
-    <w:p>
-      <w:r>
-        <w:rPr>
-          <w:b/>
-        </w:rPr>
-        <w:t>Norsk näverlav (VU)</w:t>
-      </w:r>
-      <w:r>
-        <w:t>, rödlistad som sårbar, är en suboceanisk art och påträffas bara i områden med hög och jämn luftfuktighet. Den växer i fuktiga granskogar, främst på stammar eller grenar av äldre björkar och granar. Arten är placerad i toppen av Skogsstyrelsens värdepyramid för bedömning av skog med höga naturvärden och försvinner eller missgynnas starkt vid all form av avverkning på eller i anslutning till lokalerna. Norsk näverlav har en hög andel av sin världspopulation i Norge och Sverige vilket medför ett särskilt ansvar för arten (Nitare &amp; Skogsstyrelsen, 2019; SLU Artdatabanken, 2024).</w:t>
-      </w:r>
-    </w:p>
-    <w:p>
-      <w:r>
-        <w:rPr>
-          <w:b/>
-        </w:rPr>
-        <w:t>Nästlav</w:t>
-      </w:r>
-      <w:r>
-        <w:t xml:space="preserve"> indikerar söder om den naturliga norrlandsgränsen äldre barrskogsområden med höga naturvärden där andra ovanliga nordliga barrskogsarter kan påträffas. Nästlav är typisk art för </w:t>
-      </w:r>
-      <w:r>
-        <w:rPr>
-          <w:i/>
-        </w:rPr>
-        <w:t xml:space="preserve">9010 Taiga </w:t>
-      </w:r>
-      <w:r>
-        <w:t>(Nitare &amp; Skogsstyrelsen, 2019; SLU Artdatabanken, 2025).</w:t>
-      </w:r>
-    </w:p>
-    <w:p>
-      <w:r>
-        <w:rPr>
-          <w:b/>
-        </w:rPr>
-        <w:t>Rynkskinn (NT)</w:t>
-      </w:r>
-      <w:r>
-        <w:t xml:space="preserve"> är en vednedbrytare som växer på grova granlågor och ingår i en karaktäristisk association av vedsvampar knutna till urskogsartade barrskogar. Den har klassificerats som en “urskogsindikator” och är placerad i toppen av Skogsstyrelsens värdepyramid för bedömning av skog med höga naturvärden. Allt tyder på att rynkskinn är mycket känslig för skogliga ingrepp och lokalerna, som oftast har höga biologiska kvaliteter, bör lämnas till fri utveckling. Rynkskinn är typisk art för </w:t>
-      </w:r>
-      <w:r>
-        <w:rPr>
-          <w:i/>
-        </w:rPr>
-        <w:t xml:space="preserve">9010 Taiga, 9050 Näringsrik granskog </w:t>
-      </w:r>
-      <w:r>
-        <w:t>och</w:t>
-      </w:r>
-      <w:r>
-        <w:rPr>
-          <w:i/>
-        </w:rPr>
-        <w:t xml:space="preserve"> 9030 Landhöjningsskog</w:t>
-      </w:r>
-      <w:r>
-        <w:t xml:space="preserve"> (Nitare &amp; Skogsstyrelsen, 2019; SLU Artdatabanken, 2026).</w:t>
-      </w:r>
-    </w:p>
-    <w:p>
-      <w:r>
-        <w:rPr>
-          <w:b/>
-        </w:rPr>
-        <w:t>Rävticka</w:t>
-      </w:r>
-      <w:r>
-        <w:t xml:space="preserve"> är typisk art för </w:t>
-      </w:r>
-      <w:r>
-        <w:rPr>
-          <w:i/>
-        </w:rPr>
-        <w:t xml:space="preserve">9010 Taiga </w:t>
-      </w:r>
-      <w:r>
-        <w:t>(SLU Artdatabanken, 2025).</w:t>
-      </w:r>
-    </w:p>
-    <w:p>
-      <w:r>
-        <w:rPr>
-          <w:b/>
-        </w:rPr>
-        <w:t xml:space="preserve">Skinnlav </w:t>
-      </w:r>
-      <w:r>
-        <w:t xml:space="preserve">förekommer på diverse lövträd, främst på gammal asp och sälg. Den påträffas främst i områden med lång kontinuitet av grova lövträd och signalerar skogsmark med höga naturvärden. På lokalerna förekommer som regel ett flertal andra ovanliga eller rödlistade lavar. I likhet med gelélavarna, etablerar sig skinnlaven i skogsmark på grova aspar i sena lövsuccessioner. Skinnlav är typisk art för </w:t>
-      </w:r>
-      <w:r>
-        <w:rPr>
-          <w:i/>
-        </w:rPr>
-        <w:t xml:space="preserve">9010 Taiga, 9020 Nordlig ädellövskog </w:t>
-      </w:r>
-      <w:r>
-        <w:t xml:space="preserve">och </w:t>
-      </w:r>
-      <w:r>
-        <w:rPr>
-          <w:i/>
-        </w:rPr>
-        <w:t xml:space="preserve">9070 Trädklädd betesmark </w:t>
-      </w:r>
-      <w:r>
-        <w:t>(Nitare &amp; Skogsstyrelsen, 2019; SLU Artdatabanken, 2025).</w:t>
-      </w:r>
-    </w:p>
-    <w:p>
-      <w:r>
-        <w:rPr>
-          <w:b/>
-        </w:rPr>
-        <w:t>Skrovellav (NT)</w:t>
-      </w:r>
-      <w:r>
-        <w:t xml:space="preserve"> växer på gamla lövträd och på klippor i gamla skogar med hög och jämn luftfuktighet. Slutavverkning av kontinuitetsskog utgör det största hotet och lavens fortsatta förekomst bör säkerställas genom att lokaler med äldre skog skyddas. I områden med mycket hög luftfuktighet kan man på bålen av skrovellav finna de sällsynta parasitsvamparna skrovellavsknapp (EN), </w:t>
-      </w:r>
-      <w:r>
-        <w:rPr>
-          <w:i/>
-        </w:rPr>
-        <w:t>Catillaria lobariicola</w:t>
-      </w:r>
-      <w:r>
-        <w:t xml:space="preserve"> (VU) och </w:t>
-      </w:r>
-      <w:r>
-        <w:rPr>
-          <w:i/>
-        </w:rPr>
-        <w:t>Merismatium lobariae</w:t>
-      </w:r>
-      <w:r>
-        <w:t xml:space="preserve"> (DD). Skrovellav är typisk art för </w:t>
-      </w:r>
-      <w:r>
-        <w:rPr>
-          <w:i/>
-        </w:rPr>
-        <w:t xml:space="preserve">9010 Taiga, 9020 Nordlig ädellövskog, 9040 Fjällbjörkskog, 9070 Trädklädd betesmark, 9160 Näringsrik ekskog, 9180 Ädellövskog i branter, 9190 Näringsfattig ekskog, 8210 Kalkbranter </w:t>
-      </w:r>
-      <w:r>
-        <w:t xml:space="preserve">och </w:t>
-      </w:r>
-      <w:r>
-        <w:rPr>
-          <w:i/>
-        </w:rPr>
-        <w:t>6530 Lövängar</w:t>
-      </w:r>
-      <w:r>
-        <w:t xml:space="preserve"> (SLU Artdatabanken, 2026; Nitare &amp; Skogsstyrelsen, 2019).</w:t>
-      </w:r>
-    </w:p>
-    <w:p>
-      <w:r>
-        <w:rPr>
-          <w:b/>
-        </w:rPr>
-        <w:t>Vedflamlav (NT)</w:t>
-      </w:r>
-      <w:r>
-        <w:t xml:space="preserve"> växer på gammal hård och torr, exponerad kärnved av tall, främst på högstubbar i ljusöppna lägen, t.ex. vid och på myrar, sjökanter, i glesa hällmarkskogar och i brandpräglade tallnaturskogar. Substratet nyskapas i begränsad omfattning och arten är en utmärkt indikator på höga naturvärden i denna skogstyp. Tall- och barrblandskogar med naturskogskaraktär och spår av bränder har ofta höga biologiska värden och bör skyddas. På vedflamlavens bål kan den sällsynta spiklaven/parasiten </w:t>
-      </w:r>
-      <w:r>
-        <w:rPr>
-          <w:i/>
-        </w:rPr>
-        <w:t>Calicium ramboldiicola</w:t>
-      </w:r>
-      <w:r>
-        <w:t xml:space="preserve"> (VU) påträffas (SLU Artdatabanken, 2026).</w:t>
-      </w:r>
-    </w:p>
-    <w:p>
-      <w:r>
-        <w:rPr>
-          <w:b/>
-        </w:rPr>
-        <w:t>Vedskivlav (NT)</w:t>
-      </w:r>
-      <w:r>
-        <w:t xml:space="preserve"> växer på gammal, torr, exponerad, hård kärnved av framförallt tall i naturskogsartade bestånd. Avverkning av tallskog av naturskogskaraktär med spår av återkommande bränder är ett hot. Mängden lämplig ved att växa på för vedskivlav minskar, dels på grund av naturlig nedbrytning men framförallt på grund av att de förstörs i samband med slutavverkningar, gallringar och markberedning. Tall- och blandbarrskogar av naturskogskaraktär med spår av återkommande bränder bör skyddas. Vedskivlav är typisk art för </w:t>
-      </w:r>
-      <w:r>
-        <w:rPr>
-          <w:i/>
-        </w:rPr>
-        <w:t>9010 Taiga</w:t>
-      </w:r>
-      <w:r>
-        <w:t xml:space="preserve"> (SLU Artdatabanken, 2024).</w:t>
-      </w:r>
-    </w:p>
-    <w:p>
-      <w:r>
-        <w:rPr>
-          <w:b/>
-        </w:rPr>
-        <w:t xml:space="preserve">Vedticka </w:t>
-      </w:r>
-      <w:r>
-        <w:t xml:space="preserve">är en bra signalart söder om den naturliga norrlandsgränsen. Den är huvudsakligen knuten till äldre barrskogar där det föreligger långvarig kontinuitet av död barrved. Vedticka är typisk art för </w:t>
-      </w:r>
-      <w:r>
-        <w:rPr>
-          <w:i/>
-        </w:rPr>
-        <w:t xml:space="preserve">9010 Taiga </w:t>
-      </w:r>
-      <w:r>
-        <w:t>(Nitare &amp; Skogsstyrelsen, 2019; SLU Artdatabanken, 2025).</w:t>
-      </w:r>
-    </w:p>
-    <w:p>
-      <w:r>
-        <w:rPr>
-          <w:b/>
-        </w:rPr>
-        <w:t xml:space="preserve">Vedtrappmossa (NT) </w:t>
-      </w:r>
-      <w:r>
-        <w:t xml:space="preserve">växer på död ved, främst i gammal granskog. Den förekommer knappast alls i fjällnära barrskogar utan finns i skogslandskapet nedom fjällen och framför allt i landets södra delar är den en mycket bra signalart för barrnaturskog med höga naturvärden. Skogsavverkning och brist på grov död ved i skogen är de allvarligaste hoten och den överlever inte kalhyggesbruk. Lokaler med sluten granskog, tillräckligt stora för att säkerställa ett kontinuerligt tillskott på grova lågor, bör undantas från storskaligt skogsbruk. Vedtrappmossa är typisk art för </w:t>
-      </w:r>
-      <w:r>
-        <w:rPr>
-          <w:i/>
-        </w:rPr>
-        <w:t>9010 Taiga</w:t>
-      </w:r>
-      <w:r>
-        <w:t xml:space="preserve"> (SLU Artdatabanken, 2024).</w:t>
-      </w:r>
-    </w:p>
-    <w:p>
-      <w:r>
-        <w:rPr>
-          <w:b/>
-        </w:rPr>
-        <w:t>Violettgrå tagellav (NT)</w:t>
-      </w:r>
-      <w:r>
-        <w:t xml:space="preserve"> växer nästan uteslutande i gamla olikåldriga barrnaturskogar med lång skoglig kontinuitet och är en utmärkt signal på skog med höga naturvärden. Slutavverkning av tidigare aldrig slutavverkad skog (kontinuitetsskog) är det största hotet. Biotopen nyskapas i begränsad omfattning och barrskog äldre än 160 år, där den violettgrå tagellaven huvudsakligen påträffas har minskat med 50% de senaste 50 åren. Lågproduktiv skogsmark där laven förekommer bör undantas från skogsbruk och rika förekomster i äldre granskog bör skyddas. Arten är känslig för uttorkning och det är väsentligt att tillräckligt stora bestånd avsätts. Violettgrå tagellav är typisk art för </w:t>
-      </w:r>
-      <w:r>
-        <w:rPr>
-          <w:i/>
-        </w:rPr>
-        <w:t>9010 Taiga</w:t>
-      </w:r>
-      <w:r>
-        <w:t xml:space="preserve"> (SLU Artdatabanken, 2024; Nitare &amp; Skogsstyrelsen, 2019).</w:t>
-      </w:r>
-    </w:p>
-    <w:p>
-      <w:r>
-        <w:rPr>
-          <w:b/>
-        </w:rPr>
-        <w:t>Vitgrynig nållav (NT)</w:t>
-      </w:r>
-      <w:r>
-        <w:t xml:space="preserve"> växer nästan uteslutande på bark av gamla, senvuxna granar i skuggiga lägen med hög och jämn luftfuktighet. Den vanligaste naturtypen för arten är kontinuitetsskogar på frisk mark men den finns också i sumpgranskogar. På lång sikt utgör avverkningar av olikåldriga granskogar av naturskogskaraktär ett allvarligt hot mot arten och skogsbruksåtgärder på eller i närheten av växtplatserna bör undvikas. Naturskogsartade, fuktiga granskogar med förekomster av arten signalerar höga biologiska värden och bör bevaras (SLU Artdatabanken, 2024; Nitare &amp; Skogsstyrelsen, 2019).</w:t>
+        <w:t>Nedan beskrivs fynd av naturvårdsarter och fridlysta arter som gjorts i det avverkningsanmälda området. I BILAGA 1 finns artfakta om fridlysta arter.</w:t>
       </w:r>
     </w:p>
     <w:p>
@@ -653,12 +91,30 @@
         <w:pStyle w:val="Heading1"/>
       </w:pPr>
       <w:r>
-        <w:t>Fridlysta arter</w:t>
+        <w:t>Naturvårdsarter</w:t>
       </w:r>
     </w:p>
     <w:p>
       <w:r>
-        <w:t>Följande fridlysta arter har sina livsmiljöer och växtplatser i den avverkningsanmälda skogen: talltita (NT, §4) och tretåig hackspett (NT, §4).</w:t>
+        <w:t>I och inom 8 meter från avverkningsanmälan har följande 29 naturvårdsarter hittats: citronporing (VU), garnlav (VU, T), gräddporing (VU, T), gränsticka (VU, T), norsk näverlav (VU), blanksvart spiklav (NT), blågrå svartspik (NT), dvärgbägarlav (NT, T), gransotdyna (NT), hornvaxskinn (NT), kortskaftad ärgspik (NT), mörk kolflarnlav (NT), nordtagging (NT), rynkskinn (NT, T), skrovellav (NT, T), talltita (NT, §4), tretåig hackspett (NT, T, §4), vedflamlav (NT), vedskivlav (NT, T), vedtrappmossa (NT, T), violettgrå tagellav (NT, T), vitgrynig nållav (NT), bårdlav (S, T), luddlav (S, T), norrlandslav (S, T), nästlav (S, T), rävticka (S, T), skinnlav (S, T) och vedticka (S, T). Av dessa är 22 rödlistade. För rödlistade arter har rödlistekategorin angivits inom parentes. Arter som är signalarter enligt Skogsstyrelsen har markerats med (S). Typiska arter inom Natura 2000 som är kopplade till skogsekosystem har markerats med (T). För fridlysta arter anges även paragrafen i Artskyddsförordningen som arten är fridlyst enligt.</w:t>
+      </w:r>
+    </w:p>
+    <w:p>
+      <w:r>
+        <w:t>De påträffade naturvårdsarterna är ett tydligt kvitto på att det rör sig om en skog med höga naturvärden.</w:t>
+      </w:r>
+    </w:p>
+    <w:p>
+      <w:pPr>
+        <w:pStyle w:val="Heading2"/>
+      </w:pPr>
+      <w:r>
+        <w:t>Fridlysta arter</w:t>
+      </w:r>
+    </w:p>
+    <w:p>
+      <w:r>
+        <w:t>Följande fridlysta arter har sina livsmiljöer och växtplatser i den avverkningsanmälda skogen: talltita (NT, §4) och tretåig hackspett (NT, T, §4).</w:t>
       </w:r>
     </w:p>
     <w:p>
@@ -718,6 +174,644 @@
     <w:p>
       <w:r>
         <w:t>I BILAGA 1 finns mer detaljerad information om ekologi samt krav på livsmiljö hos fridlysta arter.</w:t>
+      </w:r>
+    </w:p>
+    <w:p>
+      <w:pPr>
+        <w:pStyle w:val="Heading2"/>
+      </w:pPr>
+      <w:r>
+        <w:t>Övriga naturvårdsarter</w:t>
+      </w:r>
+    </w:p>
+    <w:p>
+      <w:r>
+        <w:rPr>
+          <w:b/>
+        </w:rPr>
+        <w:t>Blanksvart spiklav (NT)</w:t>
+      </w:r>
+      <w:r>
+        <w:t xml:space="preserve"> förekommer på torr, hård, gammal kärnved men även på äldre ytved av tall i naturskogsartade bestånd med begränsad brandpåverkan och ostörd hydrologi. Skogsbruksåtgärder på eller i närheten av lokaler med blanksvart spiklav utgör ett hot. Naturskogsartade öppna tall- och barrblandskogar med blanksvart spiklav indikerar höga biologiska värden och bör bevaras (SLU Artdatabanken, 2024).</w:t>
+      </w:r>
+    </w:p>
+    <w:p>
+      <w:r>
+        <w:rPr>
+          <w:b/>
+        </w:rPr>
+        <w:t>Blågrå svartspik (NT)</w:t>
+      </w:r>
+      <w:r>
+        <w:t xml:space="preserve"> växer på torr, hård ved av gamla, solbelysta torrakor, högstubbar av tall och grova döda grenar på levande tallar i öppna bestånd av naturskogskaraktär. Nästan alltid rör det sig om tjärrika torrträd och högstubbar (töreved, keloträd) som kan vara en bra bit över hundra år, i vissa fall sannolikt hundratals år gamla. Skogsbruk är idag det allvarligaste hotet. Ett långsiktigt hot är att nybildningen av gamla torrakor och högstubbar är en långsam process vilken ofta är beroende av skogsbrand. Nytt substrat bildas numera sannolikt nästan inte alls då antalet naturliga skogsbränder har minskat drastiskt på grund av effektivare brandbekämpning. Döda träd som lämnas efter avverkning är inte lämpliga för arten, eftersom dessa träd inte varit utsatta för skogsbrand och bildat tjärrik ved. Skogsbruksåtgärder på eller i närheten av växtplatserna bör undvikas. Naturskogsartade skogar med förekomst av arten indikerar höga biologiska värden och bör bevaras. Blågrå svartspik har en mycket begränsad utbredning utanför de nordiska länderna varför dessa länder har ett speciellt ansvar för arten (SLU Artdatabanken, 2024).</w:t>
+      </w:r>
+    </w:p>
+    <w:p>
+      <w:r>
+        <w:rPr>
+          <w:b/>
+        </w:rPr>
+        <w:t>Bårdlav</w:t>
+      </w:r>
+      <w:r>
+        <w:t xml:space="preserve"> signalerar miljöer med höga naturvärden och på lokalerna finns vanligtvis många andra ovanliga och rödlistade arter. Den visar även på platser med hög och jämn luftfuktighet. På bårdlav och andra njurlavar (Nephroma) kan de sällsynta parasiterna </w:t>
+      </w:r>
+      <w:r>
+        <w:rPr>
+          <w:i/>
+        </w:rPr>
+        <w:t xml:space="preserve">Protounguicularia nephromatis </w:t>
+      </w:r>
+      <w:r>
+        <w:t xml:space="preserve">(VU) och </w:t>
+      </w:r>
+      <w:r>
+        <w:rPr>
+          <w:i/>
+        </w:rPr>
+        <w:t xml:space="preserve">Tremella nephromatis </w:t>
+      </w:r>
+      <w:r>
+        <w:t xml:space="preserve">(DD) påträffas. Bårdlav är typisk art för </w:t>
+      </w:r>
+      <w:r>
+        <w:rPr>
+          <w:i/>
+        </w:rPr>
+        <w:t xml:space="preserve">9010 Taiga, 9020 Nordlig ädellövskog, 9070 Trädklädd betesmark, 9110 Näringsfattig bokskog, 9160 Näringsrik ekskog, 9180 Ädellövskog i branter </w:t>
+      </w:r>
+      <w:r>
+        <w:t>och</w:t>
+      </w:r>
+      <w:r>
+        <w:rPr>
+          <w:i/>
+        </w:rPr>
+        <w:t xml:space="preserve"> 9190 Näringsfattig ekskog</w:t>
+      </w:r>
+      <w:r>
+        <w:t xml:space="preserve"> (SLU Artdatabanken, 2026; Nitare &amp; Skogsstyrelsen, 2019).</w:t>
+      </w:r>
+    </w:p>
+    <w:p>
+      <w:r>
+        <w:rPr>
+          <w:b/>
+        </w:rPr>
+        <w:t>Citronporing (VU)</w:t>
+      </w:r>
+      <w:r>
+        <w:t xml:space="preserve"> växer på granlågor i naturskogsartade granskogar. Den påträffas ofta på eller nära fruktkroppar av klibbticka. Citronporing är globalt rödlistad som starkt hotad (EN) vilket innebär att Sverige har ett internationellt ansvar för arten. Alla skogsskötselåtgärder på eller i direkt anslutning till växtplatserna utgör ett hot och områden som hyser arten måste undantas helt från skogsbruk. Lokaler där citronporing påträffas bör ges ett juridiskt skydd (SLU Artdatabanken, 2026; IUCN, 2019).</w:t>
+      </w:r>
+    </w:p>
+    <w:p>
+      <w:r>
+        <w:rPr>
+          <w:b/>
+        </w:rPr>
+        <w:t>Dvärgbägarlav (NT)</w:t>
+      </w:r>
+      <w:r>
+        <w:t xml:space="preserve"> förekommer över hela Sverige på gammal hård ved, huvudsakligen på tall men i södra Sverige även på ek. Veden utgörs framförallt av grova stubbar, lågor och grenar. Substratet har blivit sällsyntare och nybildning av substrat sker bara i begränsad omfattning. Arten hotas av att grova lågor blir allt sällsyntare i dagens kulturskogar samt att nybildningen av lämpliga substrat går mycket långsamt. En riklig tillgång på gamla tall- eller eklågor måste säkerställas på artens lokaler. Dvärgbägarlav är typisk art för </w:t>
+      </w:r>
+      <w:r>
+        <w:rPr>
+          <w:i/>
+        </w:rPr>
+        <w:t>9010 Taiga</w:t>
+      </w:r>
+      <w:r>
+        <w:t xml:space="preserve"> (SLU Artdatabanken, 2024; Nitare &amp; Skogsstyrelsen, 2019).</w:t>
+      </w:r>
+    </w:p>
+    <w:p>
+      <w:r>
+        <w:rPr>
+          <w:b/>
+        </w:rPr>
+        <w:t>Garnlav (VU)</w:t>
+      </w:r>
+      <w:r>
+        <w:t xml:space="preserve"> är en utpräglad barrskogsart som ibland kan drapera träden i norrländska grannaturskogar med hög luftfuktighet. Den förekommer även i talldominerade bestånd där den, förutom i trädens grenverk, påträffas hängande över ojämnheter i tallbarken. Arten har minskat starkt i södra och mellersta Sverige och den minskar även i sitt nordliga utbredningsområde. Minskningstakten uppgår till 30 (20–50) % inom 50 år och överstiger gränsvärdet för Sårbar (VU). Orsaken till tillbakagången beror främst på slutavverkningar av naturskogsartade skogar. Bestånd med riklig förekomst bör regelmässigt sparas, vilket även gynnar flera andra sällsynta och rödlistade arter. Garnlav är värdväxt för den mycket sällsynta och akut hotade fjärilen barrskogslavfly (CR) som hör hemma i boreala barrskogar med riklig förekomst av värdväxten. Tidigare kunde arten konstateras årligen på flera platser vid Dala-Floda i Dalarna innan lokalerna kalavverkades. Senaste fyndet i landet av barrskogslavfly är från år 2000 då den påträffades vid Högberget i Sollefteå kommun. Garnlav är typisk art för </w:t>
+      </w:r>
+      <w:r>
+        <w:rPr>
+          <w:i/>
+        </w:rPr>
+        <w:t xml:space="preserve">9010 Taiga </w:t>
+      </w:r>
+      <w:r>
+        <w:t>och</w:t>
+      </w:r>
+      <w:r>
+        <w:rPr>
+          <w:i/>
+        </w:rPr>
+        <w:t xml:space="preserve"> 9070 Trädklädd betesmark</w:t>
+      </w:r>
+      <w:r>
+        <w:t xml:space="preserve"> (SLU Artdatabanken, 2026).</w:t>
+      </w:r>
+    </w:p>
+    <w:p>
+      <w:r>
+        <w:rPr>
+          <w:b/>
+        </w:rPr>
+        <w:t>Gransotdyna (NT)</w:t>
+      </w:r>
+      <w:r>
+        <w:t xml:space="preserve"> är en nedbrytare på grova, murkna, ofta barklösa stubbar och liggande stammar av gran, sällan även av bok. Den kräver tillgång till lågor och stubbar i frisk till fuktig miljö och är helt bunden till skogsbestånd med hög bonitet. Gransotdyna hotas av det intensiva utnyttjandet av granskogar med hög bonitet. Arten förekommer främst i de sydliga delarna av landet där bristen på äldre skog är mest påtaglig. Alla lokaler för arten måste undantas från rationellt skogsbruk och tillgången på död ved av grova dimensioner måste säkerställas. Fler områden med äldre granskog måste skyddas i södra Sverige (SLU Artdatabanken, 2024).</w:t>
+      </w:r>
+    </w:p>
+    <w:p>
+      <w:r>
+        <w:rPr>
+          <w:b/>
+        </w:rPr>
+        <w:t>Gräddporing (VU)</w:t>
+      </w:r>
+      <w:r>
+        <w:t xml:space="preserve"> växer nästan enbart i urskogsartad barrskog på gamla, kraftigt murkna, grova och mossbelupna tallågor i något fuktiga och skuggiga lägen. Arten är placerad högst upp i Skogsstyrelsens värdepyramid för bedömning av skog med höga naturvärden och indikerar gamla och relativt orörda tallnaturskogar med höga naturvärden där det under låg tid kontinuerligt funnits inslag av grova tallågor. För att på sikt hejda artens vikande trend behöver merparten av gräddporingens nu kända växtplatser undantas från skogsbruk. Gräddporing är typisk art för </w:t>
+      </w:r>
+      <w:r>
+        <w:rPr>
+          <w:i/>
+        </w:rPr>
+        <w:t>9010 Taiga</w:t>
+      </w:r>
+      <w:r>
+        <w:t xml:space="preserve"> (SLU Artdatabanken, 2024; Nitare &amp; Skogsstyrelsen, 2019).</w:t>
+      </w:r>
+    </w:p>
+    <w:p>
+      <w:r>
+        <w:rPr>
+          <w:b/>
+        </w:rPr>
+        <w:t>Gränsticka (VU)</w:t>
+      </w:r>
+      <w:r>
+        <w:t xml:space="preserve"> är en mycket bra signalart inom hela sitt utbredningsområde. Den är huvudsakligen knuten till restbestånd av barrnaturskog och förekommer med ett tydligt optimum i orörda eller måttligt påverkade gamla granskogar där det föreligger långvarig kontinuitet av grov död ved. Den totala populationen bedöms ha minskat och fortsätter att minska i takt med att grankontinuitetsskogar (äldre tidigare icke kalavverkade skogar) minskar i areal. Minskningstakten överstiger gränsvärdet för sårbar (VU). Lokaler som hyser arten bör undantas från skogsbruk, speciellt i mellersta och södra Sverige. Gränsticka är typisk art för </w:t>
+      </w:r>
+      <w:r>
+        <w:rPr>
+          <w:i/>
+        </w:rPr>
+        <w:t>9010 Taiga</w:t>
+      </w:r>
+      <w:r>
+        <w:t xml:space="preserve"> (SLU Artdatabanken, 2026; Nitare &amp; Skogsstyrelsen, 2019).</w:t>
+      </w:r>
+    </w:p>
+    <w:p>
+      <w:r>
+        <w:rPr>
+          <w:b/>
+        </w:rPr>
+        <w:t xml:space="preserve">Hornvaxskinn (NT) </w:t>
+      </w:r>
+      <w:r>
+        <w:t>påträffas på gamla senvuxna, torra och hårda lågor i gamla naturskogsartade eller plockhuggna tallskogar i norra Sverige. Arten hotas av avverkning av naturskogsartade tallskogar och uttag av torrakor till timring av byggnader. Avverkning av naturskogsliknande tallskogar bör ej förekomma (SLU Artdatabanken, 2024).</w:t>
+      </w:r>
+    </w:p>
+    <w:p>
+      <w:r>
+        <w:rPr>
+          <w:b/>
+        </w:rPr>
+        <w:t>Kortskaftad ärgspik (NT)</w:t>
+      </w:r>
+      <w:r>
+        <w:t xml:space="preserve"> förekommer i barrträdsdominerade skogar och växer nästan uteslutande på tallved. Den föredrar gamla högstubbar i fuktig och halvöppen miljö, t.ex. i myrkanter, sumpskog och brandpräglad skog. Arten indikerar kontinuerlig tillgång till gamla högstubbar i kombination med hög och jämn luftfuktighet. Skogsbruk på lokaler med kortskaftad ärgspik utgör ett hot. På lång sikt bildas färre lämpliga substrat än vad som försvinner. Avverkning av barrträdsdominerade bestånd av naturskogskaraktär utgör ett långsiktigt hot. Naturskogsartade bestånd med riklig förekomst av gamla och grova tallhögstubbar bör undantas från skogsbruk (SLU Artdatabanken, 2024).</w:t>
+      </w:r>
+    </w:p>
+    <w:p>
+      <w:r>
+        <w:rPr>
+          <w:b/>
+        </w:rPr>
+        <w:t>Luddlav</w:t>
+      </w:r>
+      <w:r>
+        <w:t xml:space="preserve"> signalerar lång skoglig kontinuitet med ett stabilt lokal- och mikroklimat med hög och jämn fuktighet. Luddlav är typisk art för </w:t>
+      </w:r>
+      <w:r>
+        <w:rPr>
+          <w:i/>
+        </w:rPr>
+        <w:t>9010 Taiga,</w:t>
+      </w:r>
+      <w:r>
+        <w:t xml:space="preserve"> </w:t>
+      </w:r>
+      <w:r>
+        <w:rPr>
+          <w:i/>
+        </w:rPr>
+        <w:t xml:space="preserve">9020 Nordlig ädellövskog, 9070 Trädklädd betesmark, 9110 Näringsfattig bokskog, 9180 Ädellövskog i branter </w:t>
+      </w:r>
+      <w:r>
+        <w:t>och</w:t>
+      </w:r>
+      <w:r>
+        <w:rPr>
+          <w:i/>
+        </w:rPr>
+        <w:t xml:space="preserve"> 9190 Näringsfattig ekskog </w:t>
+      </w:r>
+      <w:r>
+        <w:t>(Nitare &amp; Skogsstyrelsen, 2019; SLU Artdatabanken, 2025).</w:t>
+      </w:r>
+    </w:p>
+    <w:p>
+      <w:r>
+        <w:rPr>
+          <w:b/>
+        </w:rPr>
+        <w:t>Mörk kolflarnlav (NT)</w:t>
+      </w:r>
+      <w:r>
+        <w:t xml:space="preserve"> är brandberoende och växer nästan uteslutande på kolad hård kärnved av tall. Arten förekommer främst i glesa, öppna tall- och blandbarrskogar av naturskogskaraktär och etableringen verkar ske sent efter brand, kanske först efter 100–300 år. Mörk kolflarnlav indikerar skog med höga naturvärden och vanligast är att den påträffas på rester av nedbrunna torrakor och högstubbar och lågstubbar som är så grova att hela innandömet är urbränt. Tall- och blandbarrskogar av naturskogskaraktär med spår av återkommande bränder hyser höga biologiska värden och bör skyddas (SLU Artdatabanken, 2024).</w:t>
+      </w:r>
+    </w:p>
+    <w:p>
+      <w:r>
+        <w:rPr>
+          <w:b/>
+        </w:rPr>
+        <w:t>Nordtagging (NT)</w:t>
+      </w:r>
+      <w:r>
+        <w:t xml:space="preserve"> växer främst på tallågor av grövre dimensioner och påträffas huvudsakligen i äldre skog som inte kalavverkats. Nordtaggingen missgynnas av att områden med äldre tallskog har minskat starkt. Bekämpning av skogsbränder, samtidigt som skogsbruket omvandlar naturligt glesa tallbestånd till likartade och betydligt tätare bestånd, har missgynnat arten. Bristen på gamla tallågor utgör på sikt ett allvarligt hot och återskapandet av lämpliga biotoper tar mycket lång tid. Områden med olikåldriga bestånd av tall och med stort inslag av äldre träd bör undantas från skoglig produktion (SLU Artdatabanken, 2024).</w:t>
+      </w:r>
+    </w:p>
+    <w:p>
+      <w:r>
+        <w:rPr>
+          <w:b/>
+        </w:rPr>
+        <w:t xml:space="preserve">Norrlandslav </w:t>
+      </w:r>
+      <w:r>
+        <w:t xml:space="preserve">indikerar söder om den naturliga norrlandsgränsen barrskogsbeklädda bergbranter eller andra ostörda skogsmiljöer med höga naturvärden. Norrlandslav är typisk art för </w:t>
+      </w:r>
+      <w:r>
+        <w:rPr>
+          <w:i/>
+        </w:rPr>
+        <w:t xml:space="preserve">9010 Taiga, 8110 Silikatrasmarker </w:t>
+      </w:r>
+      <w:r>
+        <w:t>och</w:t>
+      </w:r>
+      <w:r>
+        <w:rPr>
+          <w:i/>
+        </w:rPr>
+        <w:t xml:space="preserve"> 8120 Kalkrasmarker </w:t>
+      </w:r>
+      <w:r>
+        <w:t>(Nitare &amp; Skogsstyrelsen, 2000; SLU Artdatabanken, 2025).</w:t>
+      </w:r>
+    </w:p>
+    <w:p>
+      <w:r>
+        <w:rPr>
+          <w:b/>
+        </w:rPr>
+        <w:t>Norsk näverlav (VU)</w:t>
+      </w:r>
+      <w:r>
+        <w:t>, rödlistad som sårbar, är en suboceanisk art och påträffas bara i områden med hög och jämn luftfuktighet. Den växer i fuktiga granskogar, främst på stammar eller grenar av äldre björkar och granar. Arten är placerad i toppen av Skogsstyrelsens värdepyramid för bedömning av skog med höga naturvärden och försvinner eller missgynnas starkt vid all form av avverkning på eller i anslutning till lokalerna. Norsk näverlav har en hög andel av sin världspopulation i Norge och Sverige vilket medför ett särskilt ansvar för arten (Nitare &amp; Skogsstyrelsen, 2019; SLU Artdatabanken, 2024).</w:t>
+      </w:r>
+    </w:p>
+    <w:p>
+      <w:r>
+        <w:rPr>
+          <w:b/>
+        </w:rPr>
+        <w:t>Nästlav</w:t>
+      </w:r>
+      <w:r>
+        <w:t xml:space="preserve"> indikerar söder om den naturliga norrlandsgränsen äldre barrskogsområden med höga naturvärden där andra ovanliga nordliga barrskogsarter kan påträffas. Nästlav är typisk art för </w:t>
+      </w:r>
+      <w:r>
+        <w:rPr>
+          <w:i/>
+        </w:rPr>
+        <w:t xml:space="preserve">9010 Taiga </w:t>
+      </w:r>
+      <w:r>
+        <w:t>(Nitare &amp; Skogsstyrelsen, 2019; SLU Artdatabanken, 2025).</w:t>
+      </w:r>
+    </w:p>
+    <w:p>
+      <w:r>
+        <w:rPr>
+          <w:b/>
+        </w:rPr>
+        <w:t>Rynkskinn (NT)</w:t>
+      </w:r>
+      <w:r>
+        <w:t xml:space="preserve"> är en vednedbrytare som växer på grova granlågor och ingår i en karaktäristisk association av vedsvampar knutna till urskogsartade barrskogar. Den har klassificerats som en “urskogsindikator” och är placerad i toppen av Skogsstyrelsens värdepyramid för bedömning av skog med höga naturvärden. Allt tyder på att rynkskinn är mycket känslig för skogliga ingrepp och lokalerna, som oftast har höga biologiska kvaliteter, bör lämnas till fri utveckling. Rynkskinn är typisk art för </w:t>
+      </w:r>
+      <w:r>
+        <w:rPr>
+          <w:i/>
+        </w:rPr>
+        <w:t xml:space="preserve">9010 Taiga, 9050 Näringsrik granskog </w:t>
+      </w:r>
+      <w:r>
+        <w:t>och</w:t>
+      </w:r>
+      <w:r>
+        <w:rPr>
+          <w:i/>
+        </w:rPr>
+        <w:t xml:space="preserve"> 9030 Landhöjningsskog</w:t>
+      </w:r>
+      <w:r>
+        <w:t xml:space="preserve"> (Nitare &amp; Skogsstyrelsen, 2019; SLU Artdatabanken, 2026).</w:t>
+      </w:r>
+    </w:p>
+    <w:p>
+      <w:r>
+        <w:rPr>
+          <w:b/>
+        </w:rPr>
+        <w:t>Rävticka</w:t>
+      </w:r>
+      <w:r>
+        <w:t xml:space="preserve"> är typisk art för </w:t>
+      </w:r>
+      <w:r>
+        <w:rPr>
+          <w:i/>
+        </w:rPr>
+        <w:t xml:space="preserve">9010 Taiga </w:t>
+      </w:r>
+      <w:r>
+        <w:t>(SLU Artdatabanken, 2025).</w:t>
+      </w:r>
+    </w:p>
+    <w:p>
+      <w:r>
+        <w:rPr>
+          <w:b/>
+        </w:rPr>
+        <w:t xml:space="preserve">Skinnlav </w:t>
+      </w:r>
+      <w:r>
+        <w:t xml:space="preserve">förekommer på diverse lövträd, främst på gammal asp och sälg. Den påträffas främst i områden med lång kontinuitet av grova lövträd och signalerar skogsmark med höga naturvärden. På lokalerna förekommer som regel ett flertal andra ovanliga eller rödlistade lavar. I likhet med gelélavarna, etablerar sig skinnlaven i skogsmark på grova aspar i sena lövsuccessioner. Skinnlav är typisk art för </w:t>
+      </w:r>
+      <w:r>
+        <w:rPr>
+          <w:i/>
+        </w:rPr>
+        <w:t xml:space="preserve">9010 Taiga, 9020 Nordlig ädellövskog </w:t>
+      </w:r>
+      <w:r>
+        <w:t xml:space="preserve">och </w:t>
+      </w:r>
+      <w:r>
+        <w:rPr>
+          <w:i/>
+        </w:rPr>
+        <w:t xml:space="preserve">9070 Trädklädd betesmark </w:t>
+      </w:r>
+      <w:r>
+        <w:t>(Nitare &amp; Skogsstyrelsen, 2019; SLU Artdatabanken, 2025).</w:t>
+      </w:r>
+    </w:p>
+    <w:p>
+      <w:r>
+        <w:rPr>
+          <w:b/>
+        </w:rPr>
+        <w:t>Skrovellav (NT)</w:t>
+      </w:r>
+      <w:r>
+        <w:t xml:space="preserve"> växer på gamla lövträd och på klippor i gamla skogar med hög och jämn luftfuktighet. Slutavverkning av kontinuitetsskog utgör det största hotet och lavens fortsatta förekomst bör säkerställas genom att lokaler med äldre skog skyddas. I områden med mycket hög luftfuktighet kan man på bålen av skrovellav finna de sällsynta parasitsvamparna skrovellavsknapp (EN), </w:t>
+      </w:r>
+      <w:r>
+        <w:rPr>
+          <w:i/>
+        </w:rPr>
+        <w:t>Catillaria lobariicola</w:t>
+      </w:r>
+      <w:r>
+        <w:t xml:space="preserve"> (VU) och </w:t>
+      </w:r>
+      <w:r>
+        <w:rPr>
+          <w:i/>
+        </w:rPr>
+        <w:t>Merismatium lobariae</w:t>
+      </w:r>
+      <w:r>
+        <w:t xml:space="preserve"> (DD). Skrovellav är typisk art för </w:t>
+      </w:r>
+      <w:r>
+        <w:rPr>
+          <w:i/>
+        </w:rPr>
+        <w:t xml:space="preserve">9010 Taiga, 9020 Nordlig ädellövskog, 9040 Fjällbjörkskog, 9070 Trädklädd betesmark, 9160 Näringsrik ekskog, 9180 Ädellövskog i branter, 9190 Näringsfattig ekskog, 8210 Kalkbranter </w:t>
+      </w:r>
+      <w:r>
+        <w:t xml:space="preserve">och </w:t>
+      </w:r>
+      <w:r>
+        <w:rPr>
+          <w:i/>
+        </w:rPr>
+        <w:t>6530 Lövängar</w:t>
+      </w:r>
+      <w:r>
+        <w:t xml:space="preserve"> (SLU Artdatabanken, 2026; Nitare &amp; Skogsstyrelsen, 2019).</w:t>
+      </w:r>
+    </w:p>
+    <w:p>
+      <w:r>
+        <w:rPr>
+          <w:b/>
+        </w:rPr>
+        <w:t>Vedflamlav (NT)</w:t>
+      </w:r>
+      <w:r>
+        <w:t xml:space="preserve"> växer på gammal hård och torr, exponerad kärnved av tall, främst på högstubbar i ljusöppna lägen, t.ex. vid och på myrar, sjökanter, i glesa hällmarkskogar och i brandpräglade tallnaturskogar. Substratet nyskapas i begränsad omfattning och arten är en utmärkt indikator på höga naturvärden i denna skogstyp. Tall- och barrblandskogar med naturskogskaraktär och spår av bränder har ofta höga biologiska värden och bör skyddas. På vedflamlavens bål kan den sällsynta spiklaven/parasiten </w:t>
+      </w:r>
+      <w:r>
+        <w:rPr>
+          <w:i/>
+        </w:rPr>
+        <w:t>Calicium ramboldiicola</w:t>
+      </w:r>
+      <w:r>
+        <w:t xml:space="preserve"> (VU) påträffas (SLU Artdatabanken, 2026).</w:t>
+      </w:r>
+    </w:p>
+    <w:p>
+      <w:r>
+        <w:rPr>
+          <w:b/>
+        </w:rPr>
+        <w:t>Vedskivlav (NT)</w:t>
+      </w:r>
+      <w:r>
+        <w:t xml:space="preserve"> växer på gammal, torr, exponerad, hård kärnved av framförallt tall i naturskogsartade bestånd. Avverkning av tallskog av naturskogskaraktär med spår av återkommande bränder är ett hot. Mängden lämplig ved att växa på för vedskivlav minskar, dels på grund av naturlig nedbrytning men framförallt på grund av att de förstörs i samband med slutavverkningar, gallringar och markberedning. Tall- och blandbarrskogar av naturskogskaraktär med spår av återkommande bränder bör skyddas. Vedskivlav är typisk art för </w:t>
+      </w:r>
+      <w:r>
+        <w:rPr>
+          <w:i/>
+        </w:rPr>
+        <w:t>9010 Taiga</w:t>
+      </w:r>
+      <w:r>
+        <w:t xml:space="preserve"> (SLU Artdatabanken, 2024).</w:t>
+      </w:r>
+    </w:p>
+    <w:p>
+      <w:r>
+        <w:rPr>
+          <w:b/>
+        </w:rPr>
+        <w:t xml:space="preserve">Vedticka </w:t>
+      </w:r>
+      <w:r>
+        <w:t xml:space="preserve">är en bra signalart söder om den naturliga norrlandsgränsen. Den är huvudsakligen knuten till äldre barrskogar där det föreligger långvarig kontinuitet av död barrved. Vedticka är typisk art för </w:t>
+      </w:r>
+      <w:r>
+        <w:rPr>
+          <w:i/>
+        </w:rPr>
+        <w:t xml:space="preserve">9010 Taiga </w:t>
+      </w:r>
+      <w:r>
+        <w:t>(Nitare &amp; Skogsstyrelsen, 2019; SLU Artdatabanken, 2025).</w:t>
+      </w:r>
+    </w:p>
+    <w:p>
+      <w:r>
+        <w:rPr>
+          <w:b/>
+        </w:rPr>
+        <w:t xml:space="preserve">Vedtrappmossa (NT) </w:t>
+      </w:r>
+      <w:r>
+        <w:t xml:space="preserve">växer på död ved, främst i gammal granskog. Den förekommer knappast alls i fjällnära barrskogar utan finns i skogslandskapet nedom fjällen och framför allt i landets södra delar är den en mycket bra signalart för barrnaturskog med höga naturvärden. Skogsavverkning och brist på grov död ved i skogen är de allvarligaste hoten och den överlever inte kalhyggesbruk. Lokaler med sluten granskog, tillräckligt stora för att säkerställa ett kontinuerligt tillskott på grova lågor, bör undantas från storskaligt skogsbruk. Vedtrappmossa är typisk art för </w:t>
+      </w:r>
+      <w:r>
+        <w:rPr>
+          <w:i/>
+        </w:rPr>
+        <w:t>9010 Taiga</w:t>
+      </w:r>
+      <w:r>
+        <w:t xml:space="preserve"> (SLU Artdatabanken, 2024).</w:t>
+      </w:r>
+    </w:p>
+    <w:p>
+      <w:r>
+        <w:rPr>
+          <w:b/>
+        </w:rPr>
+        <w:t>Violettgrå tagellav (NT)</w:t>
+      </w:r>
+      <w:r>
+        <w:t xml:space="preserve"> växer nästan uteslutande i gamla olikåldriga barrnaturskogar med lång skoglig kontinuitet och är en utmärkt signal på skog med höga naturvärden. Slutavverkning av tidigare aldrig slutavverkad skog (kontinuitetsskog) är det största hotet. Biotopen nyskapas i begränsad omfattning och barrskog äldre än 160 år, där den violettgrå tagellaven huvudsakligen påträffas har minskat med 50% de senaste 50 åren. Lågproduktiv skogsmark där laven förekommer bör undantas från skogsbruk och rika förekomster i äldre granskog bör skyddas. Arten är känslig för uttorkning och det är väsentligt att tillräckligt stora bestånd avsätts. Violettgrå tagellav är typisk art för </w:t>
+      </w:r>
+      <w:r>
+        <w:rPr>
+          <w:i/>
+        </w:rPr>
+        <w:t>9010 Taiga</w:t>
+      </w:r>
+      <w:r>
+        <w:t xml:space="preserve"> (SLU Artdatabanken, 2024; Nitare &amp; Skogsstyrelsen, 2019).</w:t>
+      </w:r>
+    </w:p>
+    <w:p>
+      <w:r>
+        <w:rPr>
+          <w:b/>
+        </w:rPr>
+        <w:t>Vitgrynig nållav (NT)</w:t>
+      </w:r>
+      <w:r>
+        <w:t xml:space="preserve"> växer nästan uteslutande på bark av gamla, senvuxna granar i skuggiga lägen med hög och jämn luftfuktighet. Den vanligaste naturtypen för arten är kontinuitetsskogar på frisk mark men den finns också i sumpgranskogar. På lång sikt utgör avverkningar av olikåldriga granskogar av naturskogskaraktär ett allvarligt hot mot arten och skogsbruksåtgärder på eller i närheten av växtplatserna bör undvikas. Naturskogsartade, fuktiga granskogar med förekomster av arten signalerar höga biologiska värden och bör bevaras (SLU Artdatabanken, 2024; Nitare &amp; Skogsstyrelsen, 2019).</w:t>
+      </w:r>
+    </w:p>
+    <w:p>
+      <w:pPr>
+        <w:pStyle w:val="Heading1"/>
+      </w:pPr>
+      <w:r>
+        <w:t>Typiska arter och EU:s art- och habitatdirektiv</w:t>
+      </w:r>
+    </w:p>
+    <w:p>
+      <w:r>
+        <w:t>Typiska arter används för att lokalisera områden med gynnsam bevarandestatus för de naturtyper som är listade i EU:s art- och habitatdirektiv. Ett exempel är Västlig taiga (EU-kod 9010) som saknar gynnsam bevarandestatus och minskar starkt som naturtyp i Sverige. Naturvårdsverket skriver i sin vägledning för Västlig taiga att dylika miljöer förutsätter normalt att skogarna skyddas långsiktigt, eftersom skogsbruk inte är förenligt med bevarande av naturtypen i gynnsamt tillstånd (Naturvårdsverket, 2011).</w:t>
+      </w:r>
+    </w:p>
+    <w:p>
+      <w:r>
+        <w:t>Följande typiska arter har sina livsmiljöer och växtplatser i den avverkningsanmälda skogen: garnlav (VU, T), gräddporing (VU, T), gränsticka (VU, T), dvärgbägarlav (NT, T), rynkskinn (NT, T), skrovellav (NT, T), tretåig hackspett (NT, T, §4), vedskivlav (NT, T), vedtrappmossa (NT, T), violettgrå tagellav (NT, T), bårdlav (S, T), luddlav (S, T), norrlandslav (S, T), nästlav (S, T), rävticka (S, T), skinnlav (S, T) och vedticka (S, T).</w:t>
+      </w:r>
+    </w:p>
+    <w:p>
+      <w:r>
+        <w:t>Enligt Sveriges Artikel 17 rapportering 2013 och 2019 till EU, har naturtypen Västlig taiga (9010) dålig bevarandestatus med negativ trend inom Sveriges boreala region. Skogsbruksåtgärder som avverkning, röjning och gallring pekas ut som några av de främst bidragande orsakerna till naturtypens dåliga status och negativa trend (SLU Artdatabanken, 2019). I EU:s uppföljning av tillståndet för naturtyperna i Skandinavien 2013 – 2018 framgår det att i den boreala regionen är tillståndet så dåligt för Västlig taiga (9010) att habitatet löper allvarlig risk att försvinna regionalt (EEA, 2022). Det allvarliga läget för den biologiska mångfalden i skogen framhålls även i Skogsstyren rapport 2026/07:</w:t>
+      </w:r>
+    </w:p>
+    <w:p>
+      <w:r>
+        <w:rPr>
+          <w:i/>
+        </w:rPr>
+        <w:t>"All avverkning av kända skogliga värdekärnor och sannolika kontinuitetsskogar behöver upphöra för att fylla bristen om 1,56 miljoner hektar bevarad livsmiljötyp. På grund av begränsade kvarvarande arealer av värdekärnor, naturskogar och kontinuitetsskogar leder fortsatt förlust av dessa till en påtaglig risk för långsiktigt negativa effekter för biologisk mångfald i skogslandskapet. Att de återstående arealerna bevaras och ges ett långsiktigt skydd bedöms därför vara av avgörande betydelse."</w:t>
+      </w:r>
+      <w:r>
+        <w:t xml:space="preserve"> (Skogsstyrelsen, 2026).</w:t>
+      </w:r>
+    </w:p>
+    <w:p>
+      <w:r>
+        <w:t>Trots detta har statusen för Västlig taiga ändrats till otillräcklig i stället för dålig i den senaste Artikel 17 rapporteringen 2025. Av Naturvårdsverkets rapport framgår det dock att de ändrade statusbedömningarna jämfört med rapporteringen 2019 inte beror på faktiska miljöförändringar. Ändringarna är av teknisk karaktär och främst en följd av resultaten från genomförda regeringsuppdrag och beslut inför rapporteringen 2025. Det är alltså politisk styrning i stället för faktiska förhållanden i naturen som ändrat på naturtypernas status i rapporteringen, vilket rimmar dåligt med såväl art- och habitatdirektivets syften och mål som med naturrestaureringsförordningen. I praktiken har dock Sveriges nya sätt att rapportera bevarandestatus till EU inte någon betydelse eftersom Naturvårdsverkets rapportering 2025 visar att Västlig taiga</w:t>
+      </w:r>
+      <w:r>
+        <w:rPr>
+          <w:b/>
+        </w:rPr>
+        <w:t xml:space="preserve"> </w:t>
+      </w:r>
+      <w:r>
+        <w:t>inte har gynnsam bevarandestatus.</w:t>
+      </w:r>
+    </w:p>
+    <w:p>
+      <w:r>
+        <w:t>Åtgärder som vidtas i enlighet med art- och habitatdirektivet ska enligt Artikel 2 syfta till att bibehålla eller återställa en gynnsam bevarandestatus hos livsmiljöer samt arter och vilda djur och växter av gemenskapsintresse. Enligt prejudikat från EU-domstolen ska en skogsbruksverksamhet utföras på ett sådant sätt som utgör ett förebyggande och hållbart skogsbruk för att betraktas som förenlig med bevarandekraven i direktivet (se EU-domstolens dom i de förenade målen C 473-19 och C 474-19).</w:t>
+      </w:r>
+    </w:p>
+    <w:p>
+      <w:r>
+        <w:t xml:space="preserve">Av artikel 1.e samma direktiv framgår att en livsmiljös bevarandestatus anses " gynnsam" när — dess naturliga utbredningsområde och de ytor den täcker inom detta område är stabila eller ökande, och — den särskilda struktur och de särskilda funktioner som är nödvändiga för att den skall kunna bibehållas på lång sikt finns, och sannolikt kommer att finnas under en överskådlig framtid, och — bevarandestatusen hos dess </w:t>
+      </w:r>
+      <w:r>
+        <w:rPr>
+          <w:b/>
+        </w:rPr>
+        <w:t>typiska arter</w:t>
+      </w:r>
+      <w:r>
+        <w:t xml:space="preserve"> är gynnsam enligt definitionen i artikel 1.i.</w:t>
+      </w:r>
+    </w:p>
+    <w:p>
+      <w:r>
+        <w:t>EU-direktiv är bindande för EU:s medlemsländer varvid det ankommer på Skogsstyrelsen som nationell tillsynsmyndighet att beakta syftet med EU:s art- och habitatdirektiv vid prövningen av en skogsbruksverksamhet, se Rådets direktiv 92/43/EEG. Se ytterligare information om EU:s livsmiljödirektiv i bilaga 2.</w:t>
       </w:r>
     </w:p>
     <w:p>
@@ -1052,6 +1146,254 @@
       </w:r>
       <w:r>
         <w:t>Acta Ornithologica 40(1): 53–60.</w:t>
+      </w:r>
+    </w:p>
+    <w:p>
+      <w:r>
+        <w:br w:type="page"/>
+      </w:r>
+    </w:p>
+    <w:p>
+      <w:pPr>
+        <w:pStyle w:val="Title"/>
+      </w:pPr>
+      <w:r>
+        <w:t>BILAGA 2 – EU:s art- och habitatdirektiv, fågeldirektiv och naturrestaureringsförordning</w:t>
+      </w:r>
+    </w:p>
+    <w:p>
+      <w:pPr>
+        <w:pStyle w:val="Heading2"/>
+      </w:pPr>
+      <w:r>
+        <w:t>Förenlighet med EU-direktiv</w:t>
+      </w:r>
+    </w:p>
+    <w:p>
+      <w:r>
+        <w:t>EU-direktiv är bindande för EU:s medlemsländer varvid det ankommer på Skogsstyrelsen som nationell tillsynsmyndighet att beakta syftet med EU:s art- och habitatdirektiv respektive fågeldirektiv vid prövningen av en skogsbruksverksamhet, se Rådets direktiv 92/43/EEG samt 2009/147/EG. Nationella regler som omfattas av ett EU-direktiv ska enligt fast rättspraxis tolkas i enlighet med direktivet, vilket medför en skyldighet för myndigheten att tolka bestämmelser i nationell rätt i ljuset av direktivets ordalydelse, sammanhang och de mål som eftersträvas med direktivet (se EU-domstolens dom i mål C 477/19).</w:t>
+      </w:r>
+    </w:p>
+    <w:p>
+      <w:r>
+        <w:t>EU:s medlemsstater åläggs i Artikel 3 i fågeldirektivet generella skyldigheter avseende skydd, bevarande och återställande av tillräckligt stora och varierande livsmiljöer för de fågelarter som omfattas av direktivet. Medlemsstaterna ska vidta de åtgärder som är nödvändiga för att bibehålla populationen av fågelarterna på en nivå som svarar särskilt mot ekologiska, vetenskapliga och kulturella behov, eller återupprätta populationen av dessa arter till en sådan nivå (se Europaparlamentets och rådets direktiv 2009/147/EG).</w:t>
+      </w:r>
+    </w:p>
+    <w:p>
+      <w:r>
+        <w:t>Åtgärder som vidtas i enlighet med art- och habitatdirektivet (92/43/EEG) ska enligt Artikel 2 syfta till att bibehålla eller återställa en gynnsam bevarandestatus hos livsmiljöer samt arter och vilda djur och växter av gemenskapsintresse. Enligt prejudikat från EU-domstolen ska en skogsbruksverksamhet utföras på ett sådant sätt som utgör ett förebyggande och hållbart skogsbruk för att betraktas som förenlig med bevarandekraven i direktivet (se EU-domstolens dom i de förenade målen C 473-19 och C 474-19).</w:t>
+      </w:r>
+    </w:p>
+    <w:p>
+      <w:r>
+        <w:t xml:space="preserve">Av artikel 1.e samma direktiv framgår att en livsmiljös bevarandestatus anses " gynnsam" när — dess naturliga utbredningsområde och de ytor den täcker inom detta område är stabila eller ökande, och — den särskilda struktur och de särskilda funktioner som är nödvändiga för att den skall kunna bibehållas på lång sikt finns, och sannolikt kommer att finnas under en överskådlig framtid, och — bevarandestatusen hos dess </w:t>
+      </w:r>
+      <w:r>
+        <w:rPr>
+          <w:b/>
+        </w:rPr>
+        <w:t>typiska arter</w:t>
+      </w:r>
+      <w:r>
+        <w:t xml:space="preserve"> är gynnsam enligt definitionen i artikel 1.i. Typiska arter används för att lokalisera områden med gynnsam bevarandestatus för de naturtyper som ingår i EU:s art- och habitatdirektiv.</w:t>
+      </w:r>
+    </w:p>
+    <w:p>
+      <w:r>
+        <w:t>Västlig taiga (EU-kod 9010) saknar gynnsam bevarandestatus och minskar starkt som naturtyp i Sverige. Naturvårdsverket skriver i sin vägledning för västlig taiga att dylika miljöer förutsätter normalt att skogarna skyddas långsiktigt, eftersom skogsbruk inte är förenligt med bevarande av naturtypen i gynnsamt tillstånd (Naturvårdsverket, 2011). Enligt Sveriges Artikel 17 rapportering 2013 och 2019 till EU, har naturtypen Västlig taiga (9010) dålig bevarandestatus med negativ trend inom Sveriges boreala region. Skogsbruksåtgärder som avverkning, röjning och gallring pekas ut som några av de främst bidragande orsakerna till naturtypens dåliga status och negativa trend (SLU Artdatabanken, 2019). I EU:s uppföljning av tillståndet för naturtyperna i Skandinavien 2013 – 2018 framgår det att i den boreala regionen är tillståndet så dåligt för Västlig taiga (9010) att habitatet löper allvarlig risk att försvinna regionalt (EEA, 2022). Det allvarliga läget för den biologiska mångfalden i skogen framhålls även i Skogsstyren rapport 2026/07:</w:t>
+      </w:r>
+    </w:p>
+    <w:p>
+      <w:r>
+        <w:rPr>
+          <w:i/>
+        </w:rPr>
+        <w:t>"All avverkning av kända skogliga värdekärnor och sannolika kontinuitetsskogar behöver upphöra för att fylla bristen om 1,56 miljoner hektar bevarad livsmiljötyp. På grund av begränsade kvarvarande arealer av värdekärnor, naturskogar och kontinuitetsskogar leder fortsatt förlust av dessa till en påtaglig risk för långsiktigt negativa effekter för biologisk mångfald i skogslandskapet. Att de återstående arealerna bevaras och ges ett långsiktigt skydd bedöms därför vara av avgörande betydelse."</w:t>
+      </w:r>
+      <w:r>
+        <w:t xml:space="preserve"> (Skogsstyrelsen, 2026).</w:t>
+      </w:r>
+    </w:p>
+    <w:p>
+      <w:pPr>
+        <w:pStyle w:val="Caption"/>
+      </w:pPr>
+      <w:r>
+        <w:drawing>
+          <wp:inline xmlns:a="http://schemas.openxmlformats.org/drawingml/2006/main" xmlns:pic="http://schemas.openxmlformats.org/drawingml/2006/picture">
+            <wp:extent cx="5486400" cy="2905862"/>
+            <wp:docPr id="2" name="Picture 2"/>
+            <wp:cNvGraphicFramePr>
+              <a:graphicFrameLocks noChangeAspect="1"/>
+            </wp:cNvGraphicFramePr>
+            <a:graphic>
+              <a:graphicData uri="http://schemas.openxmlformats.org/drawingml/2006/picture">
+                <pic:pic>
+                  <pic:nvPicPr>
+                    <pic:cNvPr id="0" name="uppföljning av västlig taiga.jpeg"/>
+                    <pic:cNvPicPr/>
+                  </pic:nvPicPr>
+                  <pic:blipFill>
+                    <a:blip r:embed="rId17"/>
+                    <a:stretch>
+                      <a:fillRect/>
+                    </a:stretch>
+                  </pic:blipFill>
+                  <pic:spPr>
+                    <a:xfrm>
+                      <a:off x="0" y="0"/>
+                      <a:ext cx="5486400" cy="2905862"/>
+                    </a:xfrm>
+                    <a:prstGeom prst="rect"/>
+                  </pic:spPr>
+                </pic:pic>
+              </a:graphicData>
+            </a:graphic>
+          </wp:inline>
+        </w:drawing>
+      </w:r>
+    </w:p>
+    <w:p>
+      <w:pPr>
+        <w:pStyle w:val="Caption"/>
+      </w:pPr>
+      <w:r>
+        <w:t>EU:s uppföljning av tillståndet för naturtypen Västlig taiga 9010 i Skandinavien 2013 - 2018. Av kartan framgår det att i den boreala regionen är tillståndet så dåligt (röd färg) att habitatet löper allvarlig risk att försvinna regionalt. Källa: European Environment Agency. https:// eunis.eea.europoa.eu/habitats/10176.</w:t>
+      </w:r>
+    </w:p>
+    <w:p>
+      <w:r>
+        <w:t>Trots det allvarliga läget har statusen för Västlig taiga ändrats till otillräcklig i stället för dålig i den senaste Artikel 17 rapporteringen 2025. Av Naturvårdsverkets rapport framgår det dock att de ändrade statusbedömningarna jämfört med rapporteringen 2019 inte beror på faktiska miljöförändringar. Ändringarna är av teknisk karaktär och främst en följd av resultaten från genomförda regeringsuppdrag och beslut inför rapporteringen 2025. Det är alltså politisk styrning i stället för faktiska förhållanden i naturen som ändrat på naturtypernas status i rapporteringen, vilket rimmar dåligt med såväl art- och habitatdirektivets syften och mål som med naturrestaureringsförordningen. I praktiken har dock Sveriges nya sätt att rapportera bevarandestatus till EU inte någon betydelse eftersom Naturvårdsverkets rapportering 2025 visar att Västlig taiga inte har gynnsam bevarandestatus.</w:t>
+      </w:r>
+    </w:p>
+    <w:p>
+      <w:pPr>
+        <w:pStyle w:val="Heading2"/>
+      </w:pPr>
+      <w:r>
+        <w:t>EU:s naturrestaureringsförordning</w:t>
+      </w:r>
+    </w:p>
+    <w:p>
+      <w:r>
+        <w:t>Enligt EU:s naturrestaureringsförordning (EU 2024/1991) ska minst 20 % av landområden och minst 20 % av havsarealen vara restaurerad senast 2030, samt alla ekosystem som är i behov av restaurering senast 2050. Det framgår också av förordningen att det är viktigt att livsmiljötyperna inte försämras innan eller efter att restaureringar genomförts, se exempelvis punkt 37 förordningen.</w:t>
+      </w:r>
+    </w:p>
+    <w:p>
+      <w:r>
+        <w:t>”</w:t>
+      </w:r>
+      <w:r>
+        <w:rPr>
+          <w:i/>
+        </w:rPr>
+        <w:t>Det är viktigt att medlemsstaterna vidtar åtgärder som syftar till att säkerställa att tillståndet för områden som täcks av livsmiljötyper som omfattas av denna förordning och som omfattas av restaureringsåtgärder uppvisar en kontinuerlig förbättring till dess att de uppnår ett gott tillstånd, och att medlemsstaterna vidtar åtgärder som syftar till att säkerställa att dessa livsmiljötyper, när de har uppnått ett gott tillstånd, inte försämras avsevärt, så att det långsiktiga bibehållandet eller uppnåendet av gott tillstånd inte äventyras. (..) Det är också viktigt att medlemsstaterna anstränger sig för att förhindra avsevärd försämring av områden som täcks av sådana livsmiljötyper som antingen redan är i gott skick eller som inte är i gott skick men ännu inte omfattas av restaureringsåtgärder.”</w:t>
+      </w:r>
+    </w:p>
+    <w:p>
+      <w:r>
+        <w:rPr>
+          <w:b/>
+          <w:i/>
+        </w:rPr>
+        <w:t>Artikel 4(12):</w:t>
+      </w:r>
+    </w:p>
+    <w:p>
+      <w:r>
+        <w:rPr>
+          <w:i/>
+        </w:rPr>
+        <w:t>Utan att det påverkar tillämpningen av direktiv 92/43/EEG ska medlemsstaterna, senast den dag då deras nationella restaureringsplaner offentliggörs i enlighet med artikel 17.6 i denna förordning, eftersträva att genomföra de åtgärder som krävs för att förhindra avsevärd försämring av områden där de livsmiljötyper som förtecknas i bilaga I till denna förordning förekommer och som är i gott tillstånd eller som krävs för att uppnå de restaureringsmål som anges i punkt 17 i den här artikeln.</w:t>
+      </w:r>
+    </w:p>
+    <w:p>
+      <w:r>
+        <w:rPr>
+          <w:b/>
+          <w:i/>
+        </w:rPr>
+        <w:t>Artikel 4 (17).   Medlemsstaterna ska säkerställa</w:t>
+      </w:r>
+    </w:p>
+    <w:p>
+      <w:r>
+        <w:rPr>
+          <w:i/>
+        </w:rPr>
+        <w:t>a) en ökning av arealen i gott tillstånd för de livsmiljötyper som förtecknas i bilaga I till dess att minst 90 % är i gott tillstånd och till dess att den gynnsamma referensarealen för varje livsmiljötyp i varje biogeografisk region inom den berörda medlemsstaten har uppnåtts.</w:t>
+      </w:r>
+    </w:p>
+    <w:p>
+      <w:r>
+        <w:t>Referenser</w:t>
+      </w:r>
+    </w:p>
+    <w:p>
+      <w:r>
+        <w:t xml:space="preserve">EEA European Environment Agency, 2022. </w:t>
+      </w:r>
+      <w:r>
+        <w:rPr>
+          <w:i/>
+        </w:rPr>
+        <w:t xml:space="preserve">Western taiga – Conservation status 2013-2018. </w:t>
+      </w:r>
+      <w:r>
+        <w:t>https:// eunis.eea.europoa.eu/habitats/10176.</w:t>
+      </w:r>
+    </w:p>
+    <w:p>
+      <w:r>
+        <w:t>EU-domstolens dom av den 2 juli 2020 i målet C 477/19 (Europeisk hamster) p. 23.</w:t>
+      </w:r>
+    </w:p>
+    <w:p>
+      <w:r>
+        <w:t>EU-domstolens dom av den 4 mars 2021 i de förenade målen C 473-19 och C 474-19 (Skydda skogen) p. 70 och 76.</w:t>
+      </w:r>
+    </w:p>
+    <w:p>
+      <w:r>
+        <w:t>Europaparlamentets och rådets direktiv 2009/147/EG av den 30 november 2009 om bevarande av vilda fåglar.</w:t>
+      </w:r>
+    </w:p>
+    <w:p>
+      <w:r>
+        <w:t>EUROPAPARLAMENTETS OCH RÅDETS FÖRORDNING (EU) 2024/1991 av den 24 juni 2024 om restaurering av natur och om ändring av förordning (EU) 2022/869.</w:t>
+      </w:r>
+    </w:p>
+    <w:p>
+      <w:r>
+        <w:t>Rådets direktiv 92/43/EEG av den 21 mj 1992 om bevarande av livsmiljöer samt vilda djur och växter.</w:t>
+      </w:r>
+    </w:p>
+    <w:p>
+      <w:r>
+        <w:t xml:space="preserve">Skogsstyrelsen, 2026. </w:t>
+      </w:r>
+      <w:r>
+        <w:rPr>
+          <w:i/>
+        </w:rPr>
+        <w:t>Biologisk mångfald i skogen.</w:t>
+      </w:r>
+      <w:r>
+        <w:t xml:space="preserve"> Rapport 2026/07.</w:t>
+      </w:r>
+    </w:p>
+    <w:p>
+      <w:r>
+        <w:t xml:space="preserve">SLU Artdatabanken, 2019. </w:t>
+      </w:r>
+      <w:r>
+        <w:rPr>
+          <w:i/>
+        </w:rPr>
+        <w:t>Sveriges arter och naturtyper i EU:s art- och habitatdirektiv.</w:t>
+      </w:r>
+      <w:r>
+        <w:t xml:space="preserve"> Resultat från rapportering 2019 till EU av bevarandestatus 2013-2018.</w:t>
       </w:r>
     </w:p>
     <w:sectPr>
@@ -1072,7 +1414,7 @@
 </file>
 
 <file path=word/endnotes.xml><?xml version="1.0" encoding="utf-8"?>
-<w:endnotes xmlns:wpc="http://schemas.microsoft.com/office/word/2010/wordprocessingCanvas" xmlns:cx="http://schemas.microsoft.com/office/drawing/2014/chartex" xmlns:cx1="http://schemas.microsoft.com/office/drawing/2015/9/8/chartex" xmlns:cx2="http://schemas.microsoft.com/office/drawing/2015/10/21/chartex" xmlns:cx3="http://schemas.microsoft.com/office/drawing/2016/5/9/chartex" xmlns:cx4="http://schemas.microsoft.com/office/drawing/2016/5/10/chartex" xmlns:cx5="http://schemas.microsoft.com/office/drawing/2016/5/11/chartex" xmlns:cx6="http://schemas.microsoft.com/office/drawing/2016/5/12/chartex" xmlns:cx7="http://schemas.microsoft.com/office/drawing/2016/5/13/chartex" xmlns:cx8="http://schemas.microsoft.com/office/drawing/2016/5/14/chartex" xmlns:mc="http://schemas.openxmlformats.org/markup-compatibility/2006" xmlns:aink="http://schemas.microsoft.com/office/drawing/2016/ink" xmlns:am3d="http://schemas.microsoft.com/office/drawing/2017/model3d" xmlns:o="urn:schemas-microsoft-com:office:office" xmlns:oel="http://schemas.microsoft.com/office/2019/extlst" xmlns:r="http://schemas.openxmlformats.org/officeDocument/2006/relationships" xmlns:m="http://schemas.openxmlformats.org/officeDocument/2006/math" xmlns:v="urn:schemas-microsoft-com:vml" xmlns:wp14="http://schemas.microsoft.com/office/word/2010/wordprocessingDrawing" xmlns:wp="http://schemas.openxmlformats.org/drawingml/2006/wordprocessingDrawing" xmlns:w10="urn:schemas-microsoft-com:office:word" xmlns:w="http://schemas.openxmlformats.org/wordprocessingml/2006/main" xmlns:w14="http://schemas.microsoft.com/office/word/2010/wordml" xmlns:w15="http://schemas.microsoft.com/office/word/2012/wordml" xmlns:w16cex="http://schemas.microsoft.com/office/word/2018/wordml/cex" xmlns:w16cid="http://schemas.microsoft.com/office/word/2016/wordml/cid" xmlns:w16="http://schemas.microsoft.com/office/word/2018/wordml" xmlns:w16sdtdh="http://schemas.microsoft.com/office/word/2020/wordml/sdtdatahash" xmlns:w16se="http://schemas.microsoft.com/office/word/2015/wordml/symex" xmlns:wpg="http://schemas.microsoft.com/office/word/2010/wordprocessingGroup" xmlns:wpi="http://schemas.microsoft.com/office/word/2010/wordprocessingInk" xmlns:wne="http://schemas.microsoft.com/office/word/2006/wordml" xmlns:wps="http://schemas.microsoft.com/office/word/2010/wordprocessingShape" mc:Ignorable="w14 w15 w16se w16cid w16 w16cex w16sdtdh wp14">
+<w:endnotes xmlns:wpc="http://schemas.microsoft.com/office/word/2010/wordprocessingCanvas" xmlns:cx="http://schemas.microsoft.com/office/drawing/2014/chartex" xmlns:cx1="http://schemas.microsoft.com/office/drawing/2015/9/8/chartex" xmlns:cx2="http://schemas.microsoft.com/office/drawing/2015/10/21/chartex" xmlns:cx3="http://schemas.microsoft.com/office/drawing/2016/5/9/chartex" xmlns:cx4="http://schemas.microsoft.com/office/drawing/2016/5/10/chartex" xmlns:cx5="http://schemas.microsoft.com/office/drawing/2016/5/11/chartex" xmlns:cx6="http://schemas.microsoft.com/office/drawing/2016/5/12/chartex" xmlns:cx7="http://schemas.microsoft.com/office/drawing/2016/5/13/chartex" xmlns:cx8="http://schemas.microsoft.com/office/drawing/2016/5/14/chartex" xmlns:mc="http://schemas.openxmlformats.org/markup-compatibility/2006" xmlns:aink="http://schemas.microsoft.com/office/drawing/2016/ink" xmlns:am3d="http://schemas.microsoft.com/office/drawing/2017/model3d" xmlns:o="urn:schemas-microsoft-com:office:office" xmlns:oel="http://schemas.microsoft.com/office/2019/extlst" xmlns:r="http://schemas.openxmlformats.org/officeDocument/2006/relationships" xmlns:m="http://schemas.openxmlformats.org/officeDocument/2006/math" xmlns:v="urn:schemas-microsoft-com:vml" xmlns:wp14="http://schemas.microsoft.com/office/word/2010/wordprocessingDrawing" xmlns:wp="http://schemas.openxmlformats.org/drawingml/2006/wordprocessingDrawing" xmlns:w10="urn:schemas-microsoft-com:office:word" xmlns:w="http://schemas.openxmlformats.org/wordprocessingml/2006/main" xmlns:w14="http://schemas.microsoft.com/office/word/2010/wordml" xmlns:w15="http://schemas.microsoft.com/office/word/2012/wordml" xmlns:w16cex="http://schemas.microsoft.com/office/word/2018/wordml/cex" xmlns:w16cid="http://schemas.microsoft.com/office/word/2016/wordml/cid" xmlns:w16="http://schemas.microsoft.com/office/word/2018/wordml" xmlns:w16du="http://schemas.microsoft.com/office/word/2023/wordml/word16du" xmlns:w16sdtdh="http://schemas.microsoft.com/office/word/2020/wordml/sdtdatahash" xmlns:w16sdtfl="http://schemas.microsoft.com/office/word/2024/wordml/sdtformatlock" xmlns:w16se="http://schemas.microsoft.com/office/word/2015/wordml/symex" xmlns:wpg="http://schemas.microsoft.com/office/word/2010/wordprocessingGroup" xmlns:wpi="http://schemas.microsoft.com/office/word/2010/wordprocessingInk" xmlns:wne="http://schemas.microsoft.com/office/word/2006/wordml" xmlns:wps="http://schemas.microsoft.com/office/word/2010/wordprocessingShape" mc:Ignorable="w14 w15 w16se w16cid w16 w16cex w16sdtdh w16sdtfl w16du wp14">
   <w:endnote w:type="separator" w:id="-1">
     <w:p>
       <w:pPr>
@@ -1097,7 +1439,7 @@
 </file>
 
 <file path=word/footer1.xml><?xml version="1.0" encoding="utf-8"?>
-<w:ftr xmlns:wpc="http://schemas.microsoft.com/office/word/2010/wordprocessingCanvas" xmlns:cx="http://schemas.microsoft.com/office/drawing/2014/chartex" xmlns:cx1="http://schemas.microsoft.com/office/drawing/2015/9/8/chartex" xmlns:cx2="http://schemas.microsoft.com/office/drawing/2015/10/21/chartex" xmlns:cx3="http://schemas.microsoft.com/office/drawing/2016/5/9/chartex" xmlns:cx4="http://schemas.microsoft.com/office/drawing/2016/5/10/chartex" xmlns:cx5="http://schemas.microsoft.com/office/drawing/2016/5/11/chartex" xmlns:cx6="http://schemas.microsoft.com/office/drawing/2016/5/12/chartex" xmlns:cx7="http://schemas.microsoft.com/office/drawing/2016/5/13/chartex" xmlns:cx8="http://schemas.microsoft.com/office/drawing/2016/5/14/chartex" xmlns:mc="http://schemas.openxmlformats.org/markup-compatibility/2006" xmlns:aink="http://schemas.microsoft.com/office/drawing/2016/ink" xmlns:am3d="http://schemas.microsoft.com/office/drawing/2017/model3d" xmlns:o="urn:schemas-microsoft-com:office:office" xmlns:oel="http://schemas.microsoft.com/office/2019/extlst" xmlns:r="http://schemas.openxmlformats.org/officeDocument/2006/relationships" xmlns:m="http://schemas.openxmlformats.org/officeDocument/2006/math" xmlns:v="urn:schemas-microsoft-com:vml" xmlns:wp14="http://schemas.microsoft.com/office/word/2010/wordprocessingDrawing" xmlns:wp="http://schemas.openxmlformats.org/drawingml/2006/wordprocessingDrawing" xmlns:w10="urn:schemas-microsoft-com:office:word" xmlns:w="http://schemas.openxmlformats.org/wordprocessingml/2006/main" xmlns:w14="http://schemas.microsoft.com/office/word/2010/wordml" xmlns:w15="http://schemas.microsoft.com/office/word/2012/wordml" xmlns:w16cex="http://schemas.microsoft.com/office/word/2018/wordml/cex" xmlns:w16cid="http://schemas.microsoft.com/office/word/2016/wordml/cid" xmlns:w16="http://schemas.microsoft.com/office/word/2018/wordml" xmlns:w16sdtdh="http://schemas.microsoft.com/office/word/2020/wordml/sdtdatahash" xmlns:w16se="http://schemas.microsoft.com/office/word/2015/wordml/symex" xmlns:wpg="http://schemas.microsoft.com/office/word/2010/wordprocessingGroup" xmlns:wpi="http://schemas.microsoft.com/office/word/2010/wordprocessingInk" xmlns:wne="http://schemas.microsoft.com/office/word/2006/wordml" xmlns:wps="http://schemas.microsoft.com/office/word/2010/wordprocessingShape" mc:Ignorable="w14 w15 w16se w16cid w16 w16cex w16sdtdh wp14">
+<w:ftr xmlns:wpc="http://schemas.microsoft.com/office/word/2010/wordprocessingCanvas" xmlns:cx="http://schemas.microsoft.com/office/drawing/2014/chartex" xmlns:cx1="http://schemas.microsoft.com/office/drawing/2015/9/8/chartex" xmlns:cx2="http://schemas.microsoft.com/office/drawing/2015/10/21/chartex" xmlns:cx3="http://schemas.microsoft.com/office/drawing/2016/5/9/chartex" xmlns:cx4="http://schemas.microsoft.com/office/drawing/2016/5/10/chartex" xmlns:cx5="http://schemas.microsoft.com/office/drawing/2016/5/11/chartex" xmlns:cx6="http://schemas.microsoft.com/office/drawing/2016/5/12/chartex" xmlns:cx7="http://schemas.microsoft.com/office/drawing/2016/5/13/chartex" xmlns:cx8="http://schemas.microsoft.com/office/drawing/2016/5/14/chartex" xmlns:mc="http://schemas.openxmlformats.org/markup-compatibility/2006" xmlns:aink="http://schemas.microsoft.com/office/drawing/2016/ink" xmlns:am3d="http://schemas.microsoft.com/office/drawing/2017/model3d" xmlns:o="urn:schemas-microsoft-com:office:office" xmlns:oel="http://schemas.microsoft.com/office/2019/extlst" xmlns:r="http://schemas.openxmlformats.org/officeDocument/2006/relationships" xmlns:m="http://schemas.openxmlformats.org/officeDocument/2006/math" xmlns:v="urn:schemas-microsoft-com:vml" xmlns:wp14="http://schemas.microsoft.com/office/word/2010/wordprocessingDrawing" xmlns:wp="http://schemas.openxmlformats.org/drawingml/2006/wordprocessingDrawing" xmlns:w10="urn:schemas-microsoft-com:office:word" xmlns:w="http://schemas.openxmlformats.org/wordprocessingml/2006/main" xmlns:w14="http://schemas.microsoft.com/office/word/2010/wordml" xmlns:w15="http://schemas.microsoft.com/office/word/2012/wordml" xmlns:w16cex="http://schemas.microsoft.com/office/word/2018/wordml/cex" xmlns:w16cid="http://schemas.microsoft.com/office/word/2016/wordml/cid" xmlns:w16="http://schemas.microsoft.com/office/word/2018/wordml" xmlns:w16du="http://schemas.microsoft.com/office/word/2023/wordml/word16du" xmlns:w16sdtdh="http://schemas.microsoft.com/office/word/2020/wordml/sdtdatahash" xmlns:w16sdtfl="http://schemas.microsoft.com/office/word/2024/wordml/sdtformatlock" xmlns:w16se="http://schemas.microsoft.com/office/word/2015/wordml/symex" xmlns:wpg="http://schemas.microsoft.com/office/word/2010/wordprocessingGroup" xmlns:wpi="http://schemas.microsoft.com/office/word/2010/wordprocessingInk" xmlns:wne="http://schemas.microsoft.com/office/word/2006/wordml" xmlns:wps="http://schemas.microsoft.com/office/word/2010/wordprocessingShape" mc:Ignorable="w14 w15 w16se w16cid w16 w16cex w16sdtdh w16sdtfl w16du wp14">
   <w:p>
     <w:pPr>
       <w:pStyle w:val="Footer"/>
@@ -1107,7 +1449,7 @@
 </file>
 
 <file path=word/footer2.xml><?xml version="1.0" encoding="utf-8"?>
-<w:ftr xmlns:wpc="http://schemas.microsoft.com/office/word/2010/wordprocessingCanvas" xmlns:cx="http://schemas.microsoft.com/office/drawing/2014/chartex" xmlns:cx1="http://schemas.microsoft.com/office/drawing/2015/9/8/chartex" xmlns:cx2="http://schemas.microsoft.com/office/drawing/2015/10/21/chartex" xmlns:cx3="http://schemas.microsoft.com/office/drawing/2016/5/9/chartex" xmlns:cx4="http://schemas.microsoft.com/office/drawing/2016/5/10/chartex" xmlns:cx5="http://schemas.microsoft.com/office/drawing/2016/5/11/chartex" xmlns:cx6="http://schemas.microsoft.com/office/drawing/2016/5/12/chartex" xmlns:cx7="http://schemas.microsoft.com/office/drawing/2016/5/13/chartex" xmlns:cx8="http://schemas.microsoft.com/office/drawing/2016/5/14/chartex" xmlns:mc="http://schemas.openxmlformats.org/markup-compatibility/2006" xmlns:aink="http://schemas.microsoft.com/office/drawing/2016/ink" xmlns:am3d="http://schemas.microsoft.com/office/drawing/2017/model3d" xmlns:o="urn:schemas-microsoft-com:office:office" xmlns:oel="http://schemas.microsoft.com/office/2019/extlst" xmlns:r="http://schemas.openxmlformats.org/officeDocument/2006/relationships" xmlns:m="http://schemas.openxmlformats.org/officeDocument/2006/math" xmlns:v="urn:schemas-microsoft-com:vml" xmlns:wp14="http://schemas.microsoft.com/office/word/2010/wordprocessingDrawing" xmlns:wp="http://schemas.openxmlformats.org/drawingml/2006/wordprocessingDrawing" xmlns:w10="urn:schemas-microsoft-com:office:word" xmlns:w="http://schemas.openxmlformats.org/wordprocessingml/2006/main" xmlns:w14="http://schemas.microsoft.com/office/word/2010/wordml" xmlns:w15="http://schemas.microsoft.com/office/word/2012/wordml" xmlns:w16cex="http://schemas.microsoft.com/office/word/2018/wordml/cex" xmlns:w16cid="http://schemas.microsoft.com/office/word/2016/wordml/cid" xmlns:w16="http://schemas.microsoft.com/office/word/2018/wordml" xmlns:w16sdtdh="http://schemas.microsoft.com/office/word/2020/wordml/sdtdatahash" xmlns:w16se="http://schemas.microsoft.com/office/word/2015/wordml/symex" xmlns:wpg="http://schemas.microsoft.com/office/word/2010/wordprocessingGroup" xmlns:wpi="http://schemas.microsoft.com/office/word/2010/wordprocessingInk" xmlns:wne="http://schemas.microsoft.com/office/word/2006/wordml" xmlns:wps="http://schemas.microsoft.com/office/word/2010/wordprocessingShape" mc:Ignorable="w14 w15 w16se w16cid w16 w16cex w16sdtdh wp14">
+<w:ftr xmlns:wpc="http://schemas.microsoft.com/office/word/2010/wordprocessingCanvas" xmlns:cx="http://schemas.microsoft.com/office/drawing/2014/chartex" xmlns:cx1="http://schemas.microsoft.com/office/drawing/2015/9/8/chartex" xmlns:cx2="http://schemas.microsoft.com/office/drawing/2015/10/21/chartex" xmlns:cx3="http://schemas.microsoft.com/office/drawing/2016/5/9/chartex" xmlns:cx4="http://schemas.microsoft.com/office/drawing/2016/5/10/chartex" xmlns:cx5="http://schemas.microsoft.com/office/drawing/2016/5/11/chartex" xmlns:cx6="http://schemas.microsoft.com/office/drawing/2016/5/12/chartex" xmlns:cx7="http://schemas.microsoft.com/office/drawing/2016/5/13/chartex" xmlns:cx8="http://schemas.microsoft.com/office/drawing/2016/5/14/chartex" xmlns:mc="http://schemas.openxmlformats.org/markup-compatibility/2006" xmlns:aink="http://schemas.microsoft.com/office/drawing/2016/ink" xmlns:am3d="http://schemas.microsoft.com/office/drawing/2017/model3d" xmlns:o="urn:schemas-microsoft-com:office:office" xmlns:oel="http://schemas.microsoft.com/office/2019/extlst" xmlns:r="http://schemas.openxmlformats.org/officeDocument/2006/relationships" xmlns:m="http://schemas.openxmlformats.org/officeDocument/2006/math" xmlns:v="urn:schemas-microsoft-com:vml" xmlns:wp14="http://schemas.microsoft.com/office/word/2010/wordprocessingDrawing" xmlns:wp="http://schemas.openxmlformats.org/drawingml/2006/wordprocessingDrawing" xmlns:w10="urn:schemas-microsoft-com:office:word" xmlns:w="http://schemas.openxmlformats.org/wordprocessingml/2006/main" xmlns:w14="http://schemas.microsoft.com/office/word/2010/wordml" xmlns:w15="http://schemas.microsoft.com/office/word/2012/wordml" xmlns:w16cex="http://schemas.microsoft.com/office/word/2018/wordml/cex" xmlns:w16cid="http://schemas.microsoft.com/office/word/2016/wordml/cid" xmlns:w16="http://schemas.microsoft.com/office/word/2018/wordml" xmlns:w16du="http://schemas.microsoft.com/office/word/2023/wordml/word16du" xmlns:w16sdtdh="http://schemas.microsoft.com/office/word/2020/wordml/sdtdatahash" xmlns:w16sdtfl="http://schemas.microsoft.com/office/word/2024/wordml/sdtformatlock" xmlns:w16se="http://schemas.microsoft.com/office/word/2015/wordml/symex" xmlns:wpg="http://schemas.microsoft.com/office/word/2010/wordprocessingGroup" xmlns:wpi="http://schemas.microsoft.com/office/word/2010/wordprocessingInk" xmlns:wne="http://schemas.microsoft.com/office/word/2006/wordml" xmlns:wps="http://schemas.microsoft.com/office/word/2010/wordprocessingShape" mc:Ignorable="w14 w15 w16se w16cid w16 w16cex w16sdtdh w16sdtfl w16du wp14">
   <w:p>
     <w:pPr>
       <w:pStyle w:val="Footer"/>
@@ -1117,7 +1459,7 @@
 </file>
 
 <file path=word/footer3.xml><?xml version="1.0" encoding="utf-8"?>
-<w:ftr xmlns:wpc="http://schemas.microsoft.com/office/word/2010/wordprocessingCanvas" xmlns:cx="http://schemas.microsoft.com/office/drawing/2014/chartex" xmlns:cx1="http://schemas.microsoft.com/office/drawing/2015/9/8/chartex" xmlns:cx2="http://schemas.microsoft.com/office/drawing/2015/10/21/chartex" xmlns:cx3="http://schemas.microsoft.com/office/drawing/2016/5/9/chartex" xmlns:cx4="http://schemas.microsoft.com/office/drawing/2016/5/10/chartex" xmlns:cx5="http://schemas.microsoft.com/office/drawing/2016/5/11/chartex" xmlns:cx6="http://schemas.microsoft.com/office/drawing/2016/5/12/chartex" xmlns:cx7="http://schemas.microsoft.com/office/drawing/2016/5/13/chartex" xmlns:cx8="http://schemas.microsoft.com/office/drawing/2016/5/14/chartex" xmlns:mc="http://schemas.openxmlformats.org/markup-compatibility/2006" xmlns:aink="http://schemas.microsoft.com/office/drawing/2016/ink" xmlns:am3d="http://schemas.microsoft.com/office/drawing/2017/model3d" xmlns:o="urn:schemas-microsoft-com:office:office" xmlns:oel="http://schemas.microsoft.com/office/2019/extlst" xmlns:r="http://schemas.openxmlformats.org/officeDocument/2006/relationships" xmlns:m="http://schemas.openxmlformats.org/officeDocument/2006/math" xmlns:v="urn:schemas-microsoft-com:vml" xmlns:wp14="http://schemas.microsoft.com/office/word/2010/wordprocessingDrawing" xmlns:wp="http://schemas.openxmlformats.org/drawingml/2006/wordprocessingDrawing" xmlns:w10="urn:schemas-microsoft-com:office:word" xmlns:w="http://schemas.openxmlformats.org/wordprocessingml/2006/main" xmlns:w14="http://schemas.microsoft.com/office/word/2010/wordml" xmlns:w15="http://schemas.microsoft.com/office/word/2012/wordml" xmlns:w16cex="http://schemas.microsoft.com/office/word/2018/wordml/cex" xmlns:w16cid="http://schemas.microsoft.com/office/word/2016/wordml/cid" xmlns:w16="http://schemas.microsoft.com/office/word/2018/wordml" xmlns:w16sdtdh="http://schemas.microsoft.com/office/word/2020/wordml/sdtdatahash" xmlns:w16se="http://schemas.microsoft.com/office/word/2015/wordml/symex" xmlns:wpg="http://schemas.microsoft.com/office/word/2010/wordprocessingGroup" xmlns:wpi="http://schemas.microsoft.com/office/word/2010/wordprocessingInk" xmlns:wne="http://schemas.microsoft.com/office/word/2006/wordml" xmlns:wps="http://schemas.microsoft.com/office/word/2010/wordprocessingShape" mc:Ignorable="w14 w15 w16se w16cid w16 w16cex w16sdtdh wp14">
+<w:ftr xmlns:wpc="http://schemas.microsoft.com/office/word/2010/wordprocessingCanvas" xmlns:cx="http://schemas.microsoft.com/office/drawing/2014/chartex" xmlns:cx1="http://schemas.microsoft.com/office/drawing/2015/9/8/chartex" xmlns:cx2="http://schemas.microsoft.com/office/drawing/2015/10/21/chartex" xmlns:cx3="http://schemas.microsoft.com/office/drawing/2016/5/9/chartex" xmlns:cx4="http://schemas.microsoft.com/office/drawing/2016/5/10/chartex" xmlns:cx5="http://schemas.microsoft.com/office/drawing/2016/5/11/chartex" xmlns:cx6="http://schemas.microsoft.com/office/drawing/2016/5/12/chartex" xmlns:cx7="http://schemas.microsoft.com/office/drawing/2016/5/13/chartex" xmlns:cx8="http://schemas.microsoft.com/office/drawing/2016/5/14/chartex" xmlns:mc="http://schemas.openxmlformats.org/markup-compatibility/2006" xmlns:aink="http://schemas.microsoft.com/office/drawing/2016/ink" xmlns:am3d="http://schemas.microsoft.com/office/drawing/2017/model3d" xmlns:o="urn:schemas-microsoft-com:office:office" xmlns:oel="http://schemas.microsoft.com/office/2019/extlst" xmlns:r="http://schemas.openxmlformats.org/officeDocument/2006/relationships" xmlns:m="http://schemas.openxmlformats.org/officeDocument/2006/math" xmlns:v="urn:schemas-microsoft-com:vml" xmlns:wp14="http://schemas.microsoft.com/office/word/2010/wordprocessingDrawing" xmlns:wp="http://schemas.openxmlformats.org/drawingml/2006/wordprocessingDrawing" xmlns:w10="urn:schemas-microsoft-com:office:word" xmlns:w="http://schemas.openxmlformats.org/wordprocessingml/2006/main" xmlns:w14="http://schemas.microsoft.com/office/word/2010/wordml" xmlns:w15="http://schemas.microsoft.com/office/word/2012/wordml" xmlns:w16cex="http://schemas.microsoft.com/office/word/2018/wordml/cex" xmlns:w16cid="http://schemas.microsoft.com/office/word/2016/wordml/cid" xmlns:w16="http://schemas.microsoft.com/office/word/2018/wordml" xmlns:w16du="http://schemas.microsoft.com/office/word/2023/wordml/word16du" xmlns:w16sdtdh="http://schemas.microsoft.com/office/word/2020/wordml/sdtdatahash" xmlns:w16sdtfl="http://schemas.microsoft.com/office/word/2024/wordml/sdtformatlock" xmlns:w16se="http://schemas.microsoft.com/office/word/2015/wordml/symex" xmlns:wpg="http://schemas.microsoft.com/office/word/2010/wordprocessingGroup" xmlns:wpi="http://schemas.microsoft.com/office/word/2010/wordprocessingInk" xmlns:wne="http://schemas.microsoft.com/office/word/2006/wordml" xmlns:wps="http://schemas.microsoft.com/office/word/2010/wordprocessingShape" mc:Ignorable="w14 w15 w16se w16cid w16 w16cex w16sdtdh w16sdtfl w16du wp14">
   <w:p>
     <w:pPr>
       <w:pStyle w:val="Footer"/>
@@ -1127,7 +1469,7 @@
 </file>
 
 <file path=word/footnotes.xml><?xml version="1.0" encoding="utf-8"?>
-<w:footnotes xmlns:wpc="http://schemas.microsoft.com/office/word/2010/wordprocessingCanvas" xmlns:cx="http://schemas.microsoft.com/office/drawing/2014/chartex" xmlns:cx1="http://schemas.microsoft.com/office/drawing/2015/9/8/chartex" xmlns:cx2="http://schemas.microsoft.com/office/drawing/2015/10/21/chartex" xmlns:cx3="http://schemas.microsoft.com/office/drawing/2016/5/9/chartex" xmlns:cx4="http://schemas.microsoft.com/office/drawing/2016/5/10/chartex" xmlns:cx5="http://schemas.microsoft.com/office/drawing/2016/5/11/chartex" xmlns:cx6="http://schemas.microsoft.com/office/drawing/2016/5/12/chartex" xmlns:cx7="http://schemas.microsoft.com/office/drawing/2016/5/13/chartex" xmlns:cx8="http://schemas.microsoft.com/office/drawing/2016/5/14/chartex" xmlns:mc="http://schemas.openxmlformats.org/markup-compatibility/2006" xmlns:aink="http://schemas.microsoft.com/office/drawing/2016/ink" xmlns:am3d="http://schemas.microsoft.com/office/drawing/2017/model3d" xmlns:o="urn:schemas-microsoft-com:office:office" xmlns:oel="http://schemas.microsoft.com/office/2019/extlst" xmlns:r="http://schemas.openxmlformats.org/officeDocument/2006/relationships" xmlns:m="http://schemas.openxmlformats.org/officeDocument/2006/math" xmlns:v="urn:schemas-microsoft-com:vml" xmlns:wp14="http://schemas.microsoft.com/office/word/2010/wordprocessingDrawing" xmlns:wp="http://schemas.openxmlformats.org/drawingml/2006/wordprocessingDrawing" xmlns:w10="urn:schemas-microsoft-com:office:word" xmlns:w="http://schemas.openxmlformats.org/wordprocessingml/2006/main" xmlns:w14="http://schemas.microsoft.com/office/word/2010/wordml" xmlns:w15="http://schemas.microsoft.com/office/word/2012/wordml" xmlns:w16cex="http://schemas.microsoft.com/office/word/2018/wordml/cex" xmlns:w16cid="http://schemas.microsoft.com/office/word/2016/wordml/cid" xmlns:w16="http://schemas.microsoft.com/office/word/2018/wordml" xmlns:w16sdtdh="http://schemas.microsoft.com/office/word/2020/wordml/sdtdatahash" xmlns:w16se="http://schemas.microsoft.com/office/word/2015/wordml/symex" xmlns:wpg="http://schemas.microsoft.com/office/word/2010/wordprocessingGroup" xmlns:wpi="http://schemas.microsoft.com/office/word/2010/wordprocessingInk" xmlns:wne="http://schemas.microsoft.com/office/word/2006/wordml" xmlns:wps="http://schemas.microsoft.com/office/word/2010/wordprocessingShape" mc:Ignorable="w14 w15 w16se w16cid w16 w16cex w16sdtdh wp14">
+<w:footnotes xmlns:wpc="http://schemas.microsoft.com/office/word/2010/wordprocessingCanvas" xmlns:cx="http://schemas.microsoft.com/office/drawing/2014/chartex" xmlns:cx1="http://schemas.microsoft.com/office/drawing/2015/9/8/chartex" xmlns:cx2="http://schemas.microsoft.com/office/drawing/2015/10/21/chartex" xmlns:cx3="http://schemas.microsoft.com/office/drawing/2016/5/9/chartex" xmlns:cx4="http://schemas.microsoft.com/office/drawing/2016/5/10/chartex" xmlns:cx5="http://schemas.microsoft.com/office/drawing/2016/5/11/chartex" xmlns:cx6="http://schemas.microsoft.com/office/drawing/2016/5/12/chartex" xmlns:cx7="http://schemas.microsoft.com/office/drawing/2016/5/13/chartex" xmlns:cx8="http://schemas.microsoft.com/office/drawing/2016/5/14/chartex" xmlns:mc="http://schemas.openxmlformats.org/markup-compatibility/2006" xmlns:aink="http://schemas.microsoft.com/office/drawing/2016/ink" xmlns:am3d="http://schemas.microsoft.com/office/drawing/2017/model3d" xmlns:o="urn:schemas-microsoft-com:office:office" xmlns:oel="http://schemas.microsoft.com/office/2019/extlst" xmlns:r="http://schemas.openxmlformats.org/officeDocument/2006/relationships" xmlns:m="http://schemas.openxmlformats.org/officeDocument/2006/math" xmlns:v="urn:schemas-microsoft-com:vml" xmlns:wp14="http://schemas.microsoft.com/office/word/2010/wordprocessingDrawing" xmlns:wp="http://schemas.openxmlformats.org/drawingml/2006/wordprocessingDrawing" xmlns:w10="urn:schemas-microsoft-com:office:word" xmlns:w="http://schemas.openxmlformats.org/wordprocessingml/2006/main" xmlns:w14="http://schemas.microsoft.com/office/word/2010/wordml" xmlns:w15="http://schemas.microsoft.com/office/word/2012/wordml" xmlns:w16cex="http://schemas.microsoft.com/office/word/2018/wordml/cex" xmlns:w16cid="http://schemas.microsoft.com/office/word/2016/wordml/cid" xmlns:w16="http://schemas.microsoft.com/office/word/2018/wordml" xmlns:w16du="http://schemas.microsoft.com/office/word/2023/wordml/word16du" xmlns:w16sdtdh="http://schemas.microsoft.com/office/word/2020/wordml/sdtdatahash" xmlns:w16sdtfl="http://schemas.microsoft.com/office/word/2024/wordml/sdtformatlock" xmlns:w16se="http://schemas.microsoft.com/office/word/2015/wordml/symex" xmlns:wpg="http://schemas.microsoft.com/office/word/2010/wordprocessingGroup" xmlns:wpi="http://schemas.microsoft.com/office/word/2010/wordprocessingInk" xmlns:wne="http://schemas.microsoft.com/office/word/2006/wordml" xmlns:wps="http://schemas.microsoft.com/office/word/2010/wordprocessingShape" mc:Ignorable="w14 w15 w16se w16cid w16 w16cex w16sdtdh w16sdtfl w16du wp14">
   <w:footnote w:type="separator" w:id="-1">
     <w:p>
       <w:pPr>
@@ -1152,7 +1494,7 @@
 </file>
 
 <file path=word/header1.xml><?xml version="1.0" encoding="utf-8"?>
-<w:hdr xmlns:wpc="http://schemas.microsoft.com/office/word/2010/wordprocessingCanvas" xmlns:cx="http://schemas.microsoft.com/office/drawing/2014/chartex" xmlns:cx1="http://schemas.microsoft.com/office/drawing/2015/9/8/chartex" xmlns:cx2="http://schemas.microsoft.com/office/drawing/2015/10/21/chartex" xmlns:cx3="http://schemas.microsoft.com/office/drawing/2016/5/9/chartex" xmlns:cx4="http://schemas.microsoft.com/office/drawing/2016/5/10/chartex" xmlns:cx5="http://schemas.microsoft.com/office/drawing/2016/5/11/chartex" xmlns:cx6="http://schemas.microsoft.com/office/drawing/2016/5/12/chartex" xmlns:cx7="http://schemas.microsoft.com/office/drawing/2016/5/13/chartex" xmlns:cx8="http://schemas.microsoft.com/office/drawing/2016/5/14/chartex" xmlns:mc="http://schemas.openxmlformats.org/markup-compatibility/2006" xmlns:aink="http://schemas.microsoft.com/office/drawing/2016/ink" xmlns:am3d="http://schemas.microsoft.com/office/drawing/2017/model3d" xmlns:o="urn:schemas-microsoft-com:office:office" xmlns:oel="http://schemas.microsoft.com/office/2019/extlst" xmlns:r="http://schemas.openxmlformats.org/officeDocument/2006/relationships" xmlns:m="http://schemas.openxmlformats.org/officeDocument/2006/math" xmlns:v="urn:schemas-microsoft-com:vml" xmlns:wp14="http://schemas.microsoft.com/office/word/2010/wordprocessingDrawing" xmlns:wp="http://schemas.openxmlformats.org/drawingml/2006/wordprocessingDrawing" xmlns:w10="urn:schemas-microsoft-com:office:word" xmlns:w="http://schemas.openxmlformats.org/wordprocessingml/2006/main" xmlns:w14="http://schemas.microsoft.com/office/word/2010/wordml" xmlns:w15="http://schemas.microsoft.com/office/word/2012/wordml" xmlns:w16cex="http://schemas.microsoft.com/office/word/2018/wordml/cex" xmlns:w16cid="http://schemas.microsoft.com/office/word/2016/wordml/cid" xmlns:w16="http://schemas.microsoft.com/office/word/2018/wordml" xmlns:w16sdtdh="http://schemas.microsoft.com/office/word/2020/wordml/sdtdatahash" xmlns:w16se="http://schemas.microsoft.com/office/word/2015/wordml/symex" xmlns:wpg="http://schemas.microsoft.com/office/word/2010/wordprocessingGroup" xmlns:wpi="http://schemas.microsoft.com/office/word/2010/wordprocessingInk" xmlns:wne="http://schemas.microsoft.com/office/word/2006/wordml" xmlns:wps="http://schemas.microsoft.com/office/word/2010/wordprocessingShape" mc:Ignorable="w14 w15 w16se w16cid w16 w16cex w16sdtdh wp14">
+<w:hdr xmlns:wpc="http://schemas.microsoft.com/office/word/2010/wordprocessingCanvas" xmlns:cx="http://schemas.microsoft.com/office/drawing/2014/chartex" xmlns:cx1="http://schemas.microsoft.com/office/drawing/2015/9/8/chartex" xmlns:cx2="http://schemas.microsoft.com/office/drawing/2015/10/21/chartex" xmlns:cx3="http://schemas.microsoft.com/office/drawing/2016/5/9/chartex" xmlns:cx4="http://schemas.microsoft.com/office/drawing/2016/5/10/chartex" xmlns:cx5="http://schemas.microsoft.com/office/drawing/2016/5/11/chartex" xmlns:cx6="http://schemas.microsoft.com/office/drawing/2016/5/12/chartex" xmlns:cx7="http://schemas.microsoft.com/office/drawing/2016/5/13/chartex" xmlns:cx8="http://schemas.microsoft.com/office/drawing/2016/5/14/chartex" xmlns:mc="http://schemas.openxmlformats.org/markup-compatibility/2006" xmlns:aink="http://schemas.microsoft.com/office/drawing/2016/ink" xmlns:am3d="http://schemas.microsoft.com/office/drawing/2017/model3d" xmlns:o="urn:schemas-microsoft-com:office:office" xmlns:oel="http://schemas.microsoft.com/office/2019/extlst" xmlns:r="http://schemas.openxmlformats.org/officeDocument/2006/relationships" xmlns:m="http://schemas.openxmlformats.org/officeDocument/2006/math" xmlns:v="urn:schemas-microsoft-com:vml" xmlns:wp14="http://schemas.microsoft.com/office/word/2010/wordprocessingDrawing" xmlns:wp="http://schemas.openxmlformats.org/drawingml/2006/wordprocessingDrawing" xmlns:w10="urn:schemas-microsoft-com:office:word" xmlns:w="http://schemas.openxmlformats.org/wordprocessingml/2006/main" xmlns:w14="http://schemas.microsoft.com/office/word/2010/wordml" xmlns:w15="http://schemas.microsoft.com/office/word/2012/wordml" xmlns:w16cex="http://schemas.microsoft.com/office/word/2018/wordml/cex" xmlns:w16cid="http://schemas.microsoft.com/office/word/2016/wordml/cid" xmlns:w16="http://schemas.microsoft.com/office/word/2018/wordml" xmlns:w16du="http://schemas.microsoft.com/office/word/2023/wordml/word16du" xmlns:w16sdtdh="http://schemas.microsoft.com/office/word/2020/wordml/sdtdatahash" xmlns:w16sdtfl="http://schemas.microsoft.com/office/word/2024/wordml/sdtformatlock" xmlns:w16se="http://schemas.microsoft.com/office/word/2015/wordml/symex" xmlns:wpg="http://schemas.microsoft.com/office/word/2010/wordprocessingGroup" xmlns:wpi="http://schemas.microsoft.com/office/word/2010/wordprocessingInk" xmlns:wne="http://schemas.microsoft.com/office/word/2006/wordml" xmlns:wps="http://schemas.microsoft.com/office/word/2010/wordprocessingShape" mc:Ignorable="w14 w15 w16se w16cid w16 w16cex w16sdtdh w16sdtfl w16du wp14">
   <w:p>
     <w:pPr>
       <w:pStyle w:val="Header"/>
@@ -1162,7 +1504,7 @@
 </file>
 
 <file path=word/header2.xml><?xml version="1.0" encoding="utf-8"?>
-<w:hdr xmlns:wpc="http://schemas.microsoft.com/office/word/2010/wordprocessingCanvas" xmlns:cx="http://schemas.microsoft.com/office/drawing/2014/chartex" xmlns:cx1="http://schemas.microsoft.com/office/drawing/2015/9/8/chartex" xmlns:cx2="http://schemas.microsoft.com/office/drawing/2015/10/21/chartex" xmlns:cx3="http://schemas.microsoft.com/office/drawing/2016/5/9/chartex" xmlns:cx4="http://schemas.microsoft.com/office/drawing/2016/5/10/chartex" xmlns:cx5="http://schemas.microsoft.com/office/drawing/2016/5/11/chartex" xmlns:cx6="http://schemas.microsoft.com/office/drawing/2016/5/12/chartex" xmlns:cx7="http://schemas.microsoft.com/office/drawing/2016/5/13/chartex" xmlns:cx8="http://schemas.microsoft.com/office/drawing/2016/5/14/chartex" xmlns:mc="http://schemas.openxmlformats.org/markup-compatibility/2006" xmlns:aink="http://schemas.microsoft.com/office/drawing/2016/ink" xmlns:am3d="http://schemas.microsoft.com/office/drawing/2017/model3d" xmlns:o="urn:schemas-microsoft-com:office:office" xmlns:oel="http://schemas.microsoft.com/office/2019/extlst" xmlns:r="http://schemas.openxmlformats.org/officeDocument/2006/relationships" xmlns:m="http://schemas.openxmlformats.org/officeDocument/2006/math" xmlns:v="urn:schemas-microsoft-com:vml" xmlns:wp14="http://schemas.microsoft.com/office/word/2010/wordprocessingDrawing" xmlns:wp="http://schemas.openxmlformats.org/drawingml/2006/wordprocessingDrawing" xmlns:w10="urn:schemas-microsoft-com:office:word" xmlns:w="http://schemas.openxmlformats.org/wordprocessingml/2006/main" xmlns:w14="http://schemas.microsoft.com/office/word/2010/wordml" xmlns:w15="http://schemas.microsoft.com/office/word/2012/wordml" xmlns:w16cex="http://schemas.microsoft.com/office/word/2018/wordml/cex" xmlns:w16cid="http://schemas.microsoft.com/office/word/2016/wordml/cid" xmlns:w16="http://schemas.microsoft.com/office/word/2018/wordml" xmlns:w16sdtdh="http://schemas.microsoft.com/office/word/2020/wordml/sdtdatahash" xmlns:w16se="http://schemas.microsoft.com/office/word/2015/wordml/symex" xmlns:wpg="http://schemas.microsoft.com/office/word/2010/wordprocessingGroup" xmlns:wpi="http://schemas.microsoft.com/office/word/2010/wordprocessingInk" xmlns:wne="http://schemas.microsoft.com/office/word/2006/wordml" xmlns:wps="http://schemas.microsoft.com/office/word/2010/wordprocessingShape" mc:Ignorable="w14 w15 w16se w16cid w16 w16cex w16sdtdh wp14">
+<w:hdr xmlns:wpc="http://schemas.microsoft.com/office/word/2010/wordprocessingCanvas" xmlns:cx="http://schemas.microsoft.com/office/drawing/2014/chartex" xmlns:cx1="http://schemas.microsoft.com/office/drawing/2015/9/8/chartex" xmlns:cx2="http://schemas.microsoft.com/office/drawing/2015/10/21/chartex" xmlns:cx3="http://schemas.microsoft.com/office/drawing/2016/5/9/chartex" xmlns:cx4="http://schemas.microsoft.com/office/drawing/2016/5/10/chartex" xmlns:cx5="http://schemas.microsoft.com/office/drawing/2016/5/11/chartex" xmlns:cx6="http://schemas.microsoft.com/office/drawing/2016/5/12/chartex" xmlns:cx7="http://schemas.microsoft.com/office/drawing/2016/5/13/chartex" xmlns:cx8="http://schemas.microsoft.com/office/drawing/2016/5/14/chartex" xmlns:mc="http://schemas.openxmlformats.org/markup-compatibility/2006" xmlns:aink="http://schemas.microsoft.com/office/drawing/2016/ink" xmlns:am3d="http://schemas.microsoft.com/office/drawing/2017/model3d" xmlns:o="urn:schemas-microsoft-com:office:office" xmlns:oel="http://schemas.microsoft.com/office/2019/extlst" xmlns:r="http://schemas.openxmlformats.org/officeDocument/2006/relationships" xmlns:m="http://schemas.openxmlformats.org/officeDocument/2006/math" xmlns:v="urn:schemas-microsoft-com:vml" xmlns:wp14="http://schemas.microsoft.com/office/word/2010/wordprocessingDrawing" xmlns:wp="http://schemas.openxmlformats.org/drawingml/2006/wordprocessingDrawing" xmlns:w10="urn:schemas-microsoft-com:office:word" xmlns:w="http://schemas.openxmlformats.org/wordprocessingml/2006/main" xmlns:w14="http://schemas.microsoft.com/office/word/2010/wordml" xmlns:w15="http://schemas.microsoft.com/office/word/2012/wordml" xmlns:w16cex="http://schemas.microsoft.com/office/word/2018/wordml/cex" xmlns:w16cid="http://schemas.microsoft.com/office/word/2016/wordml/cid" xmlns:w16="http://schemas.microsoft.com/office/word/2018/wordml" xmlns:w16du="http://schemas.microsoft.com/office/word/2023/wordml/word16du" xmlns:w16sdtdh="http://schemas.microsoft.com/office/word/2020/wordml/sdtdatahash" xmlns:w16sdtfl="http://schemas.microsoft.com/office/word/2024/wordml/sdtformatlock" xmlns:w16se="http://schemas.microsoft.com/office/word/2015/wordml/symex" xmlns:wpg="http://schemas.microsoft.com/office/word/2010/wordprocessingGroup" xmlns:wpi="http://schemas.microsoft.com/office/word/2010/wordprocessingInk" xmlns:wne="http://schemas.microsoft.com/office/word/2006/wordml" xmlns:wps="http://schemas.microsoft.com/office/word/2010/wordprocessingShape" mc:Ignorable="w14 w15 w16se w16cid w16 w16cex w16sdtdh w16sdtfl w16du wp14">
   <w:p>
     <w:pPr>
       <w:pStyle w:val="Header"/>
@@ -1173,7 +1515,7 @@
 </file>
 
 <file path=word/header3.xml><?xml version="1.0" encoding="utf-8"?>
-<w:hdr xmlns:wpc="http://schemas.microsoft.com/office/word/2010/wordprocessingCanvas" xmlns:cx="http://schemas.microsoft.com/office/drawing/2014/chartex" xmlns:cx1="http://schemas.microsoft.com/office/drawing/2015/9/8/chartex" xmlns:cx2="http://schemas.microsoft.com/office/drawing/2015/10/21/chartex" xmlns:cx3="http://schemas.microsoft.com/office/drawing/2016/5/9/chartex" xmlns:cx4="http://schemas.microsoft.com/office/drawing/2016/5/10/chartex" xmlns:cx5="http://schemas.microsoft.com/office/drawing/2016/5/11/chartex" xmlns:cx6="http://schemas.microsoft.com/office/drawing/2016/5/12/chartex" xmlns:cx7="http://schemas.microsoft.com/office/drawing/2016/5/13/chartex" xmlns:cx8="http://schemas.microsoft.com/office/drawing/2016/5/14/chartex" xmlns:mc="http://schemas.openxmlformats.org/markup-compatibility/2006" xmlns:aink="http://schemas.microsoft.com/office/drawing/2016/ink" xmlns:am3d="http://schemas.microsoft.com/office/drawing/2017/model3d" xmlns:o="urn:schemas-microsoft-com:office:office" xmlns:oel="http://schemas.microsoft.com/office/2019/extlst" xmlns:r="http://schemas.openxmlformats.org/officeDocument/2006/relationships" xmlns:m="http://schemas.openxmlformats.org/officeDocument/2006/math" xmlns:v="urn:schemas-microsoft-com:vml" xmlns:wp14="http://schemas.microsoft.com/office/word/2010/wordprocessingDrawing" xmlns:wp="http://schemas.openxmlformats.org/drawingml/2006/wordprocessingDrawing" xmlns:w10="urn:schemas-microsoft-com:office:word" xmlns:w="http://schemas.openxmlformats.org/wordprocessingml/2006/main" xmlns:w14="http://schemas.microsoft.com/office/word/2010/wordml" xmlns:w15="http://schemas.microsoft.com/office/word/2012/wordml" xmlns:w16cex="http://schemas.microsoft.com/office/word/2018/wordml/cex" xmlns:w16cid="http://schemas.microsoft.com/office/word/2016/wordml/cid" xmlns:w16="http://schemas.microsoft.com/office/word/2018/wordml" xmlns:w16sdtdh="http://schemas.microsoft.com/office/word/2020/wordml/sdtdatahash" xmlns:w16se="http://schemas.microsoft.com/office/word/2015/wordml/symex" xmlns:wpg="http://schemas.microsoft.com/office/word/2010/wordprocessingGroup" xmlns:wpi="http://schemas.microsoft.com/office/word/2010/wordprocessingInk" xmlns:wne="http://schemas.microsoft.com/office/word/2006/wordml" xmlns:wps="http://schemas.microsoft.com/office/word/2010/wordprocessingShape" mc:Ignorable="w14 w15 w16se w16cid w16 w16cex w16sdtdh wp14">
+<w:hdr xmlns:wpc="http://schemas.microsoft.com/office/word/2010/wordprocessingCanvas" xmlns:cx="http://schemas.microsoft.com/office/drawing/2014/chartex" xmlns:cx1="http://schemas.microsoft.com/office/drawing/2015/9/8/chartex" xmlns:cx2="http://schemas.microsoft.com/office/drawing/2015/10/21/chartex" xmlns:cx3="http://schemas.microsoft.com/office/drawing/2016/5/9/chartex" xmlns:cx4="http://schemas.microsoft.com/office/drawing/2016/5/10/chartex" xmlns:cx5="http://schemas.microsoft.com/office/drawing/2016/5/11/chartex" xmlns:cx6="http://schemas.microsoft.com/office/drawing/2016/5/12/chartex" xmlns:cx7="http://schemas.microsoft.com/office/drawing/2016/5/13/chartex" xmlns:cx8="http://schemas.microsoft.com/office/drawing/2016/5/14/chartex" xmlns:mc="http://schemas.openxmlformats.org/markup-compatibility/2006" xmlns:aink="http://schemas.microsoft.com/office/drawing/2016/ink" xmlns:am3d="http://schemas.microsoft.com/office/drawing/2017/model3d" xmlns:o="urn:schemas-microsoft-com:office:office" xmlns:oel="http://schemas.microsoft.com/office/2019/extlst" xmlns:r="http://schemas.openxmlformats.org/officeDocument/2006/relationships" xmlns:m="http://schemas.openxmlformats.org/officeDocument/2006/math" xmlns:v="urn:schemas-microsoft-com:vml" xmlns:wp14="http://schemas.microsoft.com/office/word/2010/wordprocessingDrawing" xmlns:wp="http://schemas.openxmlformats.org/drawingml/2006/wordprocessingDrawing" xmlns:w10="urn:schemas-microsoft-com:office:word" xmlns:w="http://schemas.openxmlformats.org/wordprocessingml/2006/main" xmlns:w14="http://schemas.microsoft.com/office/word/2010/wordml" xmlns:w15="http://schemas.microsoft.com/office/word/2012/wordml" xmlns:w16cex="http://schemas.microsoft.com/office/word/2018/wordml/cex" xmlns:w16cid="http://schemas.microsoft.com/office/word/2016/wordml/cid" xmlns:w16="http://schemas.microsoft.com/office/word/2018/wordml" xmlns:w16du="http://schemas.microsoft.com/office/word/2023/wordml/word16du" xmlns:w16sdtdh="http://schemas.microsoft.com/office/word/2020/wordml/sdtdatahash" xmlns:w16sdtfl="http://schemas.microsoft.com/office/word/2024/wordml/sdtformatlock" xmlns:w16se="http://schemas.microsoft.com/office/word/2015/wordml/symex" xmlns:wpg="http://schemas.microsoft.com/office/word/2010/wordprocessingGroup" xmlns:wpi="http://schemas.microsoft.com/office/word/2010/wordprocessingInk" xmlns:wne="http://schemas.microsoft.com/office/word/2006/wordml" xmlns:wps="http://schemas.microsoft.com/office/word/2010/wordprocessingShape" mc:Ignorable="w14 w15 w16se w16cid w16 w16cex w16sdtdh w16sdtfl w16du wp14">
   <w:p>
     <w:pPr>
       <w:pStyle w:val="Header"/>
@@ -1182,7 +1524,7 @@
     <w:r>
       <w:tab/>
       <w:tab/>
-      <w:t>2026-06-17</w:t>
+      <w:t>2026-06-18</w:t>
       <w:br/>
       <w:br/>
     </w:r>
@@ -1195,7 +1537,7 @@
 </file>
 
 <file path=word/numbering.xml><?xml version="1.0" encoding="utf-8"?>
-<w:numbering xmlns:wpc="http://schemas.microsoft.com/office/word/2010/wordprocessingCanvas" xmlns:cx="http://schemas.microsoft.com/office/drawing/2014/chartex" xmlns:cx1="http://schemas.microsoft.com/office/drawing/2015/9/8/chartex" xmlns:cx2="http://schemas.microsoft.com/office/drawing/2015/10/21/chartex" xmlns:cx3="http://schemas.microsoft.com/office/drawing/2016/5/9/chartex" xmlns:cx4="http://schemas.microsoft.com/office/drawing/2016/5/10/chartex" xmlns:cx5="http://schemas.microsoft.com/office/drawing/2016/5/11/chartex" xmlns:cx6="http://schemas.microsoft.com/office/drawing/2016/5/12/chartex" xmlns:cx7="http://schemas.microsoft.com/office/drawing/2016/5/13/chartex" xmlns:cx8="http://schemas.microsoft.com/office/drawing/2016/5/14/chartex" xmlns:mc="http://schemas.openxmlformats.org/markup-compatibility/2006" xmlns:aink="http://schemas.microsoft.com/office/drawing/2016/ink" xmlns:am3d="http://schemas.microsoft.com/office/drawing/2017/model3d" xmlns:o="urn:schemas-microsoft-com:office:office" xmlns:oel="http://schemas.microsoft.com/office/2019/extlst" xmlns:r="http://schemas.openxmlformats.org/officeDocument/2006/relationships" xmlns:m="http://schemas.openxmlformats.org/officeDocument/2006/math" xmlns:v="urn:schemas-microsoft-com:vml" xmlns:wp14="http://schemas.microsoft.com/office/word/2010/wordprocessingDrawing" xmlns:wp="http://schemas.openxmlformats.org/drawingml/2006/wordprocessingDrawing" xmlns:w10="urn:schemas-microsoft-com:office:word" xmlns:w="http://schemas.openxmlformats.org/wordprocessingml/2006/main" xmlns:w14="http://schemas.microsoft.com/office/word/2010/wordml" xmlns:w15="http://schemas.microsoft.com/office/word/2012/wordml" xmlns:w16cex="http://schemas.microsoft.com/office/word/2018/wordml/cex" xmlns:w16cid="http://schemas.microsoft.com/office/word/2016/wordml/cid" xmlns:w16="http://schemas.microsoft.com/office/word/2018/wordml" xmlns:w16sdtdh="http://schemas.microsoft.com/office/word/2020/wordml/sdtdatahash" xmlns:w16se="http://schemas.microsoft.com/office/word/2015/wordml/symex" xmlns:wpg="http://schemas.microsoft.com/office/word/2010/wordprocessingGroup" xmlns:wpi="http://schemas.microsoft.com/office/word/2010/wordprocessingInk" xmlns:wne="http://schemas.microsoft.com/office/word/2006/wordml" xmlns:wps="http://schemas.microsoft.com/office/word/2010/wordprocessingShape" mc:Ignorable="w14 w15 w16se w16cid w16 w16cex w16sdtdh wp14">
+<w:numbering xmlns:wpc="http://schemas.microsoft.com/office/word/2010/wordprocessingCanvas" xmlns:cx="http://schemas.microsoft.com/office/drawing/2014/chartex" xmlns:cx1="http://schemas.microsoft.com/office/drawing/2015/9/8/chartex" xmlns:cx2="http://schemas.microsoft.com/office/drawing/2015/10/21/chartex" xmlns:cx3="http://schemas.microsoft.com/office/drawing/2016/5/9/chartex" xmlns:cx4="http://schemas.microsoft.com/office/drawing/2016/5/10/chartex" xmlns:cx5="http://schemas.microsoft.com/office/drawing/2016/5/11/chartex" xmlns:cx6="http://schemas.microsoft.com/office/drawing/2016/5/12/chartex" xmlns:cx7="http://schemas.microsoft.com/office/drawing/2016/5/13/chartex" xmlns:cx8="http://schemas.microsoft.com/office/drawing/2016/5/14/chartex" xmlns:mc="http://schemas.openxmlformats.org/markup-compatibility/2006" xmlns:aink="http://schemas.microsoft.com/office/drawing/2016/ink" xmlns:am3d="http://schemas.microsoft.com/office/drawing/2017/model3d" xmlns:o="urn:schemas-microsoft-com:office:office" xmlns:oel="http://schemas.microsoft.com/office/2019/extlst" xmlns:r="http://schemas.openxmlformats.org/officeDocument/2006/relationships" xmlns:m="http://schemas.openxmlformats.org/officeDocument/2006/math" xmlns:v="urn:schemas-microsoft-com:vml" xmlns:wp14="http://schemas.microsoft.com/office/word/2010/wordprocessingDrawing" xmlns:wp="http://schemas.openxmlformats.org/drawingml/2006/wordprocessingDrawing" xmlns:w10="urn:schemas-microsoft-com:office:word" xmlns:w="http://schemas.openxmlformats.org/wordprocessingml/2006/main" xmlns:w14="http://schemas.microsoft.com/office/word/2010/wordml" xmlns:w15="http://schemas.microsoft.com/office/word/2012/wordml" xmlns:w16cex="http://schemas.microsoft.com/office/word/2018/wordml/cex" xmlns:w16cid="http://schemas.microsoft.com/office/word/2016/wordml/cid" xmlns:w16="http://schemas.microsoft.com/office/word/2018/wordml" xmlns:w16du="http://schemas.microsoft.com/office/word/2023/wordml/word16du" xmlns:w16sdtdh="http://schemas.microsoft.com/office/word/2020/wordml/sdtdatahash" xmlns:w16sdtfl="http://schemas.microsoft.com/office/word/2024/wordml/sdtformatlock" xmlns:w16se="http://schemas.microsoft.com/office/word/2015/wordml/symex" xmlns:wpg="http://schemas.microsoft.com/office/word/2010/wordprocessingGroup" xmlns:wpi="http://schemas.microsoft.com/office/word/2010/wordprocessingInk" xmlns:wne="http://schemas.microsoft.com/office/word/2006/wordml" xmlns:wps="http://schemas.microsoft.com/office/word/2010/wordprocessingShape" mc:Ignorable="w14 w15 w16se w16cid w16 w16cex w16sdtdh w16sdtfl w16du wp14">
   <w:abstractNum w:abstractNumId="0" w15:restartNumberingAfterBreak="0">
     <w:nsid w:val="FFFFFF7C"/>
     <w:multiLevelType w:val="singleLevel"/>
@@ -1398,7 +1740,7 @@
 </file>
 
 <file path=word/styles.xml><?xml version="1.0" encoding="utf-8"?>
-<w:styles xmlns:mc="http://schemas.openxmlformats.org/markup-compatibility/2006" xmlns:r="http://schemas.openxmlformats.org/officeDocument/2006/relationships" xmlns:w="http://schemas.openxmlformats.org/wordprocessingml/2006/main" xmlns:w14="http://schemas.microsoft.com/office/word/2010/wordml" xmlns:w15="http://schemas.microsoft.com/office/word/2012/wordml" xmlns:w16cex="http://schemas.microsoft.com/office/word/2018/wordml/cex" xmlns:w16cid="http://schemas.microsoft.com/office/word/2016/wordml/cid" xmlns:w16="http://schemas.microsoft.com/office/word/2018/wordml" xmlns:w16sdtdh="http://schemas.microsoft.com/office/word/2020/wordml/sdtdatahash" xmlns:w16se="http://schemas.microsoft.com/office/word/2015/wordml/symex" mc:Ignorable="w14 w15 w16se w16cid w16 w16cex w16sdtdh">
+<w:styles xmlns:mc="http://schemas.openxmlformats.org/markup-compatibility/2006" xmlns:r="http://schemas.openxmlformats.org/officeDocument/2006/relationships" xmlns:w="http://schemas.openxmlformats.org/wordprocessingml/2006/main" xmlns:w14="http://schemas.microsoft.com/office/word/2010/wordml" xmlns:w15="http://schemas.microsoft.com/office/word/2012/wordml" xmlns:w16cex="http://schemas.microsoft.com/office/word/2018/wordml/cex" xmlns:w16cid="http://schemas.microsoft.com/office/word/2016/wordml/cid" xmlns:w16="http://schemas.microsoft.com/office/word/2018/wordml" xmlns:w16du="http://schemas.microsoft.com/office/word/2023/wordml/word16du" xmlns:w16sdtdh="http://schemas.microsoft.com/office/word/2020/wordml/sdtdatahash" xmlns:w16sdtfl="http://schemas.microsoft.com/office/word/2024/wordml/sdtformatlock" xmlns:w16se="http://schemas.microsoft.com/office/word/2015/wordml/symex" mc:Ignorable="w14 w15 w16se w16cid w16 w16cex w16sdtdh w16sdtfl w16du">
   <w:docDefaults>
     <w:rPrDefault>
       <w:rPr>
@@ -2156,7 +2498,7 @@
     <w:link w:val="TitleChar"/>
     <w:uiPriority w:val="10"/>
     <w:qFormat/>
-    <w:rsid w:val="007106C8"/>
+    <w:rsid w:val="00E854FA"/>
     <w:pPr>
       <w:spacing w:after="300" w:line="240" w:lineRule="auto"/>
       <w:contextualSpacing/>
@@ -2166,7 +2508,7 @@
       <w:rFonts w:eastAsiaTheme="majorEastAsia" w:cstheme="majorBidi"/>
       <w:spacing w:val="5"/>
       <w:kern w:val="28"/>
-      <w:sz w:val="52"/>
+      <w:sz w:val="40"/>
       <w:szCs w:val="52"/>
       <w:lang w:val="sv-SE" w:eastAsia="en-US" w:bidi="ar-SA"/>
     </w:rPr>
@@ -2176,12 +2518,12 @@
     <w:basedOn w:val="DefaultParagraphFont"/>
     <w:link w:val="Title"/>
     <w:uiPriority w:val="10"/>
-    <w:rsid w:val="007106C8"/>
+    <w:rsid w:val="00E854FA"/>
     <w:rPr>
       <w:rFonts w:ascii="Times New Roman" w:eastAsiaTheme="majorEastAsia" w:hAnsi="Times New Roman" w:cstheme="majorBidi"/>
       <w:spacing w:val="5"/>
       <w:kern w:val="28"/>
-      <w:sz w:val="52"/>
+      <w:sz w:val="40"/>
       <w:szCs w:val="52"/>
       <w:lang w:val="sv-SE" w:eastAsia="en-US" w:bidi="ar-SA"/>
     </w:rPr>

--- a/tillsyn/A 21683-2026 tillsynsbegäran.docx
+++ b/tillsyn/A 21683-2026 tillsynsbegäran.docx
@@ -1524,7 +1524,7 @@
     <w:r>
       <w:tab/>
       <w:tab/>
-      <w:t>2026-06-18</w:t>
+      <w:t>2026-06-19</w:t>
       <w:br/>
       <w:br/>
     </w:r>

--- a/tillsyn/A 21683-2026 tillsynsbegäran.docx
+++ b/tillsyn/A 21683-2026 tillsynsbegäran.docx
@@ -1524,7 +1524,7 @@
     <w:r>
       <w:tab/>
       <w:tab/>
-      <w:t>2026-06-19</w:t>
+      <w:t>2026-06-20</w:t>
       <w:br/>
       <w:br/>
     </w:r>

--- a/tillsyn/A 21683-2026 tillsynsbegäran.docx
+++ b/tillsyn/A 21683-2026 tillsynsbegäran.docx
@@ -12,10 +12,7 @@
     </w:p>
     <w:p>
       <w:r>
-        <w:t>Detta dokument behandlar höga naturvärden i avverkningsanmälan A 21683-2026 i Malung-Sälens kommun som inkom 2026-05-07 och omfattar 61,2 ha.</w:t>
-      </w:r>
-      <w:r>
-        <w:t xml:space="preserve"> I Figur 1 visas fyndplatser för naturvårdsarter i området, som finns registrerade på Artportalen.</w:t>
+        <w:t>Denna tillsynsbegäran behandlar höga naturvärden i avverkningsanmälan A 21683-2026 i Malung-Sälens kommun som inkom 2026-05-07 och omfattar 61,2 ha.</w:t>
       </w:r>
     </w:p>
     <w:p>
@@ -63,27 +60,12 @@
         <w:spacing w:after="240"/>
       </w:pPr>
       <w:r>
-        <w:t>Figur 1. Fyndplatser för naturvårdsarter i och inom 8 meter från avverkningsanmälan (röd linje). Inom parentes anges rödlistekategorier, S för signalarter, Tför typiska arter och fridlysningsparagrafer i artskyddsförordningen.Markörer utan svart kant är placerade på fyndplatsen. Markörer med svart kant är placerade vid sidan av fyndplatsen och har ett svart streck som visar fyndplatsens exakta position. Kartans mittpunktskoordinat är N 6760452, E 403687 i SWEREF 99 TM.</w:t>
+        <w:t>Figur 1. Fyndplatser för naturvårdsarter i och inom 8 meter från avverkningsanmälan. Markörer utan svart kant är placerade på fyndplatsen. Markörer med svart kant är placerade vid sidan av fyndplatsen har ett svart streck som visar fyndplatsens exakta position. Kartans mittpunktskoordinat är N 6760452, E 403687 i SWEREF 99 TM.</w:t>
       </w:r>
     </w:p>
     <w:p>
       <w:r>
-        <w:t>Vi begär härmed att Skogsstyrelsen fattar beslut enligt miljöbalken som säkerställer att skogens höga naturvärden bevaras samt att EU-lagstiftning efterlevs och att artskyddsbrott förhindras.</w:t>
-      </w:r>
-    </w:p>
-    <w:p>
-      <w:r>
-        <w:t>Vi begär vidare att Skogsstyrelsen säkerställer att inga skador eller försämringar av naturtypens bevarandestatus i området tillåts ske. Se Rådets direktiv 92/43/EEG samt ickeförsämringskravet i EU:s naturrestaureringsförordning (EU 2024/1991).</w:t>
-      </w:r>
-    </w:p>
-    <w:p>
-      <w:r>
-        <w:t>Vi önskar även ta del av de ställningstaganden och beslut som myndigheten meddelar till följd av aktuell avverkningsanmälan och föreningens inlaga (se 34 § förvaltningslagen).</w:t>
-      </w:r>
-    </w:p>
-    <w:p>
-      <w:r>
-        <w:t>Nedan beskrivs fynd av naturvårdsarter och fridlysta arter som gjorts i det avverkningsanmälda området. I BILAGA 1 finns artfakta om fridlysta arter.</w:t>
+        <w:t>I och inom 8 meter från avverkningsanmälan finns fynd av 29 naturvårdsarter, varav 22 är rödlistade, 2 är fridlysta, 17 är typiska (T) och 7 är signalarter (S): citronporing (VU), garnlav (VU, T), gräddporing (VU, T), gränsticka (VU, T), norsk näverlav (VU), blanksvart spiklav (NT), blågrå svartspik (NT), dvärgbägarlav (NT, T), gransotdyna (NT), hornvaxskinn (NT), kortskaftad ärgspik (NT), mörk kolflarnlav (NT), nordtagging (NT), rynkskinn (NT, T), skrovellav (NT, T), talltita (NT, §4), tretåig hackspett (NT, T, §4), vedflamlav (NT), vedskivlav (NT, T), vedtrappmossa (NT, T), violettgrå tagellav (NT, T), vitgrynig nållav (NT), bårdlav (S, T), luddlav (S, T), norrlandslav (S, T), nästlav (S, T), rävticka (S, T), skinnlav (S, T) och vedticka (S, T). Se Figur 1.</w:t>
       </w:r>
     </w:p>
     <w:p>
@@ -91,35 +73,646 @@
         <w:pStyle w:val="Heading1"/>
       </w:pPr>
       <w:r>
-        <w:t>Naturvårdsarter</w:t>
+        <w:t>Tillsynsbegäran</w:t>
       </w:r>
     </w:p>
     <w:p>
       <w:r>
-        <w:t>I och inom 8 meter från avverkningsanmälan har följande 29 naturvårdsarter hittats: citronporing (VU), garnlav (VU, T), gräddporing (VU, T), gränsticka (VU, T), norsk näverlav (VU), blanksvart spiklav (NT), blågrå svartspik (NT), dvärgbägarlav (NT, T), gransotdyna (NT), hornvaxskinn (NT), kortskaftad ärgspik (NT), mörk kolflarnlav (NT), nordtagging (NT), rynkskinn (NT, T), skrovellav (NT, T), talltita (NT, §4), tretåig hackspett (NT, T, §4), vedflamlav (NT), vedskivlav (NT, T), vedtrappmossa (NT, T), violettgrå tagellav (NT, T), vitgrynig nållav (NT), bårdlav (S, T), luddlav (S, T), norrlandslav (S, T), nästlav (S, T), rävticka (S, T), skinnlav (S, T) och vedticka (S, T). Av dessa är 22 rödlistade. För rödlistade arter har rödlistekategorin angivits inom parentes. Arter som är signalarter enligt Skogsstyrelsen har markerats med (S). Typiska arter inom Natura 2000 som är kopplade till skogsekosystem har markerats med (T). För fridlysta arter anges även paragrafen i Artskyddsförordningen som arten är fridlyst enligt.</w:t>
+        <w:t>Vi begär härmed att Skogsstyrelsen fattar beslut enligt miljöbalken som säkerställer att skogens höga naturvärden bevaras samt att EU-lagstiftning efterlevs och att artskyddsbrott förhindras.</w:t>
       </w:r>
     </w:p>
     <w:p>
       <w:r>
-        <w:t>De påträffade naturvårdsarterna är ett tydligt kvitto på att det rör sig om en skog med höga naturvärden.</w:t>
+        <w:t>Vi begär vidare att Skogsstyrelsen säkerställer att inga skador eller försämringar av naturtypens bevarandestatus i området tillåts ske. Se Rådets direktiv 92/43/EEG samt ickeförsämringskravet i EU:s naturrestaureringsförordning (EU 2024/1991).</w:t>
+      </w:r>
+    </w:p>
+    <w:p>
+      <w:r>
+        <w:t>Vi önskar även ta del av de ställningstaganden och beslut som myndigheten meddelar till följd av aktuell avverkningsanmälan och föreningens inlaga (se 34 § förvaltningslagen).</w:t>
       </w:r>
     </w:p>
     <w:p>
       <w:pPr>
-        <w:pStyle w:val="Heading2"/>
+        <w:pStyle w:val="Heading1"/>
       </w:pPr>
       <w:r>
-        <w:t>Fridlysta arter</w:t>
+        <w:t>Naturvårdsarter och fridlysta arter</w:t>
       </w:r>
     </w:p>
     <w:p>
       <w:r>
-        <w:t>Följande fridlysta arter har sina livsmiljöer och växtplatser i den avverkningsanmälda skogen: talltita (NT, §4) och tretåig hackspett (NT, T, §4).</w:t>
+        <w:t>Nedan följer beskrivningar av de naturvårdsarter och fridlysta arter som har sina livsmiljöer och växtplatser i den avverkningsanmälda skogen. Se även ytterligare artfakta i BILAGA 1. De påträffade naturvårdsarterna är ett tydligt kvitto på att det rör sig om en skog med höga naturvärden.</w:t>
       </w:r>
     </w:p>
     <w:p>
       <w:r>
-        <w:t xml:space="preserve">Observera att medlemsländerna är skyldiga att agera i enlighet med EU:s fågeldirektiv där det uttryckligen står att direktivet gäller för fåglar samt för deras ägg, bon och </w:t>
+        <w:rPr>
+          <w:b/>
+        </w:rPr>
+        <w:t>Citronporing (VU)</w:t>
+      </w:r>
+      <w:r>
+        <w:t xml:space="preserve"> växer på granlågor i naturskogsartade granskogar. Den påträffas ofta på eller nära fruktkroppar av klibbticka. Citronporing är globalt rödlistad som starkt hotad (EN) vilket innebär att Sverige har ett internationellt ansvar för arten. Alla skogsskötselåtgärder på eller i direkt anslutning till växtplatserna utgör ett hot och områden som hyser arten måste undantas helt från skogsbruk. Lokaler där citronporing påträffas bör ges ett juridiskt skydd (SLU Artdatabanken, 2026; IUCN, 2019).</w:t>
+      </w:r>
+    </w:p>
+    <w:p>
+      <w:r>
+        <w:rPr>
+          <w:b/>
+        </w:rPr>
+        <w:t>Garnlav (VU)</w:t>
+      </w:r>
+      <w:r>
+        <w:t xml:space="preserve"> är en utpräglad barrskogsart som ibland kan drapera träden i norrländska grannaturskogar med hög luftfuktighet. Den förekommer även i talldominerade bestånd där den, förutom i trädens grenverk, påträffas hängande över ojämnheter i tallbarken. Arten har minskat starkt i södra och mellersta Sverige och den minskar även i sitt nordliga utbredningsområde. Minskningstakten uppgår till 30 (20–50) % inom 50 år och överstiger gränsvärdet för Sårbar (VU). Orsaken till tillbakagången beror främst på slutavverkningar av naturskogsartade skogar. Bestånd med riklig förekomst bör regelmässigt sparas, vilket även gynnar flera andra sällsynta och rödlistade arter. Garnlav är värdväxt för den mycket sällsynta och akut hotade fjärilen barrskogslavfly (CR) som hör hemma i boreala barrskogar med riklig förekomst av värdväxten. Tidigare kunde arten konstateras årligen på flera platser vid Dala-Floda i Dalarna innan lokalerna kalavverkades. Senaste fyndet i landet av barrskogslavfly är från år 2000 då den påträffades vid Högberget i Sollefteå kommun. Garnlav är typisk art för </w:t>
+      </w:r>
+      <w:r>
+        <w:rPr>
+          <w:i/>
+        </w:rPr>
+        <w:t xml:space="preserve">9010 Taiga </w:t>
+      </w:r>
+      <w:r>
+        <w:t>och</w:t>
+      </w:r>
+      <w:r>
+        <w:rPr>
+          <w:i/>
+        </w:rPr>
+        <w:t xml:space="preserve"> 9070 Trädklädd betesmark</w:t>
+      </w:r>
+      <w:r>
+        <w:t xml:space="preserve"> (SLU Artdatabanken, 2026).</w:t>
+      </w:r>
+    </w:p>
+    <w:p>
+      <w:r>
+        <w:rPr>
+          <w:b/>
+        </w:rPr>
+        <w:t>Gräddporing (VU)</w:t>
+      </w:r>
+      <w:r>
+        <w:t xml:space="preserve"> växer nästan enbart i urskogsartad barrskog på gamla, kraftigt murkna, grova och mossbelupna tallågor i något fuktiga och skuggiga lägen. Arten är placerad högst upp i Skogsstyrelsens värdepyramid för bedömning av skog med höga naturvärden och indikerar gamla och relativt orörda tallnaturskogar med höga naturvärden där det under låg tid kontinuerligt funnits inslag av grova tallågor. För att på sikt hejda artens vikande trend behöver merparten av gräddporingens nu kända växtplatser undantas från skogsbruk. Gräddporing är typisk art för </w:t>
+      </w:r>
+      <w:r>
+        <w:rPr>
+          <w:i/>
+        </w:rPr>
+        <w:t>9010 Taiga</w:t>
+      </w:r>
+      <w:r>
+        <w:t xml:space="preserve"> (SLU Artdatabanken, 2024; Nitare &amp; Skogsstyrelsen, 2019).</w:t>
+      </w:r>
+    </w:p>
+    <w:p>
+      <w:r>
+        <w:rPr>
+          <w:b/>
+        </w:rPr>
+        <w:t>Gränsticka (VU)</w:t>
+      </w:r>
+      <w:r>
+        <w:t xml:space="preserve"> är en mycket bra signalart inom hela sitt utbredningsområde. Den är huvudsakligen knuten till restbestånd av barrnaturskog och förekommer med ett tydligt optimum i orörda eller måttligt påverkade gamla granskogar där det föreligger långvarig kontinuitet av grov död ved. Den totala populationen bedöms ha minskat och fortsätter att minska i takt med att grankontinuitetsskogar (äldre tidigare icke kalavverkade skogar) minskar i areal. Minskningstakten överstiger gränsvärdet för sårbar (VU). Lokaler som hyser arten bör undantas från skogsbruk, speciellt i mellersta och södra Sverige. Gränsticka är typisk art för </w:t>
+      </w:r>
+      <w:r>
+        <w:rPr>
+          <w:i/>
+        </w:rPr>
+        <w:t>9010 Taiga</w:t>
+      </w:r>
+      <w:r>
+        <w:t xml:space="preserve"> (SLU Artdatabanken, 2026; Nitare &amp; Skogsstyrelsen, 2019).</w:t>
+      </w:r>
+    </w:p>
+    <w:p>
+      <w:r>
+        <w:rPr>
+          <w:b/>
+        </w:rPr>
+        <w:t>Norsk näverlav (VU)</w:t>
+      </w:r>
+      <w:r>
+        <w:t>, rödlistad som sårbar, är en suboceanisk art och påträffas bara i områden med hög och jämn luftfuktighet. Den växer i fuktiga granskogar, främst på stammar eller grenar av äldre björkar och granar. Arten är placerad i toppen av Skogsstyrelsens värdepyramid för bedömning av skog med höga naturvärden och försvinner eller missgynnas starkt vid all form av avverkning på eller i anslutning till lokalerna. Norsk näverlav har en hög andel av sin världspopulation i Norge och Sverige vilket medför ett särskilt ansvar för arten (Nitare &amp; Skogsstyrelsen, 2019; SLU Artdatabanken, 2024).</w:t>
+      </w:r>
+    </w:p>
+    <w:p>
+      <w:r>
+        <w:rPr>
+          <w:b/>
+        </w:rPr>
+        <w:t>Blanksvart spiklav (NT)</w:t>
+      </w:r>
+      <w:r>
+        <w:t xml:space="preserve"> förekommer på torr, hård, gammal kärnved men även på äldre ytved av tall i naturskogsartade bestånd med begränsad brandpåverkan och ostörd hydrologi. Skogsbruksåtgärder på eller i närheten av lokaler med blanksvart spiklav utgör ett hot. Naturskogsartade öppna tall- och barrblandskogar med blanksvart spiklav indikerar höga biologiska värden och bör bevaras (SLU Artdatabanken, 2024).</w:t>
+      </w:r>
+    </w:p>
+    <w:p>
+      <w:r>
+        <w:rPr>
+          <w:b/>
+        </w:rPr>
+        <w:t>Blågrå svartspik (NT)</w:t>
+      </w:r>
+      <w:r>
+        <w:t xml:space="preserve"> växer på torr, hård ved av gamla, solbelysta torrakor, högstubbar av tall och grova döda grenar på levande tallar i öppna bestånd av naturskogskaraktär. Nästan alltid rör det sig om tjärrika torrträd och högstubbar (töreved, keloträd) som kan vara en bra bit över hundra år, i vissa fall sannolikt hundratals år gamla. Skogsbruk är idag det allvarligaste hotet. Ett långsiktigt hot är att nybildningen av gamla torrakor och högstubbar är en långsam process vilken ofta är beroende av skogsbrand. Nytt substrat bildas numera sannolikt nästan inte alls då antalet naturliga skogsbränder har minskat drastiskt på grund av effektivare brandbekämpning. Döda träd som lämnas efter avverkning är inte lämpliga för arten, eftersom dessa träd inte varit utsatta för skogsbrand och bildat tjärrik ved. Skogsbruksåtgärder på eller i närheten av växtplatserna bör undvikas. Naturskogsartade skogar med förekomst av arten indikerar höga biologiska värden och bör bevaras. Blågrå svartspik har en mycket begränsad utbredning utanför de nordiska länderna varför dessa länder har ett speciellt ansvar för arten (SLU Artdatabanken, 2024).</w:t>
+      </w:r>
+    </w:p>
+    <w:p>
+      <w:r>
+        <w:rPr>
+          <w:b/>
+        </w:rPr>
+        <w:t>Dvärgbägarlav (NT)</w:t>
+      </w:r>
+      <w:r>
+        <w:t xml:space="preserve"> förekommer över hela Sverige på gammal hård ved, huvudsakligen på tall men i södra Sverige även på ek. Veden utgörs framförallt av grova stubbar, lågor och grenar. Substratet har blivit sällsyntare och nybildning av substrat sker bara i begränsad omfattning. Arten hotas av att grova lågor blir allt sällsyntare i dagens kulturskogar samt att nybildningen av lämpliga substrat går mycket långsamt. En riklig tillgång på gamla tall- eller eklågor måste säkerställas på artens lokaler. Dvärgbägarlav är typisk art för </w:t>
+      </w:r>
+      <w:r>
+        <w:rPr>
+          <w:i/>
+        </w:rPr>
+        <w:t>9010 Taiga</w:t>
+      </w:r>
+      <w:r>
+        <w:t xml:space="preserve"> (SLU Artdatabanken, 2024; Nitare &amp; Skogsstyrelsen, 2019).</w:t>
+      </w:r>
+    </w:p>
+    <w:p>
+      <w:r>
+        <w:rPr>
+          <w:b/>
+        </w:rPr>
+        <w:t>Gransotdyna (NT)</w:t>
+      </w:r>
+      <w:r>
+        <w:t xml:space="preserve"> är en nedbrytare på grova, murkna, ofta barklösa stubbar och liggande stammar av gran, sällan även av bok. Den kräver tillgång till lågor och stubbar i frisk till fuktig miljö och är helt bunden till skogsbestånd med hög bonitet. Gransotdyna hotas av det intensiva utnyttjandet av granskogar med hög bonitet. Arten förekommer främst i de sydliga delarna av landet där bristen på äldre skog är mest påtaglig. Alla lokaler för arten måste undantas från rationellt skogsbruk och tillgången på död ved av grova dimensioner måste säkerställas. Fler områden med äldre granskog måste skyddas i södra Sverige (SLU Artdatabanken, 2024).</w:t>
+      </w:r>
+    </w:p>
+    <w:p>
+      <w:r>
+        <w:rPr>
+          <w:b/>
+        </w:rPr>
+        <w:t xml:space="preserve">Hornvaxskinn (NT) </w:t>
+      </w:r>
+      <w:r>
+        <w:t>påträffas på gamla senvuxna, torra och hårda lågor i gamla naturskogsartade eller plockhuggna tallskogar i norra Sverige. Arten hotas av avverkning av naturskogsartade tallskogar och uttag av torrakor till timring av byggnader. Avverkning av naturskogsliknande tallskogar bör ej förekomma (SLU Artdatabanken, 2024).</w:t>
+      </w:r>
+    </w:p>
+    <w:p>
+      <w:r>
+        <w:rPr>
+          <w:b/>
+        </w:rPr>
+        <w:t>Kortskaftad ärgspik (NT)</w:t>
+      </w:r>
+      <w:r>
+        <w:t xml:space="preserve"> förekommer i barrträdsdominerade skogar och växer nästan uteslutande på tallved. Den föredrar gamla högstubbar i fuktig och halvöppen miljö, t.ex. i myrkanter, sumpskog och brandpräglad skog. Arten indikerar kontinuerlig tillgång till gamla högstubbar i kombination med hög och jämn luftfuktighet. Skogsbruk på lokaler med kortskaftad ärgspik utgör ett hot. På lång sikt bildas färre lämpliga substrat än vad som försvinner. Avverkning av barrträdsdominerade bestånd av naturskogskaraktär utgör ett långsiktigt hot. Naturskogsartade bestånd med riklig förekomst av gamla och grova tallhögstubbar bör undantas från skogsbruk (SLU Artdatabanken, 2024).</w:t>
+      </w:r>
+    </w:p>
+    <w:p>
+      <w:r>
+        <w:rPr>
+          <w:b/>
+        </w:rPr>
+        <w:t>Mörk kolflarnlav (NT)</w:t>
+      </w:r>
+      <w:r>
+        <w:t xml:space="preserve"> är brandberoende och växer nästan uteslutande på kolad hård kärnved av tall. Arten förekommer främst i glesa, öppna tall- och blandbarrskogar av naturskogskaraktär och etableringen verkar ske sent efter brand, kanske först efter 100–300 år. Mörk kolflarnlav indikerar skog med höga naturvärden och vanligast är att den påträffas på rester av nedbrunna torrakor och högstubbar och lågstubbar som är så grova att hela innandömet är urbränt. Tall- och blandbarrskogar av naturskogskaraktär med spår av återkommande bränder hyser höga biologiska värden och bör skyddas (SLU Artdatabanken, 2024).</w:t>
+      </w:r>
+    </w:p>
+    <w:p>
+      <w:r>
+        <w:rPr>
+          <w:b/>
+        </w:rPr>
+        <w:t>Nordtagging (NT)</w:t>
+      </w:r>
+      <w:r>
+        <w:t xml:space="preserve"> växer främst på tallågor av grövre dimensioner och påträffas huvudsakligen i äldre skog som inte kalavverkats. Nordtaggingen missgynnas av att områden med äldre tallskog har minskat starkt. Bekämpning av skogsbränder, samtidigt som skogsbruket omvandlar naturligt glesa tallbestånd till likartade och betydligt tätare bestånd, har missgynnat arten. Bristen på gamla tallågor utgör på sikt ett allvarligt hot och återskapandet av lämpliga biotoper tar mycket lång tid. Områden med olikåldriga bestånd av tall och med stort inslag av äldre träd bör undantas från skoglig produktion (SLU Artdatabanken, 2024).</w:t>
+      </w:r>
+    </w:p>
+    <w:p>
+      <w:r>
+        <w:rPr>
+          <w:b/>
+        </w:rPr>
+        <w:t>Rynkskinn (NT)</w:t>
+      </w:r>
+      <w:r>
+        <w:t xml:space="preserve"> är en vednedbrytare som växer på grova granlågor och ingår i en karaktäristisk association av vedsvampar knutna till urskogsartade barrskogar. Den har klassificerats som en “urskogsindikator” och är placerad i toppen av Skogsstyrelsens värdepyramid för bedömning av skog med höga naturvärden. Allt tyder på att rynkskinn är mycket känslig för skogliga ingrepp och lokalerna, som oftast har höga biologiska kvaliteter, bör lämnas till fri utveckling. Rynkskinn är typisk art för </w:t>
+      </w:r>
+      <w:r>
+        <w:rPr>
+          <w:i/>
+        </w:rPr>
+        <w:t xml:space="preserve">9010 Taiga, 9050 Näringsrik granskog </w:t>
+      </w:r>
+      <w:r>
+        <w:t>och</w:t>
+      </w:r>
+      <w:r>
+        <w:rPr>
+          <w:i/>
+        </w:rPr>
+        <w:t xml:space="preserve"> 9030 Landhöjningsskog</w:t>
+      </w:r>
+      <w:r>
+        <w:t xml:space="preserve"> (Nitare &amp; Skogsstyrelsen, 2019; SLU Artdatabanken, 2026).</w:t>
+      </w:r>
+    </w:p>
+    <w:p>
+      <w:r>
+        <w:rPr>
+          <w:b/>
+        </w:rPr>
+        <w:t>Skrovellav (NT)</w:t>
+      </w:r>
+      <w:r>
+        <w:t xml:space="preserve"> växer på gamla lövträd och på klippor i gamla skogar med hög och jämn luftfuktighet. Slutavverkning av kontinuitetsskog utgör det största hotet och lavens fortsatta förekomst bör säkerställas genom att lokaler med äldre skog skyddas. I områden med mycket hög luftfuktighet kan man på bålen av skrovellav finna de sällsynta parasitsvamparna skrovellavsknapp (EN), </w:t>
+      </w:r>
+      <w:r>
+        <w:rPr>
+          <w:i/>
+        </w:rPr>
+        <w:t>Catillaria lobariicola</w:t>
+      </w:r>
+      <w:r>
+        <w:t xml:space="preserve"> (VU) och </w:t>
+      </w:r>
+      <w:r>
+        <w:rPr>
+          <w:i/>
+        </w:rPr>
+        <w:t>Merismatium lobariae</w:t>
+      </w:r>
+      <w:r>
+        <w:t xml:space="preserve"> (DD). Skrovellav är typisk art för </w:t>
+      </w:r>
+      <w:r>
+        <w:rPr>
+          <w:i/>
+        </w:rPr>
+        <w:t xml:space="preserve">9010 Taiga, 9020 Nordlig ädellövskog, 9040 Fjällbjörkskog, 9070 Trädklädd betesmark, 9160 Näringsrik ekskog, 9180 Ädellövskog i branter, 9190 Näringsfattig ekskog, 8210 Kalkbranter </w:t>
+      </w:r>
+      <w:r>
+        <w:t xml:space="preserve">och </w:t>
+      </w:r>
+      <w:r>
+        <w:rPr>
+          <w:i/>
+        </w:rPr>
+        <w:t>6530 Lövängar</w:t>
+      </w:r>
+      <w:r>
+        <w:t xml:space="preserve"> (SLU Artdatabanken, 2026; Nitare &amp; Skogsstyrelsen, 2019).</w:t>
+      </w:r>
+    </w:p>
+    <w:p>
+      <w:r>
+        <w:rPr>
+          <w:b/>
+        </w:rPr>
+        <w:t>Talltita (NT, §4)</w:t>
+      </w:r>
+      <w:r>
+        <w:t>, rödlistad som nära hotad och prioriterad art i Skogsvårdslagen, har häckningsrevir i anmälan. Arten har minskat kraftigt de senaste 30 åren och minskningstakten innevarande 10-årsperiod beräknas till 20 (10–30) %. Talltitan är synnerligen trogen sitt cirka 15 hektar stora revir och är beroende av flerskiktade olikåldriga skogar för att kunna föda upp sina ungar. Talltitan försvinner om dess livsmiljö kalavverkas (Eggers &amp; Low, 2014; Ekman, 1979; Griesser et al, 2007; Klein, 2020; Siffczyk et al, 2003; SLU Artdatabanken, 2021).</w:t>
+      </w:r>
+    </w:p>
+    <w:p>
+      <w:r>
+        <w:rPr>
+          <w:b/>
+        </w:rPr>
+        <w:t>Tretåig hackspett (NT, §4)</w:t>
+      </w:r>
+      <w:r>
+        <w:t xml:space="preserve"> är rödlistad som nära hotad och ingår i bilaga 1 i EU:s fågeldirektiv. Tretåig hackspett är för sin överlevnad beroende av kontinuerlig tillförsel av äldre döende och död ved, som sker genom naturliga självgallringsprocesser i äldre grannaturskogar och barrblandade naturskogar. Om en skog genom skogsbruk gallras eller glesas ur så upphör och uteblir i stort sett den naturliga självgallringsprocessen för mycket lång tid framöver vilket omöjliggör upprätthållandet av den kontinuerliga ekologiska funktionen i ett område. Det finns studier som visar att naturskogens självgallringsprocess som den tretåiga hackspetten är beroende av, inte kan ersättas med efterlämnad hänsyn i skogsbruket (Imbeau &amp; Desrochers, 2002). Storleken på häckningsreviret varierar med skogstypen, förekomsten av död ved och graden av fragmentering, men är i allmänhet i storleksordningen 25–100 hektar. Vintertid krävs ofta betydligt större områden och det finns studier som antyder att arten behöver minst 100 hektar äldre skog. I områden med låg bonitet kan det behövas över 200 hektar lämpligt habitat för att ett par ska kunna reproducera sig. Områden med dokumenterad permanent förekomst i naturskogsmiljöer har vanligen så stora naturvärden att skogsbruk är olämpligt. Tretåig hackspett är typisk art för </w:t>
+      </w:r>
+      <w:r>
+        <w:rPr>
+          <w:i/>
+        </w:rPr>
+        <w:t xml:space="preserve">9010 Taiga, 9740 Skogsbevuxen myr, 9030 Landhöjningsskog </w:t>
+      </w:r>
+      <w:r>
+        <w:t xml:space="preserve">och </w:t>
+      </w:r>
+      <w:r>
+        <w:rPr>
+          <w:i/>
+        </w:rPr>
+        <w:t>9040 Fjällbjörkskog</w:t>
+      </w:r>
+      <w:r>
+        <w:t xml:space="preserve"> (Skogsstyrelsen, 2016; SLU Artdatabanken, 2024).</w:t>
+      </w:r>
+    </w:p>
+    <w:p>
+      <w:r>
+        <w:rPr>
+          <w:b/>
+        </w:rPr>
+        <w:t>Vedflamlav (NT)</w:t>
+      </w:r>
+      <w:r>
+        <w:t xml:space="preserve"> växer på gammal hård och torr, exponerad kärnved av tall, främst på högstubbar i ljusöppna lägen, t.ex. vid och på myrar, sjökanter, i glesa hällmarkskogar och i brandpräglade tallnaturskogar. Substratet nyskapas i begränsad omfattning och arten är en utmärkt indikator på höga naturvärden i denna skogstyp. Tall- och barrblandskogar med naturskogskaraktär och spår av bränder har ofta höga biologiska värden och bör skyddas. På vedflamlavens bål kan den sällsynta spiklaven/parasiten </w:t>
+      </w:r>
+      <w:r>
+        <w:rPr>
+          <w:i/>
+        </w:rPr>
+        <w:t>Calicium ramboldiicola</w:t>
+      </w:r>
+      <w:r>
+        <w:t xml:space="preserve"> (VU) påträffas (SLU Artdatabanken, 2026).</w:t>
+      </w:r>
+    </w:p>
+    <w:p>
+      <w:r>
+        <w:rPr>
+          <w:b/>
+        </w:rPr>
+        <w:t>Vedskivlav (NT)</w:t>
+      </w:r>
+      <w:r>
+        <w:t xml:space="preserve"> växer på gammal, torr, exponerad, hård kärnved av framförallt tall i naturskogsartade bestånd. Avverkning av tallskog av naturskogskaraktär med spår av återkommande bränder är ett hot. Mängden lämplig ved att växa på för vedskivlav minskar, dels på grund av naturlig nedbrytning men framförallt på grund av att de förstörs i samband med slutavverkningar, gallringar och markberedning. Tall- och blandbarrskogar av naturskogskaraktär med spår av återkommande bränder bör skyddas. Vedskivlav är typisk art för </w:t>
+      </w:r>
+      <w:r>
+        <w:rPr>
+          <w:i/>
+        </w:rPr>
+        <w:t>9010 Taiga</w:t>
+      </w:r>
+      <w:r>
+        <w:t xml:space="preserve"> (SLU Artdatabanken, 2024).</w:t>
+      </w:r>
+    </w:p>
+    <w:p>
+      <w:r>
+        <w:rPr>
+          <w:b/>
+        </w:rPr>
+        <w:t xml:space="preserve">Vedtrappmossa (NT) </w:t>
+      </w:r>
+      <w:r>
+        <w:t xml:space="preserve">växer på död ved, främst i gammal granskog. Den förekommer knappast alls i fjällnära barrskogar utan finns i skogslandskapet nedom fjällen och framför allt i landets södra delar är den en mycket bra signalart för barrnaturskog med höga naturvärden. Skogsavverkning och brist på grov död ved i skogen är de allvarligaste hoten och den överlever inte kalhyggesbruk. Lokaler med sluten granskog, tillräckligt stora för att säkerställa ett kontinuerligt tillskott på grova lågor, bör undantas från storskaligt skogsbruk. Vedtrappmossa är typisk art för </w:t>
+      </w:r>
+      <w:r>
+        <w:rPr>
+          <w:i/>
+        </w:rPr>
+        <w:t>9010 Taiga</w:t>
+      </w:r>
+      <w:r>
+        <w:t xml:space="preserve"> (SLU Artdatabanken, 2024).</w:t>
+      </w:r>
+    </w:p>
+    <w:p>
+      <w:r>
+        <w:rPr>
+          <w:b/>
+        </w:rPr>
+        <w:t>Violettgrå tagellav (NT)</w:t>
+      </w:r>
+      <w:r>
+        <w:t xml:space="preserve"> växer nästan uteslutande i gamla olikåldriga barrnaturskogar med lång skoglig kontinuitet och är en utmärkt signal på skog med höga naturvärden. Slutavverkning av tidigare aldrig slutavverkad skog (kontinuitetsskog) är det största hotet. Biotopen nyskapas i begränsad omfattning och barrskog äldre än 160 år, där den violettgrå tagellaven huvudsakligen påträffas har minskat med 50% de senaste 50 åren. Lågproduktiv skogsmark där laven förekommer bör undantas från skogsbruk och rika förekomster i äldre granskog bör skyddas. Arten är känslig för uttorkning och det är väsentligt att tillräckligt stora bestånd avsätts. Violettgrå tagellav är typisk art för </w:t>
+      </w:r>
+      <w:r>
+        <w:rPr>
+          <w:i/>
+        </w:rPr>
+        <w:t>9010 Taiga</w:t>
+      </w:r>
+      <w:r>
+        <w:t xml:space="preserve"> (SLU Artdatabanken, 2024; Nitare &amp; Skogsstyrelsen, 2019).</w:t>
+      </w:r>
+    </w:p>
+    <w:p>
+      <w:r>
+        <w:rPr>
+          <w:b/>
+        </w:rPr>
+        <w:t>Vitgrynig nållav (NT)</w:t>
+      </w:r>
+      <w:r>
+        <w:t xml:space="preserve"> växer nästan uteslutande på bark av gamla, senvuxna granar i skuggiga lägen med hög och jämn luftfuktighet. Den vanligaste naturtypen för arten är kontinuitetsskogar på frisk mark men den finns också i sumpgranskogar. På lång sikt utgör avverkningar av olikåldriga granskogar av naturskogskaraktär ett allvarligt hot mot arten och skogsbruksåtgärder på eller i närheten av växtplatserna bör undvikas. Naturskogsartade, fuktiga granskogar med förekomster av arten signalerar höga biologiska värden och bör bevaras (SLU Artdatabanken, 2024; Nitare &amp; Skogsstyrelsen, 2019).</w:t>
+      </w:r>
+    </w:p>
+    <w:p>
+      <w:r>
+        <w:rPr>
+          <w:b/>
+        </w:rPr>
+        <w:t>Bårdlav</w:t>
+      </w:r>
+      <w:r>
+        <w:t xml:space="preserve"> signalerar miljöer med höga naturvärden och på lokalerna finns vanligtvis många andra ovanliga och rödlistade arter. Den visar även på platser med hög och jämn luftfuktighet. På bårdlav och andra njurlavar (Nephroma) kan de sällsynta parasiterna </w:t>
+      </w:r>
+      <w:r>
+        <w:rPr>
+          <w:i/>
+        </w:rPr>
+        <w:t xml:space="preserve">Protounguicularia nephromatis </w:t>
+      </w:r>
+      <w:r>
+        <w:t xml:space="preserve">(VU) och </w:t>
+      </w:r>
+      <w:r>
+        <w:rPr>
+          <w:i/>
+        </w:rPr>
+        <w:t xml:space="preserve">Tremella nephromatis </w:t>
+      </w:r>
+      <w:r>
+        <w:t xml:space="preserve">(DD) påträffas. Bårdlav är typisk art för </w:t>
+      </w:r>
+      <w:r>
+        <w:rPr>
+          <w:i/>
+        </w:rPr>
+        <w:t xml:space="preserve">9010 Taiga, 9020 Nordlig ädellövskog, 9070 Trädklädd betesmark, 9110 Näringsfattig bokskog, 9160 Näringsrik ekskog, 9180 Ädellövskog i branter </w:t>
+      </w:r>
+      <w:r>
+        <w:t>och</w:t>
+      </w:r>
+      <w:r>
+        <w:rPr>
+          <w:i/>
+        </w:rPr>
+        <w:t xml:space="preserve"> 9190 Näringsfattig ekskog</w:t>
+      </w:r>
+      <w:r>
+        <w:t xml:space="preserve"> (SLU Artdatabanken, 2026; Nitare &amp; Skogsstyrelsen, 2019).</w:t>
+      </w:r>
+    </w:p>
+    <w:p>
+      <w:r>
+        <w:rPr>
+          <w:b/>
+        </w:rPr>
+        <w:t>Luddlav</w:t>
+      </w:r>
+      <w:r>
+        <w:t xml:space="preserve"> signalerar lång skoglig kontinuitet med ett stabilt lokal- och mikroklimat med hög och jämn fuktighet. Luddlav är typisk art för </w:t>
+      </w:r>
+      <w:r>
+        <w:rPr>
+          <w:i/>
+        </w:rPr>
+        <w:t>9010 Taiga,</w:t>
+      </w:r>
+      <w:r>
+        <w:t xml:space="preserve"> </w:t>
+      </w:r>
+      <w:r>
+        <w:rPr>
+          <w:i/>
+        </w:rPr>
+        <w:t xml:space="preserve">9020 Nordlig ädellövskog, 9070 Trädklädd betesmark, 9110 Näringsfattig bokskog, 9180 Ädellövskog i branter </w:t>
+      </w:r>
+      <w:r>
+        <w:t>och</w:t>
+      </w:r>
+      <w:r>
+        <w:rPr>
+          <w:i/>
+        </w:rPr>
+        <w:t xml:space="preserve"> 9190 Näringsfattig ekskog </w:t>
+      </w:r>
+      <w:r>
+        <w:t>(Nitare &amp; Skogsstyrelsen, 2019; SLU Artdatabanken, 2025).</w:t>
+      </w:r>
+    </w:p>
+    <w:p>
+      <w:r>
+        <w:rPr>
+          <w:b/>
+        </w:rPr>
+        <w:t xml:space="preserve">Norrlandslav </w:t>
+      </w:r>
+      <w:r>
+        <w:t xml:space="preserve">indikerar söder om den naturliga norrlandsgränsen barrskogsbeklädda bergbranter eller andra ostörda skogsmiljöer med höga naturvärden. Norrlandslav är typisk art för </w:t>
+      </w:r>
+      <w:r>
+        <w:rPr>
+          <w:i/>
+        </w:rPr>
+        <w:t xml:space="preserve">9010 Taiga, 8110 Silikatrasmarker </w:t>
+      </w:r>
+      <w:r>
+        <w:t>och</w:t>
+      </w:r>
+      <w:r>
+        <w:rPr>
+          <w:i/>
+        </w:rPr>
+        <w:t xml:space="preserve"> 8120 Kalkrasmarker </w:t>
+      </w:r>
+      <w:r>
+        <w:t>(Nitare &amp; Skogsstyrelsen, 2000; SLU Artdatabanken, 2025).</w:t>
+      </w:r>
+    </w:p>
+    <w:p>
+      <w:r>
+        <w:rPr>
+          <w:b/>
+        </w:rPr>
+        <w:t>Nästlav</w:t>
+      </w:r>
+      <w:r>
+        <w:t xml:space="preserve"> indikerar söder om den naturliga norrlandsgränsen äldre barrskogsområden med höga naturvärden där andra ovanliga nordliga barrskogsarter kan påträffas. Nästlav är typisk art för </w:t>
+      </w:r>
+      <w:r>
+        <w:rPr>
+          <w:i/>
+        </w:rPr>
+        <w:t xml:space="preserve">9010 Taiga </w:t>
+      </w:r>
+      <w:r>
+        <w:t>(Nitare &amp; Skogsstyrelsen, 2019; SLU Artdatabanken, 2025).</w:t>
+      </w:r>
+    </w:p>
+    <w:p>
+      <w:r>
+        <w:rPr>
+          <w:b/>
+        </w:rPr>
+        <w:t>Rävticka</w:t>
+      </w:r>
+      <w:r>
+        <w:t xml:space="preserve"> är typisk art för </w:t>
+      </w:r>
+      <w:r>
+        <w:rPr>
+          <w:i/>
+        </w:rPr>
+        <w:t xml:space="preserve">9010 Taiga </w:t>
+      </w:r>
+      <w:r>
+        <w:t>(SLU Artdatabanken, 2025).</w:t>
+      </w:r>
+    </w:p>
+    <w:p>
+      <w:r>
+        <w:rPr>
+          <w:b/>
+        </w:rPr>
+        <w:t xml:space="preserve">Skinnlav </w:t>
+      </w:r>
+      <w:r>
+        <w:t xml:space="preserve">förekommer på diverse lövträd, främst på gammal asp och sälg. Den påträffas främst i områden med lång kontinuitet av grova lövträd och signalerar skogsmark med höga naturvärden. På lokalerna förekommer som regel ett flertal andra ovanliga eller rödlistade lavar. I likhet med gelélavarna, etablerar sig skinnlaven i skogsmark på grova aspar i sena lövsuccessioner. Skinnlav är typisk art för </w:t>
+      </w:r>
+      <w:r>
+        <w:rPr>
+          <w:i/>
+        </w:rPr>
+        <w:t xml:space="preserve">9010 Taiga, 9020 Nordlig ädellövskog </w:t>
+      </w:r>
+      <w:r>
+        <w:t xml:space="preserve">och </w:t>
+      </w:r>
+      <w:r>
+        <w:rPr>
+          <w:i/>
+        </w:rPr>
+        <w:t xml:space="preserve">9070 Trädklädd betesmark </w:t>
+      </w:r>
+      <w:r>
+        <w:t>(Nitare &amp; Skogsstyrelsen, 2019; SLU Artdatabanken, 2025).</w:t>
+      </w:r>
+    </w:p>
+    <w:p>
+      <w:r>
+        <w:rPr>
+          <w:b/>
+        </w:rPr>
+        <w:t xml:space="preserve">Vedticka </w:t>
+      </w:r>
+      <w:r>
+        <w:t xml:space="preserve">är en bra signalart söder om den naturliga norrlandsgränsen. Den är huvudsakligen knuten till äldre barrskogar där det föreligger långvarig kontinuitet av död barrved. Vedticka är typisk art för </w:t>
+      </w:r>
+      <w:r>
+        <w:rPr>
+          <w:i/>
+        </w:rPr>
+        <w:t xml:space="preserve">9010 Taiga </w:t>
+      </w:r>
+      <w:r>
+        <w:t>(Nitare &amp; Skogsstyrelsen, 2019; SLU Artdatabanken, 2025).</w:t>
+      </w:r>
+    </w:p>
+    <w:p>
+      <w:pPr>
+        <w:pStyle w:val="Heading1"/>
+      </w:pPr>
+      <w:r>
+        <w:t>EU:s fågeldirektiv</w:t>
+      </w:r>
+    </w:p>
+    <w:p>
+      <w:r>
+        <w:t xml:space="preserve">Europeiska unionens medlemsländer är skyldiga att agera i enlighet med EU:s fågeldirektiv där det uttryckligen står att direktivet gäller för fåglar samt för deras ägg, bon och </w:t>
       </w:r>
       <w:r>
         <w:rPr>
@@ -129,617 +722,6 @@
       </w:r>
       <w:r>
         <w:t>(artikel 1). Vidare att de åtgärder som vidtas inte får leda till en försämring av den nuvarande situationen beträffande bevarandet av de fågelarter som avses i artikel 1 (artikel 13). Fågeldirektivet är styrande för tillsynsansvariga myndigheters ärendehantering, ställningstaganden och beslutsfattande.</w:t>
-      </w:r>
-    </w:p>
-    <w:p>
-      <w:r>
-        <w:rPr>
-          <w:b/>
-        </w:rPr>
-        <w:t>Talltita (NT, §4)</w:t>
-      </w:r>
-      <w:r>
-        <w:t>, rödlistad som nära hotad och prioriterad art i Skogsvårdslagen, har häckningsrevir i anmälan. Arten har minskat kraftigt de senaste 30 åren och minskningstakten innevarande 10-årsperiod beräknas till 20 (10–30) %. Talltitan är synnerligen trogen sitt cirka 15 hektar stora revir och är beroende av flerskiktade olikåldriga skogar för att kunna föda upp sina ungar. Talltitan försvinner om dess livsmiljö kalavverkas (Eggers &amp; Low, 2014; Ekman, 1979; Griesser et al, 2007; Klein, 2020; Siffczyk et al, 2003; SLU Artdatabanken, 2021).</w:t>
-      </w:r>
-    </w:p>
-    <w:p>
-      <w:r>
-        <w:rPr>
-          <w:b/>
-        </w:rPr>
-        <w:t>Tretåig hackspett (NT, §4)</w:t>
-      </w:r>
-      <w:r>
-        <w:t xml:space="preserve"> är rödlistad som nära hotad och ingår i bilaga 1 i EU:s fågeldirektiv. Tretåig hackspett är för sin överlevnad beroende av kontinuerlig tillförsel av äldre döende och död ved, som sker genom naturliga självgallringsprocesser i äldre grannaturskogar och barrblandade naturskogar. Om en skog genom skogsbruk gallras eller glesas ur så upphör och uteblir i stort sett den naturliga självgallringsprocessen för mycket lång tid framöver vilket omöjliggör upprätthållandet av den kontinuerliga ekologiska funktionen i ett område. Det finns studier som visar att naturskogens självgallringsprocess som den tretåiga hackspetten är beroende av, inte kan ersättas med efterlämnad hänsyn i skogsbruket (Imbeau &amp; Desrochers, 2002). Storleken på häckningsreviret varierar med skogstypen, förekomsten av död ved och graden av fragmentering, men är i allmänhet i storleksordningen 25–100 hektar. Vintertid krävs ofta betydligt större områden och det finns studier som antyder att arten behöver minst 100 hektar äldre skog. I områden med låg bonitet kan det behövas över 200 hektar lämpligt habitat för att ett par ska kunna reproducera sig. Områden med dokumenterad permanent förekomst i naturskogsmiljöer har vanligen så stora naturvärden att skogsbruk är olämpligt. Tretåig hackspett är typisk art för </w:t>
-      </w:r>
-      <w:r>
-        <w:rPr>
-          <w:i/>
-        </w:rPr>
-        <w:t xml:space="preserve">9010 Taiga, 9740 Skogsbevuxen myr, 9030 Landhöjningsskog </w:t>
-      </w:r>
-      <w:r>
-        <w:t xml:space="preserve">och </w:t>
-      </w:r>
-      <w:r>
-        <w:rPr>
-          <w:i/>
-        </w:rPr>
-        <w:t>9040 Fjällbjörkskog</w:t>
-      </w:r>
-      <w:r>
-        <w:t xml:space="preserve"> (Skogsstyrelsen, 2016; SLU Artdatabanken, 2024).</w:t>
-      </w:r>
-    </w:p>
-    <w:p>
-      <w:r>
-        <w:t>I BILAGA 1 finns mer detaljerad information om ekologi samt krav på livsmiljö hos fridlysta arter.</w:t>
-      </w:r>
-    </w:p>
-    <w:p>
-      <w:pPr>
-        <w:pStyle w:val="Heading2"/>
-      </w:pPr>
-      <w:r>
-        <w:t>Övriga naturvårdsarter</w:t>
-      </w:r>
-    </w:p>
-    <w:p>
-      <w:r>
-        <w:rPr>
-          <w:b/>
-        </w:rPr>
-        <w:t>Blanksvart spiklav (NT)</w:t>
-      </w:r>
-      <w:r>
-        <w:t xml:space="preserve"> förekommer på torr, hård, gammal kärnved men även på äldre ytved av tall i naturskogsartade bestånd med begränsad brandpåverkan och ostörd hydrologi. Skogsbruksåtgärder på eller i närheten av lokaler med blanksvart spiklav utgör ett hot. Naturskogsartade öppna tall- och barrblandskogar med blanksvart spiklav indikerar höga biologiska värden och bör bevaras (SLU Artdatabanken, 2024).</w:t>
-      </w:r>
-    </w:p>
-    <w:p>
-      <w:r>
-        <w:rPr>
-          <w:b/>
-        </w:rPr>
-        <w:t>Blågrå svartspik (NT)</w:t>
-      </w:r>
-      <w:r>
-        <w:t xml:space="preserve"> växer på torr, hård ved av gamla, solbelysta torrakor, högstubbar av tall och grova döda grenar på levande tallar i öppna bestånd av naturskogskaraktär. Nästan alltid rör det sig om tjärrika torrträd och högstubbar (töreved, keloträd) som kan vara en bra bit över hundra år, i vissa fall sannolikt hundratals år gamla. Skogsbruk är idag det allvarligaste hotet. Ett långsiktigt hot är att nybildningen av gamla torrakor och högstubbar är en långsam process vilken ofta är beroende av skogsbrand. Nytt substrat bildas numera sannolikt nästan inte alls då antalet naturliga skogsbränder har minskat drastiskt på grund av effektivare brandbekämpning. Döda träd som lämnas efter avverkning är inte lämpliga för arten, eftersom dessa träd inte varit utsatta för skogsbrand och bildat tjärrik ved. Skogsbruksåtgärder på eller i närheten av växtplatserna bör undvikas. Naturskogsartade skogar med förekomst av arten indikerar höga biologiska värden och bör bevaras. Blågrå svartspik har en mycket begränsad utbredning utanför de nordiska länderna varför dessa länder har ett speciellt ansvar för arten (SLU Artdatabanken, 2024).</w:t>
-      </w:r>
-    </w:p>
-    <w:p>
-      <w:r>
-        <w:rPr>
-          <w:b/>
-        </w:rPr>
-        <w:t>Bårdlav</w:t>
-      </w:r>
-      <w:r>
-        <w:t xml:space="preserve"> signalerar miljöer med höga naturvärden och på lokalerna finns vanligtvis många andra ovanliga och rödlistade arter. Den visar även på platser med hög och jämn luftfuktighet. På bårdlav och andra njurlavar (Nephroma) kan de sällsynta parasiterna </w:t>
-      </w:r>
-      <w:r>
-        <w:rPr>
-          <w:i/>
-        </w:rPr>
-        <w:t xml:space="preserve">Protounguicularia nephromatis </w:t>
-      </w:r>
-      <w:r>
-        <w:t xml:space="preserve">(VU) och </w:t>
-      </w:r>
-      <w:r>
-        <w:rPr>
-          <w:i/>
-        </w:rPr>
-        <w:t xml:space="preserve">Tremella nephromatis </w:t>
-      </w:r>
-      <w:r>
-        <w:t xml:space="preserve">(DD) påträffas. Bårdlav är typisk art för </w:t>
-      </w:r>
-      <w:r>
-        <w:rPr>
-          <w:i/>
-        </w:rPr>
-        <w:t xml:space="preserve">9010 Taiga, 9020 Nordlig ädellövskog, 9070 Trädklädd betesmark, 9110 Näringsfattig bokskog, 9160 Näringsrik ekskog, 9180 Ädellövskog i branter </w:t>
-      </w:r>
-      <w:r>
-        <w:t>och</w:t>
-      </w:r>
-      <w:r>
-        <w:rPr>
-          <w:i/>
-        </w:rPr>
-        <w:t xml:space="preserve"> 9190 Näringsfattig ekskog</w:t>
-      </w:r>
-      <w:r>
-        <w:t xml:space="preserve"> (SLU Artdatabanken, 2026; Nitare &amp; Skogsstyrelsen, 2019).</w:t>
-      </w:r>
-    </w:p>
-    <w:p>
-      <w:r>
-        <w:rPr>
-          <w:b/>
-        </w:rPr>
-        <w:t>Citronporing (VU)</w:t>
-      </w:r>
-      <w:r>
-        <w:t xml:space="preserve"> växer på granlågor i naturskogsartade granskogar. Den påträffas ofta på eller nära fruktkroppar av klibbticka. Citronporing är globalt rödlistad som starkt hotad (EN) vilket innebär att Sverige har ett internationellt ansvar för arten. Alla skogsskötselåtgärder på eller i direkt anslutning till växtplatserna utgör ett hot och områden som hyser arten måste undantas helt från skogsbruk. Lokaler där citronporing påträffas bör ges ett juridiskt skydd (SLU Artdatabanken, 2026; IUCN, 2019).</w:t>
-      </w:r>
-    </w:p>
-    <w:p>
-      <w:r>
-        <w:rPr>
-          <w:b/>
-        </w:rPr>
-        <w:t>Dvärgbägarlav (NT)</w:t>
-      </w:r>
-      <w:r>
-        <w:t xml:space="preserve"> förekommer över hela Sverige på gammal hård ved, huvudsakligen på tall men i södra Sverige även på ek. Veden utgörs framförallt av grova stubbar, lågor och grenar. Substratet har blivit sällsyntare och nybildning av substrat sker bara i begränsad omfattning. Arten hotas av att grova lågor blir allt sällsyntare i dagens kulturskogar samt att nybildningen av lämpliga substrat går mycket långsamt. En riklig tillgång på gamla tall- eller eklågor måste säkerställas på artens lokaler. Dvärgbägarlav är typisk art för </w:t>
-      </w:r>
-      <w:r>
-        <w:rPr>
-          <w:i/>
-        </w:rPr>
-        <w:t>9010 Taiga</w:t>
-      </w:r>
-      <w:r>
-        <w:t xml:space="preserve"> (SLU Artdatabanken, 2024; Nitare &amp; Skogsstyrelsen, 2019).</w:t>
-      </w:r>
-    </w:p>
-    <w:p>
-      <w:r>
-        <w:rPr>
-          <w:b/>
-        </w:rPr>
-        <w:t>Garnlav (VU)</w:t>
-      </w:r>
-      <w:r>
-        <w:t xml:space="preserve"> är en utpräglad barrskogsart som ibland kan drapera träden i norrländska grannaturskogar med hög luftfuktighet. Den förekommer även i talldominerade bestånd där den, förutom i trädens grenverk, påträffas hängande över ojämnheter i tallbarken. Arten har minskat starkt i södra och mellersta Sverige och den minskar även i sitt nordliga utbredningsområde. Minskningstakten uppgår till 30 (20–50) % inom 50 år och överstiger gränsvärdet för Sårbar (VU). Orsaken till tillbakagången beror främst på slutavverkningar av naturskogsartade skogar. Bestånd med riklig förekomst bör regelmässigt sparas, vilket även gynnar flera andra sällsynta och rödlistade arter. Garnlav är värdväxt för den mycket sällsynta och akut hotade fjärilen barrskogslavfly (CR) som hör hemma i boreala barrskogar med riklig förekomst av värdväxten. Tidigare kunde arten konstateras årligen på flera platser vid Dala-Floda i Dalarna innan lokalerna kalavverkades. Senaste fyndet i landet av barrskogslavfly är från år 2000 då den påträffades vid Högberget i Sollefteå kommun. Garnlav är typisk art för </w:t>
-      </w:r>
-      <w:r>
-        <w:rPr>
-          <w:i/>
-        </w:rPr>
-        <w:t xml:space="preserve">9010 Taiga </w:t>
-      </w:r>
-      <w:r>
-        <w:t>och</w:t>
-      </w:r>
-      <w:r>
-        <w:rPr>
-          <w:i/>
-        </w:rPr>
-        <w:t xml:space="preserve"> 9070 Trädklädd betesmark</w:t>
-      </w:r>
-      <w:r>
-        <w:t xml:space="preserve"> (SLU Artdatabanken, 2026).</w:t>
-      </w:r>
-    </w:p>
-    <w:p>
-      <w:r>
-        <w:rPr>
-          <w:b/>
-        </w:rPr>
-        <w:t>Gransotdyna (NT)</w:t>
-      </w:r>
-      <w:r>
-        <w:t xml:space="preserve"> är en nedbrytare på grova, murkna, ofta barklösa stubbar och liggande stammar av gran, sällan även av bok. Den kräver tillgång till lågor och stubbar i frisk till fuktig miljö och är helt bunden till skogsbestånd med hög bonitet. Gransotdyna hotas av det intensiva utnyttjandet av granskogar med hög bonitet. Arten förekommer främst i de sydliga delarna av landet där bristen på äldre skog är mest påtaglig. Alla lokaler för arten måste undantas från rationellt skogsbruk och tillgången på död ved av grova dimensioner måste säkerställas. Fler områden med äldre granskog måste skyddas i södra Sverige (SLU Artdatabanken, 2024).</w:t>
-      </w:r>
-    </w:p>
-    <w:p>
-      <w:r>
-        <w:rPr>
-          <w:b/>
-        </w:rPr>
-        <w:t>Gräddporing (VU)</w:t>
-      </w:r>
-      <w:r>
-        <w:t xml:space="preserve"> växer nästan enbart i urskogsartad barrskog på gamla, kraftigt murkna, grova och mossbelupna tallågor i något fuktiga och skuggiga lägen. Arten är placerad högst upp i Skogsstyrelsens värdepyramid för bedömning av skog med höga naturvärden och indikerar gamla och relativt orörda tallnaturskogar med höga naturvärden där det under låg tid kontinuerligt funnits inslag av grova tallågor. För att på sikt hejda artens vikande trend behöver merparten av gräddporingens nu kända växtplatser undantas från skogsbruk. Gräddporing är typisk art för </w:t>
-      </w:r>
-      <w:r>
-        <w:rPr>
-          <w:i/>
-        </w:rPr>
-        <w:t>9010 Taiga</w:t>
-      </w:r>
-      <w:r>
-        <w:t xml:space="preserve"> (SLU Artdatabanken, 2024; Nitare &amp; Skogsstyrelsen, 2019).</w:t>
-      </w:r>
-    </w:p>
-    <w:p>
-      <w:r>
-        <w:rPr>
-          <w:b/>
-        </w:rPr>
-        <w:t>Gränsticka (VU)</w:t>
-      </w:r>
-      <w:r>
-        <w:t xml:space="preserve"> är en mycket bra signalart inom hela sitt utbredningsområde. Den är huvudsakligen knuten till restbestånd av barrnaturskog och förekommer med ett tydligt optimum i orörda eller måttligt påverkade gamla granskogar där det föreligger långvarig kontinuitet av grov död ved. Den totala populationen bedöms ha minskat och fortsätter att minska i takt med att grankontinuitetsskogar (äldre tidigare icke kalavverkade skogar) minskar i areal. Minskningstakten överstiger gränsvärdet för sårbar (VU). Lokaler som hyser arten bör undantas från skogsbruk, speciellt i mellersta och södra Sverige. Gränsticka är typisk art för </w:t>
-      </w:r>
-      <w:r>
-        <w:rPr>
-          <w:i/>
-        </w:rPr>
-        <w:t>9010 Taiga</w:t>
-      </w:r>
-      <w:r>
-        <w:t xml:space="preserve"> (SLU Artdatabanken, 2026; Nitare &amp; Skogsstyrelsen, 2019).</w:t>
-      </w:r>
-    </w:p>
-    <w:p>
-      <w:r>
-        <w:rPr>
-          <w:b/>
-        </w:rPr>
-        <w:t xml:space="preserve">Hornvaxskinn (NT) </w:t>
-      </w:r>
-      <w:r>
-        <w:t>påträffas på gamla senvuxna, torra och hårda lågor i gamla naturskogsartade eller plockhuggna tallskogar i norra Sverige. Arten hotas av avverkning av naturskogsartade tallskogar och uttag av torrakor till timring av byggnader. Avverkning av naturskogsliknande tallskogar bör ej förekomma (SLU Artdatabanken, 2024).</w:t>
-      </w:r>
-    </w:p>
-    <w:p>
-      <w:r>
-        <w:rPr>
-          <w:b/>
-        </w:rPr>
-        <w:t>Kortskaftad ärgspik (NT)</w:t>
-      </w:r>
-      <w:r>
-        <w:t xml:space="preserve"> förekommer i barrträdsdominerade skogar och växer nästan uteslutande på tallved. Den föredrar gamla högstubbar i fuktig och halvöppen miljö, t.ex. i myrkanter, sumpskog och brandpräglad skog. Arten indikerar kontinuerlig tillgång till gamla högstubbar i kombination med hög och jämn luftfuktighet. Skogsbruk på lokaler med kortskaftad ärgspik utgör ett hot. På lång sikt bildas färre lämpliga substrat än vad som försvinner. Avverkning av barrträdsdominerade bestånd av naturskogskaraktär utgör ett långsiktigt hot. Naturskogsartade bestånd med riklig förekomst av gamla och grova tallhögstubbar bör undantas från skogsbruk (SLU Artdatabanken, 2024).</w:t>
-      </w:r>
-    </w:p>
-    <w:p>
-      <w:r>
-        <w:rPr>
-          <w:b/>
-        </w:rPr>
-        <w:t>Luddlav</w:t>
-      </w:r>
-      <w:r>
-        <w:t xml:space="preserve"> signalerar lång skoglig kontinuitet med ett stabilt lokal- och mikroklimat med hög och jämn fuktighet. Luddlav är typisk art för </w:t>
-      </w:r>
-      <w:r>
-        <w:rPr>
-          <w:i/>
-        </w:rPr>
-        <w:t>9010 Taiga,</w:t>
-      </w:r>
-      <w:r>
-        <w:t xml:space="preserve"> </w:t>
-      </w:r>
-      <w:r>
-        <w:rPr>
-          <w:i/>
-        </w:rPr>
-        <w:t xml:space="preserve">9020 Nordlig ädellövskog, 9070 Trädklädd betesmark, 9110 Näringsfattig bokskog, 9180 Ädellövskog i branter </w:t>
-      </w:r>
-      <w:r>
-        <w:t>och</w:t>
-      </w:r>
-      <w:r>
-        <w:rPr>
-          <w:i/>
-        </w:rPr>
-        <w:t xml:space="preserve"> 9190 Näringsfattig ekskog </w:t>
-      </w:r>
-      <w:r>
-        <w:t>(Nitare &amp; Skogsstyrelsen, 2019; SLU Artdatabanken, 2025).</w:t>
-      </w:r>
-    </w:p>
-    <w:p>
-      <w:r>
-        <w:rPr>
-          <w:b/>
-        </w:rPr>
-        <w:t>Mörk kolflarnlav (NT)</w:t>
-      </w:r>
-      <w:r>
-        <w:t xml:space="preserve"> är brandberoende och växer nästan uteslutande på kolad hård kärnved av tall. Arten förekommer främst i glesa, öppna tall- och blandbarrskogar av naturskogskaraktär och etableringen verkar ske sent efter brand, kanske först efter 100–300 år. Mörk kolflarnlav indikerar skog med höga naturvärden och vanligast är att den påträffas på rester av nedbrunna torrakor och högstubbar och lågstubbar som är så grova att hela innandömet är urbränt. Tall- och blandbarrskogar av naturskogskaraktär med spår av återkommande bränder hyser höga biologiska värden och bör skyddas (SLU Artdatabanken, 2024).</w:t>
-      </w:r>
-    </w:p>
-    <w:p>
-      <w:r>
-        <w:rPr>
-          <w:b/>
-        </w:rPr>
-        <w:t>Nordtagging (NT)</w:t>
-      </w:r>
-      <w:r>
-        <w:t xml:space="preserve"> växer främst på tallågor av grövre dimensioner och påträffas huvudsakligen i äldre skog som inte kalavverkats. Nordtaggingen missgynnas av att områden med äldre tallskog har minskat starkt. Bekämpning av skogsbränder, samtidigt som skogsbruket omvandlar naturligt glesa tallbestånd till likartade och betydligt tätare bestånd, har missgynnat arten. Bristen på gamla tallågor utgör på sikt ett allvarligt hot och återskapandet av lämpliga biotoper tar mycket lång tid. Områden med olikåldriga bestånd av tall och med stort inslag av äldre träd bör undantas från skoglig produktion (SLU Artdatabanken, 2024).</w:t>
-      </w:r>
-    </w:p>
-    <w:p>
-      <w:r>
-        <w:rPr>
-          <w:b/>
-        </w:rPr>
-        <w:t xml:space="preserve">Norrlandslav </w:t>
-      </w:r>
-      <w:r>
-        <w:t xml:space="preserve">indikerar söder om den naturliga norrlandsgränsen barrskogsbeklädda bergbranter eller andra ostörda skogsmiljöer med höga naturvärden. Norrlandslav är typisk art för </w:t>
-      </w:r>
-      <w:r>
-        <w:rPr>
-          <w:i/>
-        </w:rPr>
-        <w:t xml:space="preserve">9010 Taiga, 8110 Silikatrasmarker </w:t>
-      </w:r>
-      <w:r>
-        <w:t>och</w:t>
-      </w:r>
-      <w:r>
-        <w:rPr>
-          <w:i/>
-        </w:rPr>
-        <w:t xml:space="preserve"> 8120 Kalkrasmarker </w:t>
-      </w:r>
-      <w:r>
-        <w:t>(Nitare &amp; Skogsstyrelsen, 2000; SLU Artdatabanken, 2025).</w:t>
-      </w:r>
-    </w:p>
-    <w:p>
-      <w:r>
-        <w:rPr>
-          <w:b/>
-        </w:rPr>
-        <w:t>Norsk näverlav (VU)</w:t>
-      </w:r>
-      <w:r>
-        <w:t>, rödlistad som sårbar, är en suboceanisk art och påträffas bara i områden med hög och jämn luftfuktighet. Den växer i fuktiga granskogar, främst på stammar eller grenar av äldre björkar och granar. Arten är placerad i toppen av Skogsstyrelsens värdepyramid för bedömning av skog med höga naturvärden och försvinner eller missgynnas starkt vid all form av avverkning på eller i anslutning till lokalerna. Norsk näverlav har en hög andel av sin världspopulation i Norge och Sverige vilket medför ett särskilt ansvar för arten (Nitare &amp; Skogsstyrelsen, 2019; SLU Artdatabanken, 2024).</w:t>
-      </w:r>
-    </w:p>
-    <w:p>
-      <w:r>
-        <w:rPr>
-          <w:b/>
-        </w:rPr>
-        <w:t>Nästlav</w:t>
-      </w:r>
-      <w:r>
-        <w:t xml:space="preserve"> indikerar söder om den naturliga norrlandsgränsen äldre barrskogsområden med höga naturvärden där andra ovanliga nordliga barrskogsarter kan påträffas. Nästlav är typisk art för </w:t>
-      </w:r>
-      <w:r>
-        <w:rPr>
-          <w:i/>
-        </w:rPr>
-        <w:t xml:space="preserve">9010 Taiga </w:t>
-      </w:r>
-      <w:r>
-        <w:t>(Nitare &amp; Skogsstyrelsen, 2019; SLU Artdatabanken, 2025).</w:t>
-      </w:r>
-    </w:p>
-    <w:p>
-      <w:r>
-        <w:rPr>
-          <w:b/>
-        </w:rPr>
-        <w:t>Rynkskinn (NT)</w:t>
-      </w:r>
-      <w:r>
-        <w:t xml:space="preserve"> är en vednedbrytare som växer på grova granlågor och ingår i en karaktäristisk association av vedsvampar knutna till urskogsartade barrskogar. Den har klassificerats som en “urskogsindikator” och är placerad i toppen av Skogsstyrelsens värdepyramid för bedömning av skog med höga naturvärden. Allt tyder på att rynkskinn är mycket känslig för skogliga ingrepp och lokalerna, som oftast har höga biologiska kvaliteter, bör lämnas till fri utveckling. Rynkskinn är typisk art för </w:t>
-      </w:r>
-      <w:r>
-        <w:rPr>
-          <w:i/>
-        </w:rPr>
-        <w:t xml:space="preserve">9010 Taiga, 9050 Näringsrik granskog </w:t>
-      </w:r>
-      <w:r>
-        <w:t>och</w:t>
-      </w:r>
-      <w:r>
-        <w:rPr>
-          <w:i/>
-        </w:rPr>
-        <w:t xml:space="preserve"> 9030 Landhöjningsskog</w:t>
-      </w:r>
-      <w:r>
-        <w:t xml:space="preserve"> (Nitare &amp; Skogsstyrelsen, 2019; SLU Artdatabanken, 2026).</w:t>
-      </w:r>
-    </w:p>
-    <w:p>
-      <w:r>
-        <w:rPr>
-          <w:b/>
-        </w:rPr>
-        <w:t>Rävticka</w:t>
-      </w:r>
-      <w:r>
-        <w:t xml:space="preserve"> är typisk art för </w:t>
-      </w:r>
-      <w:r>
-        <w:rPr>
-          <w:i/>
-        </w:rPr>
-        <w:t xml:space="preserve">9010 Taiga </w:t>
-      </w:r>
-      <w:r>
-        <w:t>(SLU Artdatabanken, 2025).</w:t>
-      </w:r>
-    </w:p>
-    <w:p>
-      <w:r>
-        <w:rPr>
-          <w:b/>
-        </w:rPr>
-        <w:t xml:space="preserve">Skinnlav </w:t>
-      </w:r>
-      <w:r>
-        <w:t xml:space="preserve">förekommer på diverse lövträd, främst på gammal asp och sälg. Den påträffas främst i områden med lång kontinuitet av grova lövträd och signalerar skogsmark med höga naturvärden. På lokalerna förekommer som regel ett flertal andra ovanliga eller rödlistade lavar. I likhet med gelélavarna, etablerar sig skinnlaven i skogsmark på grova aspar i sena lövsuccessioner. Skinnlav är typisk art för </w:t>
-      </w:r>
-      <w:r>
-        <w:rPr>
-          <w:i/>
-        </w:rPr>
-        <w:t xml:space="preserve">9010 Taiga, 9020 Nordlig ädellövskog </w:t>
-      </w:r>
-      <w:r>
-        <w:t xml:space="preserve">och </w:t>
-      </w:r>
-      <w:r>
-        <w:rPr>
-          <w:i/>
-        </w:rPr>
-        <w:t xml:space="preserve">9070 Trädklädd betesmark </w:t>
-      </w:r>
-      <w:r>
-        <w:t>(Nitare &amp; Skogsstyrelsen, 2019; SLU Artdatabanken, 2025).</w:t>
-      </w:r>
-    </w:p>
-    <w:p>
-      <w:r>
-        <w:rPr>
-          <w:b/>
-        </w:rPr>
-        <w:t>Skrovellav (NT)</w:t>
-      </w:r>
-      <w:r>
-        <w:t xml:space="preserve"> växer på gamla lövträd och på klippor i gamla skogar med hög och jämn luftfuktighet. Slutavverkning av kontinuitetsskog utgör det största hotet och lavens fortsatta förekomst bör säkerställas genom att lokaler med äldre skog skyddas. I områden med mycket hög luftfuktighet kan man på bålen av skrovellav finna de sällsynta parasitsvamparna skrovellavsknapp (EN), </w:t>
-      </w:r>
-      <w:r>
-        <w:rPr>
-          <w:i/>
-        </w:rPr>
-        <w:t>Catillaria lobariicola</w:t>
-      </w:r>
-      <w:r>
-        <w:t xml:space="preserve"> (VU) och </w:t>
-      </w:r>
-      <w:r>
-        <w:rPr>
-          <w:i/>
-        </w:rPr>
-        <w:t>Merismatium lobariae</w:t>
-      </w:r>
-      <w:r>
-        <w:t xml:space="preserve"> (DD). Skrovellav är typisk art för </w:t>
-      </w:r>
-      <w:r>
-        <w:rPr>
-          <w:i/>
-        </w:rPr>
-        <w:t xml:space="preserve">9010 Taiga, 9020 Nordlig ädellövskog, 9040 Fjällbjörkskog, 9070 Trädklädd betesmark, 9160 Näringsrik ekskog, 9180 Ädellövskog i branter, 9190 Näringsfattig ekskog, 8210 Kalkbranter </w:t>
-      </w:r>
-      <w:r>
-        <w:t xml:space="preserve">och </w:t>
-      </w:r>
-      <w:r>
-        <w:rPr>
-          <w:i/>
-        </w:rPr>
-        <w:t>6530 Lövängar</w:t>
-      </w:r>
-      <w:r>
-        <w:t xml:space="preserve"> (SLU Artdatabanken, 2026; Nitare &amp; Skogsstyrelsen, 2019).</w:t>
-      </w:r>
-    </w:p>
-    <w:p>
-      <w:r>
-        <w:rPr>
-          <w:b/>
-        </w:rPr>
-        <w:t>Vedflamlav (NT)</w:t>
-      </w:r>
-      <w:r>
-        <w:t xml:space="preserve"> växer på gammal hård och torr, exponerad kärnved av tall, främst på högstubbar i ljusöppna lägen, t.ex. vid och på myrar, sjökanter, i glesa hällmarkskogar och i brandpräglade tallnaturskogar. Substratet nyskapas i begränsad omfattning och arten är en utmärkt indikator på höga naturvärden i denna skogstyp. Tall- och barrblandskogar med naturskogskaraktär och spår av bränder har ofta höga biologiska värden och bör skyddas. På vedflamlavens bål kan den sällsynta spiklaven/parasiten </w:t>
-      </w:r>
-      <w:r>
-        <w:rPr>
-          <w:i/>
-        </w:rPr>
-        <w:t>Calicium ramboldiicola</w:t>
-      </w:r>
-      <w:r>
-        <w:t xml:space="preserve"> (VU) påträffas (SLU Artdatabanken, 2026).</w:t>
-      </w:r>
-    </w:p>
-    <w:p>
-      <w:r>
-        <w:rPr>
-          <w:b/>
-        </w:rPr>
-        <w:t>Vedskivlav (NT)</w:t>
-      </w:r>
-      <w:r>
-        <w:t xml:space="preserve"> växer på gammal, torr, exponerad, hård kärnved av framförallt tall i naturskogsartade bestånd. Avverkning av tallskog av naturskogskaraktär med spår av återkommande bränder är ett hot. Mängden lämplig ved att växa på för vedskivlav minskar, dels på grund av naturlig nedbrytning men framförallt på grund av att de förstörs i samband med slutavverkningar, gallringar och markberedning. Tall- och blandbarrskogar av naturskogskaraktär med spår av återkommande bränder bör skyddas. Vedskivlav är typisk art för </w:t>
-      </w:r>
-      <w:r>
-        <w:rPr>
-          <w:i/>
-        </w:rPr>
-        <w:t>9010 Taiga</w:t>
-      </w:r>
-      <w:r>
-        <w:t xml:space="preserve"> (SLU Artdatabanken, 2024).</w:t>
-      </w:r>
-    </w:p>
-    <w:p>
-      <w:r>
-        <w:rPr>
-          <w:b/>
-        </w:rPr>
-        <w:t xml:space="preserve">Vedticka </w:t>
-      </w:r>
-      <w:r>
-        <w:t xml:space="preserve">är en bra signalart söder om den naturliga norrlandsgränsen. Den är huvudsakligen knuten till äldre barrskogar där det föreligger långvarig kontinuitet av död barrved. Vedticka är typisk art för </w:t>
-      </w:r>
-      <w:r>
-        <w:rPr>
-          <w:i/>
-        </w:rPr>
-        <w:t xml:space="preserve">9010 Taiga </w:t>
-      </w:r>
-      <w:r>
-        <w:t>(Nitare &amp; Skogsstyrelsen, 2019; SLU Artdatabanken, 2025).</w:t>
-      </w:r>
-    </w:p>
-    <w:p>
-      <w:r>
-        <w:rPr>
-          <w:b/>
-        </w:rPr>
-        <w:t xml:space="preserve">Vedtrappmossa (NT) </w:t>
-      </w:r>
-      <w:r>
-        <w:t xml:space="preserve">växer på död ved, främst i gammal granskog. Den förekommer knappast alls i fjällnära barrskogar utan finns i skogslandskapet nedom fjällen och framför allt i landets södra delar är den en mycket bra signalart för barrnaturskog med höga naturvärden. Skogsavverkning och brist på grov död ved i skogen är de allvarligaste hoten och den överlever inte kalhyggesbruk. Lokaler med sluten granskog, tillräckligt stora för att säkerställa ett kontinuerligt tillskott på grova lågor, bör undantas från storskaligt skogsbruk. Vedtrappmossa är typisk art för </w:t>
-      </w:r>
-      <w:r>
-        <w:rPr>
-          <w:i/>
-        </w:rPr>
-        <w:t>9010 Taiga</w:t>
-      </w:r>
-      <w:r>
-        <w:t xml:space="preserve"> (SLU Artdatabanken, 2024).</w:t>
-      </w:r>
-    </w:p>
-    <w:p>
-      <w:r>
-        <w:rPr>
-          <w:b/>
-        </w:rPr>
-        <w:t>Violettgrå tagellav (NT)</w:t>
-      </w:r>
-      <w:r>
-        <w:t xml:space="preserve"> växer nästan uteslutande i gamla olikåldriga barrnaturskogar med lång skoglig kontinuitet och är en utmärkt signal på skog med höga naturvärden. Slutavverkning av tidigare aldrig slutavverkad skog (kontinuitetsskog) är det största hotet. Biotopen nyskapas i begränsad omfattning och barrskog äldre än 160 år, där den violettgrå tagellaven huvudsakligen påträffas har minskat med 50% de senaste 50 åren. Lågproduktiv skogsmark där laven förekommer bör undantas från skogsbruk och rika förekomster i äldre granskog bör skyddas. Arten är känslig för uttorkning och det är väsentligt att tillräckligt stora bestånd avsätts. Violettgrå tagellav är typisk art för </w:t>
-      </w:r>
-      <w:r>
-        <w:rPr>
-          <w:i/>
-        </w:rPr>
-        <w:t>9010 Taiga</w:t>
-      </w:r>
-      <w:r>
-        <w:t xml:space="preserve"> (SLU Artdatabanken, 2024; Nitare &amp; Skogsstyrelsen, 2019).</w:t>
-      </w:r>
-    </w:p>
-    <w:p>
-      <w:r>
-        <w:rPr>
-          <w:b/>
-        </w:rPr>
-        <w:t>Vitgrynig nållav (NT)</w:t>
-      </w:r>
-      <w:r>
-        <w:t xml:space="preserve"> växer nästan uteslutande på bark av gamla, senvuxna granar i skuggiga lägen med hög och jämn luftfuktighet. Den vanligaste naturtypen för arten är kontinuitetsskogar på frisk mark men den finns också i sumpgranskogar. På lång sikt utgör avverkningar av olikåldriga granskogar av naturskogskaraktär ett allvarligt hot mot arten och skogsbruksåtgärder på eller i närheten av växtplatserna bör undvikas. Naturskogsartade, fuktiga granskogar med förekomster av arten signalerar höga biologiska värden och bör bevaras (SLU Artdatabanken, 2024; Nitare &amp; Skogsstyrelsen, 2019).</w:t>
       </w:r>
     </w:p>
     <w:p>
@@ -1524,7 +1506,7 @@
     <w:r>
       <w:tab/>
       <w:tab/>
-      <w:t>2026-06-20</w:t>
+      <w:t>2026-06-21</w:t>
       <w:br/>
       <w:br/>
     </w:r>

--- a/tillsyn/A 21683-2026 tillsynsbegäran.docx
+++ b/tillsyn/A 21683-2026 tillsynsbegäran.docx
@@ -1506,7 +1506,7 @@
     <w:r>
       <w:tab/>
       <w:tab/>
-      <w:t>2026-06-21</w:t>
+      <w:t>2026-06-22</w:t>
       <w:br/>
       <w:br/>
     </w:r>

--- a/tillsyn/A 21683-2026 tillsynsbegäran.docx
+++ b/tillsyn/A 21683-2026 tillsynsbegäran.docx
@@ -1506,7 +1506,7 @@
     <w:r>
       <w:tab/>
       <w:tab/>
-      <w:t>2026-06-22</w:t>
+      <w:t>2026-06-23</w:t>
       <w:br/>
       <w:br/>
     </w:r>

--- a/tillsyn/A 21683-2026 tillsynsbegäran.docx
+++ b/tillsyn/A 21683-2026 tillsynsbegäran.docx
@@ -1506,7 +1506,7 @@
     <w:r>
       <w:tab/>
       <w:tab/>
-      <w:t>2026-06-23</w:t>
+      <w:t>2026-06-24</w:t>
       <w:br/>
       <w:br/>
     </w:r>

--- a/tillsyn/A 21683-2026 tillsynsbegäran.docx
+++ b/tillsyn/A 21683-2026 tillsynsbegäran.docx
@@ -1506,7 +1506,7 @@
     <w:r>
       <w:tab/>
       <w:tab/>
-      <w:t>2026-06-24</w:t>
+      <w:t>2026-06-25</w:t>
       <w:br/>
       <w:br/>
     </w:r>

--- a/tillsyn/A 21683-2026 tillsynsbegäran.docx
+++ b/tillsyn/A 21683-2026 tillsynsbegäran.docx
@@ -1506,7 +1506,7 @@
     <w:r>
       <w:tab/>
       <w:tab/>
-      <w:t>2026-06-25</w:t>
+      <w:t>2026-06-26</w:t>
       <w:br/>
       <w:br/>
     </w:r>

--- a/tillsyn/A 21683-2026 tillsynsbegäran.docx
+++ b/tillsyn/A 21683-2026 tillsynsbegäran.docx
@@ -1506,7 +1506,7 @@
     <w:r>
       <w:tab/>
       <w:tab/>
-      <w:t>2026-06-26</w:t>
+      <w:t>2026-06-27</w:t>
       <w:br/>
       <w:br/>
     </w:r>

--- a/tillsyn/A 21683-2026 tillsynsbegäran.docx
+++ b/tillsyn/A 21683-2026 tillsynsbegäran.docx
@@ -1506,7 +1506,7 @@
     <w:r>
       <w:tab/>
       <w:tab/>
-      <w:t>2026-06-27</w:t>
+      <w:t>2026-06-28</w:t>
       <w:br/>
       <w:br/>
     </w:r>

--- a/tillsyn/A 21683-2026 tillsynsbegäran.docx
+++ b/tillsyn/A 21683-2026 tillsynsbegäran.docx
@@ -1506,7 +1506,7 @@
     <w:r>
       <w:tab/>
       <w:tab/>
-      <w:t>2026-06-28</w:t>
+      <w:t>2026-06-29</w:t>
       <w:br/>
       <w:br/>
     </w:r>

--- a/tillsyn/A 21683-2026 tillsynsbegäran.docx
+++ b/tillsyn/A 21683-2026 tillsynsbegäran.docx
@@ -1506,7 +1506,7 @@
     <w:r>
       <w:tab/>
       <w:tab/>
-      <w:t>2026-06-29</w:t>
+      <w:t>2026-06-30</w:t>
       <w:br/>
       <w:br/>
     </w:r>

--- a/tillsyn/A 21683-2026 tillsynsbegäran.docx
+++ b/tillsyn/A 21683-2026 tillsynsbegäran.docx
@@ -1506,7 +1506,7 @@
     <w:r>
       <w:tab/>
       <w:tab/>
-      <w:t>2026-06-30</w:t>
+      <w:t>2026-07-01</w:t>
       <w:br/>
       <w:br/>
     </w:r>

--- a/tillsyn/A 21683-2026 tillsynsbegäran.docx
+++ b/tillsyn/A 21683-2026 tillsynsbegäran.docx
@@ -1506,7 +1506,7 @@
     <w:r>
       <w:tab/>
       <w:tab/>
-      <w:t>2026-07-01</w:t>
+      <w:t>2026-07-02</w:t>
       <w:br/>
       <w:br/>
     </w:r>

--- a/tillsyn/A 21683-2026 tillsynsbegäran.docx
+++ b/tillsyn/A 21683-2026 tillsynsbegäran.docx
@@ -1506,7 +1506,7 @@
     <w:r>
       <w:tab/>
       <w:tab/>
-      <w:t>2026-07-13</w:t>
+      <w:t>2026-07-14</w:t>
       <w:br/>
       <w:br/>
     </w:r>

--- a/tillsyn/A 21683-2026 tillsynsbegäran.docx
+++ b/tillsyn/A 21683-2026 tillsynsbegäran.docx
@@ -1506,7 +1506,7 @@
     <w:r>
       <w:tab/>
       <w:tab/>
-      <w:t>2026-07-14</w:t>
+      <w:t>2026-07-15</w:t>
       <w:br/>
       <w:br/>
     </w:r>

--- a/tillsyn/A 21683-2026 tillsynsbegäran.docx
+++ b/tillsyn/A 21683-2026 tillsynsbegäran.docx
@@ -1506,7 +1506,7 @@
     <w:r>
       <w:tab/>
       <w:tab/>
-      <w:t>2026-07-15</w:t>
+      <w:t>2026-07-16</w:t>
       <w:br/>
       <w:br/>
     </w:r>

--- a/tillsyn/A 21683-2026 tillsynsbegäran.docx
+++ b/tillsyn/A 21683-2026 tillsynsbegäran.docx
@@ -1506,7 +1506,7 @@
     <w:r>
       <w:tab/>
       <w:tab/>
-      <w:t>2026-07-16</w:t>
+      <w:t>2026-07-17</w:t>
       <w:br/>
       <w:br/>
     </w:r>

--- a/tillsyn/A 21683-2026 tillsynsbegäran.docx
+++ b/tillsyn/A 21683-2026 tillsynsbegäran.docx
@@ -1506,7 +1506,7 @@
     <w:r>
       <w:tab/>
       <w:tab/>
-      <w:t>2026-07-17</w:t>
+      <w:t>2026-07-18</w:t>
       <w:br/>
       <w:br/>
     </w:r>

--- a/tillsyn/A 21683-2026 tillsynsbegäran.docx
+++ b/tillsyn/A 21683-2026 tillsynsbegäran.docx
@@ -22,7 +22,7 @@
       <w:r>
         <w:drawing>
           <wp:inline xmlns:a="http://schemas.openxmlformats.org/drawingml/2006/main" xmlns:pic="http://schemas.openxmlformats.org/drawingml/2006/picture">
-            <wp:extent cx="5486400" cy="5495341"/>
+            <wp:extent cx="5486400" cy="5506109"/>
             <wp:docPr id="1" name="Picture 1"/>
             <wp:cNvGraphicFramePr>
               <a:graphicFrameLocks noChangeAspect="1"/>
@@ -43,7 +43,7 @@
                   <pic:spPr>
                     <a:xfrm>
                       <a:off x="0" y="0"/>
-                      <a:ext cx="5486400" cy="5495341"/>
+                      <a:ext cx="5486400" cy="5506109"/>
                     </a:xfrm>
                     <a:prstGeom prst="rect"/>
                   </pic:spPr>
@@ -1506,7 +1506,7 @@
     <w:r>
       <w:tab/>
       <w:tab/>
-      <w:t>2026-07-18</w:t>
+      <w:t>2026-07-19</w:t>
       <w:br/>
       <w:br/>
     </w:r>

--- a/tillsyn/A 21683-2026 tillsynsbegäran.docx
+++ b/tillsyn/A 21683-2026 tillsynsbegäran.docx
@@ -1506,7 +1506,7 @@
     <w:r>
       <w:tab/>
       <w:tab/>
-      <w:t>2026-07-19</w:t>
+      <w:t>2026-07-20</w:t>
       <w:br/>
       <w:br/>
     </w:r>

--- a/tillsyn/A 21683-2026 tillsynsbegäran.docx
+++ b/tillsyn/A 21683-2026 tillsynsbegäran.docx
@@ -1506,7 +1506,7 @@
     <w:r>
       <w:tab/>
       <w:tab/>
-      <w:t>2026-07-20</w:t>
+      <w:t>2026-07-21</w:t>
       <w:br/>
       <w:br/>
     </w:r>

--- a/tillsyn/A 21683-2026 tillsynsbegäran.docx
+++ b/tillsyn/A 21683-2026 tillsynsbegäran.docx
@@ -1506,7 +1506,7 @@
     <w:r>
       <w:tab/>
       <w:tab/>
-      <w:t>2026-07-21</w:t>
+      <w:t>2026-07-22</w:t>
       <w:br/>
       <w:br/>
     </w:r>

--- a/tillsyn/A 21683-2026 tillsynsbegäran.docx
+++ b/tillsyn/A 21683-2026 tillsynsbegäran.docx
@@ -1506,7 +1506,7 @@
     <w:r>
       <w:tab/>
       <w:tab/>
-      <w:t>2026-07-22</w:t>
+      <w:t>2026-07-23</w:t>
       <w:br/>
       <w:br/>
     </w:r>

--- a/tillsyn/A 21683-2026 tillsynsbegäran.docx
+++ b/tillsyn/A 21683-2026 tillsynsbegäran.docx
@@ -1506,7 +1506,7 @@
     <w:r>
       <w:tab/>
       <w:tab/>
-      <w:t>2026-07-23</w:t>
+      <w:t>2026-07-24</w:t>
       <w:br/>
       <w:br/>
     </w:r>

--- a/tillsyn/A 21683-2026 tillsynsbegäran.docx
+++ b/tillsyn/A 21683-2026 tillsynsbegäran.docx
@@ -1506,7 +1506,7 @@
     <w:r>
       <w:tab/>
       <w:tab/>
-      <w:t>2026-07-24</w:t>
+      <w:t>2026-07-25</w:t>
       <w:br/>
       <w:br/>
     </w:r>

--- a/tillsyn/A 21683-2026 tillsynsbegäran.docx
+++ b/tillsyn/A 21683-2026 tillsynsbegäran.docx
@@ -1506,7 +1506,7 @@
     <w:r>
       <w:tab/>
       <w:tab/>
-      <w:t>2026-07-25</w:t>
+      <w:t>2026-07-26</w:t>
       <w:br/>
       <w:br/>
     </w:r>

--- a/tillsyn/A 21683-2026 tillsynsbegäran.docx
+++ b/tillsyn/A 21683-2026 tillsynsbegäran.docx
@@ -1506,7 +1506,7 @@
     <w:r>
       <w:tab/>
       <w:tab/>
-      <w:t>2026-07-26</w:t>
+      <w:t>2026-07-27</w:t>
       <w:br/>
       <w:br/>
     </w:r>

--- a/tillsyn/A 21683-2026 tillsynsbegäran.docx
+++ b/tillsyn/A 21683-2026 tillsynsbegäran.docx
@@ -1506,7 +1506,7 @@
     <w:r>
       <w:tab/>
       <w:tab/>
-      <w:t>2026-07-27</w:t>
+      <w:t>2026-07-28</w:t>
       <w:br/>
       <w:br/>
     </w:r>

--- a/tillsyn/A 21683-2026 tillsynsbegäran.docx
+++ b/tillsyn/A 21683-2026 tillsynsbegäran.docx
@@ -1506,7 +1506,7 @@
     <w:r>
       <w:tab/>
       <w:tab/>
-      <w:t>2026-07-28</w:t>
+      <w:t>2026-07-29</w:t>
       <w:br/>
       <w:br/>
     </w:r>

--- a/tillsyn/A 21683-2026 tillsynsbegäran.docx
+++ b/tillsyn/A 21683-2026 tillsynsbegäran.docx
@@ -1506,7 +1506,7 @@
     <w:r>
       <w:tab/>
       <w:tab/>
-      <w:t>2026-07-29</w:t>
+      <w:t>2026-07-30</w:t>
       <w:br/>
       <w:br/>
     </w:r>

--- a/tillsyn/A 21683-2026 tillsynsbegäran.docx
+++ b/tillsyn/A 21683-2026 tillsynsbegäran.docx
@@ -1506,7 +1506,7 @@
     <w:r>
       <w:tab/>
       <w:tab/>
-      <w:t>2026-07-30</w:t>
+      <w:t>2026-07-31</w:t>
       <w:br/>
       <w:br/>
     </w:r>

--- a/tillsyn/A 21683-2026 tillsynsbegäran.docx
+++ b/tillsyn/A 21683-2026 tillsynsbegäran.docx
@@ -1506,7 +1506,7 @@
     <w:r>
       <w:tab/>
       <w:tab/>
-      <w:t>2026-07-31</w:t>
+      <w:t>2026-08-01</w:t>
       <w:br/>
       <w:br/>
     </w:r>

--- a/tillsyn/A 21683-2026 tillsynsbegäran.docx
+++ b/tillsyn/A 21683-2026 tillsynsbegäran.docx
@@ -1506,7 +1506,7 @@
     <w:r>
       <w:tab/>
       <w:tab/>
-      <w:t>2026-08-01</w:t>
+      <w:t>2026-08-02</w:t>
       <w:br/>
       <w:br/>
     </w:r>

--- a/tillsyn/A 21683-2026 tillsynsbegäran.docx
+++ b/tillsyn/A 21683-2026 tillsynsbegäran.docx
@@ -1506,7 +1506,7 @@
     <w:r>
       <w:tab/>
       <w:tab/>
-      <w:t>2026-08-02</w:t>
+      <w:t>2026-08-03</w:t>
       <w:br/>
       <w:br/>
     </w:r>

--- a/tillsyn/A 21683-2026 tillsynsbegäran.docx
+++ b/tillsyn/A 21683-2026 tillsynsbegäran.docx
@@ -1506,7 +1506,7 @@
     <w:r>
       <w:tab/>
       <w:tab/>
-      <w:t>2026-08-03</w:t>
+      <w:t>2026-08-05</w:t>
       <w:br/>
       <w:br/>
     </w:r>

--- a/tillsyn/A 21683-2026 tillsynsbegäran.docx
+++ b/tillsyn/A 21683-2026 tillsynsbegäran.docx
@@ -1506,7 +1506,7 @@
     <w:r>
       <w:tab/>
       <w:tab/>
-      <w:t>2026-08-05</w:t>
+      <w:t>2026-08-07</w:t>
       <w:br/>
       <w:br/>
     </w:r>

--- a/tillsyn/A 21683-2026 tillsynsbegäran.docx
+++ b/tillsyn/A 21683-2026 tillsynsbegäran.docx
@@ -1506,7 +1506,7 @@
     <w:r>
       <w:tab/>
       <w:tab/>
-      <w:t>2026-08-07</w:t>
+      <w:t>2026-08-08</w:t>
       <w:br/>
       <w:br/>
     </w:r>

--- a/tillsyn/A 21683-2026 tillsynsbegäran.docx
+++ b/tillsyn/A 21683-2026 tillsynsbegäran.docx
@@ -60,7 +60,7 @@
         <w:spacing w:after="240"/>
       </w:pPr>
       <w:r>
-        <w:t>Figur 1. Fyndplatser för naturvårdsarter i och inom 8 meter från avverkningsanmälan. Markörer utan svart kant är placerade på fyndplatsen. Markörer med svart kant är placerade vid sidan av fyndplatsen har ett svart streck som visar fyndplatsens exakta position. Kartans mittpunktskoordinat är N 6760452, E 403687 i SWEREF 99 TM.</w:t>
+        <w:t>Figur 1. Fyndplatser för naturvårdsarter i och inom 8 meter från avverkningsanmälan. Markörer utan svart kant är placerade på fyndplatsen. Markörer med svart kant är placerade vid sidan av fyndplatsen och har ett svart streck som visar fyndplatsens exakta position. Kartans mittpunktskoordinat är N 6760452, E 403687 i SWEREF 99 TM.</w:t>
       </w:r>
     </w:p>
     <w:p>
@@ -1506,7 +1506,7 @@
     <w:r>
       <w:tab/>
       <w:tab/>
-      <w:t>2026-08-14</w:t>
+      <w:t>2026-08-15</w:t>
       <w:br/>
       <w:br/>
     </w:r>

--- a/tillsyn/A 21683-2026 tillsynsbegäran.docx
+++ b/tillsyn/A 21683-2026 tillsynsbegäran.docx
@@ -1506,7 +1506,7 @@
     <w:r>
       <w:tab/>
       <w:tab/>
-      <w:t>2026-08-15</w:t>
+      <w:t>2026-08-16</w:t>
       <w:br/>
       <w:br/>
     </w:r>

--- a/tillsyn/A 21683-2026 tillsynsbegäran.docx
+++ b/tillsyn/A 21683-2026 tillsynsbegäran.docx
@@ -1506,7 +1506,7 @@
     <w:r>
       <w:tab/>
       <w:tab/>
-      <w:t>2026-08-16</w:t>
+      <w:t>2026-08-17</w:t>
       <w:br/>
       <w:br/>
     </w:r>

--- a/tillsyn/A 21683-2026 tillsynsbegäran.docx
+++ b/tillsyn/A 21683-2026 tillsynsbegäran.docx
@@ -1506,7 +1506,7 @@
     <w:r>
       <w:tab/>
       <w:tab/>
-      <w:t>2026-08-17</w:t>
+      <w:t>2026-08-18</w:t>
       <w:br/>
       <w:br/>
     </w:r>

--- a/tillsyn/A 21683-2026 tillsynsbegäran.docx
+++ b/tillsyn/A 21683-2026 tillsynsbegäran.docx
@@ -1506,7 +1506,7 @@
     <w:r>
       <w:tab/>
       <w:tab/>
-      <w:t>2026-08-18</w:t>
+      <w:t>2026-08-19</w:t>
       <w:br/>
       <w:br/>
     </w:r>

--- a/tillsyn/A 21683-2026 tillsynsbegäran.docx
+++ b/tillsyn/A 21683-2026 tillsynsbegäran.docx
@@ -1506,7 +1506,7 @@
     <w:r>
       <w:tab/>
       <w:tab/>
-      <w:t>2026-08-19</w:t>
+      <w:t>2026-08-20</w:t>
       <w:br/>
       <w:br/>
     </w:r>

--- a/tillsyn/A 21683-2026 tillsynsbegäran.docx
+++ b/tillsyn/A 21683-2026 tillsynsbegäran.docx
@@ -1506,7 +1506,7 @@
     <w:r>
       <w:tab/>
       <w:tab/>
-      <w:t>2026-08-20</w:t>
+      <w:t>2026-08-21</w:t>
       <w:br/>
       <w:br/>
     </w:r>

--- a/tillsyn/A 21683-2026 tillsynsbegäran.docx
+++ b/tillsyn/A 21683-2026 tillsynsbegäran.docx
@@ -1506,7 +1506,7 @@
     <w:r>
       <w:tab/>
       <w:tab/>
-      <w:t>2026-08-21</w:t>
+      <w:t>2026-08-22</w:t>
       <w:br/>
       <w:br/>
     </w:r>

--- a/tillsyn/A 21683-2026 tillsynsbegäran.docx
+++ b/tillsyn/A 21683-2026 tillsynsbegäran.docx
@@ -1506,7 +1506,7 @@
     <w:r>
       <w:tab/>
       <w:tab/>
-      <w:t>2026-08-22</w:t>
+      <w:t>2026-08-23</w:t>
       <w:br/>
       <w:br/>
     </w:r>

--- a/tillsyn/A 21683-2026 tillsynsbegäran.docx
+++ b/tillsyn/A 21683-2026 tillsynsbegäran.docx
@@ -1506,7 +1506,7 @@
     <w:r>
       <w:tab/>
       <w:tab/>
-      <w:t>2026-08-23</w:t>
+      <w:t>2026-08-24</w:t>
       <w:br/>
       <w:br/>
     </w:r>

--- a/tillsyn/A 21683-2026 tillsynsbegäran.docx
+++ b/tillsyn/A 21683-2026 tillsynsbegäran.docx
@@ -1506,7 +1506,7 @@
     <w:r>
       <w:tab/>
       <w:tab/>
-      <w:t>2026-08-24</w:t>
+      <w:t>2026-08-25</w:t>
       <w:br/>
       <w:br/>
     </w:r>

--- a/tillsyn/A 21683-2026 tillsynsbegäran.docx
+++ b/tillsyn/A 21683-2026 tillsynsbegäran.docx
@@ -1506,7 +1506,7 @@
     <w:r>
       <w:tab/>
       <w:tab/>
-      <w:t>2026-08-25</w:t>
+      <w:t>2026-08-26</w:t>
       <w:br/>
       <w:br/>
     </w:r>

--- a/tillsyn/A 21683-2026 tillsynsbegäran.docx
+++ b/tillsyn/A 21683-2026 tillsynsbegäran.docx
@@ -1506,7 +1506,7 @@
     <w:r>
       <w:tab/>
       <w:tab/>
-      <w:t>2026-08-26</w:t>
+      <w:t>2026-08-27</w:t>
       <w:br/>
       <w:br/>
     </w:r>

--- a/tillsyn/A 21683-2026 tillsynsbegäran.docx
+++ b/tillsyn/A 21683-2026 tillsynsbegäran.docx
@@ -1506,7 +1506,7 @@
     <w:r>
       <w:tab/>
       <w:tab/>
-      <w:t>2026-08-27</w:t>
+      <w:t>2026-08-28</w:t>
       <w:br/>
       <w:br/>
     </w:r>

--- a/tillsyn/A 21683-2026 tillsynsbegäran.docx
+++ b/tillsyn/A 21683-2026 tillsynsbegäran.docx
@@ -1506,7 +1506,7 @@
     <w:r>
       <w:tab/>
       <w:tab/>
-      <w:t>2026-08-28</w:t>
+      <w:t>2026-08-29</w:t>
       <w:br/>
       <w:br/>
     </w:r>

--- a/tillsyn/A 21683-2026 tillsynsbegäran.docx
+++ b/tillsyn/A 21683-2026 tillsynsbegäran.docx
@@ -1506,7 +1506,7 @@
     <w:r>
       <w:tab/>
       <w:tab/>
-      <w:t>2026-08-29</w:t>
+      <w:t>2026-08-31</w:t>
       <w:br/>
       <w:br/>
     </w:r>

--- a/tillsyn/A 21683-2026 tillsynsbegäran.docx
+++ b/tillsyn/A 21683-2026 tillsynsbegäran.docx
@@ -1506,7 +1506,7 @@
     <w:r>
       <w:tab/>
       <w:tab/>
-      <w:t>2026-08-31</w:t>
+      <w:t>2026-09-01</w:t>
       <w:br/>
       <w:br/>
     </w:r>

--- a/tillsyn/A 21683-2026 tillsynsbegäran.docx
+++ b/tillsyn/A 21683-2026 tillsynsbegäran.docx
@@ -1506,7 +1506,7 @@
     <w:r>
       <w:tab/>
       <w:tab/>
-      <w:t>2026-09-01</w:t>
+      <w:t>2026-09-02</w:t>
       <w:br/>
       <w:br/>
     </w:r>

--- a/tillsyn/A 21683-2026 tillsynsbegäran.docx
+++ b/tillsyn/A 21683-2026 tillsynsbegäran.docx
@@ -1506,7 +1506,7 @@
     <w:r>
       <w:tab/>
       <w:tab/>
-      <w:t>2026-09-02</w:t>
+      <w:t>2026-09-03</w:t>
       <w:br/>
       <w:br/>
     </w:r>

--- a/tillsyn/A 21683-2026 tillsynsbegäran.docx
+++ b/tillsyn/A 21683-2026 tillsynsbegäran.docx
@@ -1506,7 +1506,7 @@
     <w:r>
       <w:tab/>
       <w:tab/>
-      <w:t>2026-09-03</w:t>
+      <w:t>2026-09-04</w:t>
       <w:br/>
       <w:br/>
     </w:r>

--- a/tillsyn/A 21683-2026 tillsynsbegäran.docx
+++ b/tillsyn/A 21683-2026 tillsynsbegäran.docx
@@ -1506,7 +1506,7 @@
     <w:r>
       <w:tab/>
       <w:tab/>
-      <w:t>2026-09-04</w:t>
+      <w:t>2026-09-05</w:t>
       <w:br/>
       <w:br/>
     </w:r>

--- a/tillsyn/A 21683-2026 tillsynsbegäran.docx
+++ b/tillsyn/A 21683-2026 tillsynsbegäran.docx
@@ -1506,7 +1506,7 @@
     <w:r>
       <w:tab/>
       <w:tab/>
-      <w:t>2026-09-05</w:t>
+      <w:t>2026-09-06</w:t>
       <w:br/>
       <w:br/>
     </w:r>

--- a/tillsyn/A 21683-2026 tillsynsbegäran.docx
+++ b/tillsyn/A 21683-2026 tillsynsbegäran.docx
@@ -1506,7 +1506,7 @@
     <w:r>
       <w:tab/>
       <w:tab/>
-      <w:t>2026-09-06</w:t>
+      <w:t>2026-09-07</w:t>
       <w:br/>
       <w:br/>
     </w:r>

--- a/tillsyn/A 21683-2026 tillsynsbegäran.docx
+++ b/tillsyn/A 21683-2026 tillsynsbegäran.docx
@@ -1506,7 +1506,7 @@
     <w:r>
       <w:tab/>
       <w:tab/>
-      <w:t>2026-09-07</w:t>
+      <w:t>2026-09-08</w:t>
       <w:br/>
       <w:br/>
     </w:r>

--- a/tillsyn/A 21683-2026 tillsynsbegäran.docx
+++ b/tillsyn/A 21683-2026 tillsynsbegäran.docx
@@ -1506,7 +1506,7 @@
     <w:r>
       <w:tab/>
       <w:tab/>
-      <w:t>2026-09-08</w:t>
+      <w:t>2026-09-09</w:t>
       <w:br/>
       <w:br/>
     </w:r>

--- a/tillsyn/A 21683-2026 tillsynsbegäran.docx
+++ b/tillsyn/A 21683-2026 tillsynsbegäran.docx
@@ -1506,7 +1506,7 @@
     <w:r>
       <w:tab/>
       <w:tab/>
-      <w:t>2026-09-09</w:t>
+      <w:t>2026-09-10</w:t>
       <w:br/>
       <w:br/>
     </w:r>

--- a/tillsyn/A 21683-2026 tillsynsbegäran.docx
+++ b/tillsyn/A 21683-2026 tillsynsbegäran.docx
@@ -1506,7 +1506,7 @@
     <w:r>
       <w:tab/>
       <w:tab/>
-      <w:t>2026-09-10</w:t>
+      <w:t>2026-09-11</w:t>
       <w:br/>
       <w:br/>
     </w:r>

--- a/tillsyn/A 21683-2026 tillsynsbegäran.docx
+++ b/tillsyn/A 21683-2026 tillsynsbegäran.docx
@@ -1506,7 +1506,7 @@
     <w:r>
       <w:tab/>
       <w:tab/>
-      <w:t>2026-09-11</w:t>
+      <w:t>2026-09-12</w:t>
       <w:br/>
       <w:br/>
     </w:r>

--- a/tillsyn/A 21683-2026 tillsynsbegäran.docx
+++ b/tillsyn/A 21683-2026 tillsynsbegäran.docx
@@ -1506,7 +1506,7 @@
     <w:r>
       <w:tab/>
       <w:tab/>
-      <w:t>2026-09-12</w:t>
+      <w:t>2026-09-13</w:t>
       <w:br/>
       <w:br/>
     </w:r>
